--- a/docs/manual/LAZRIBBON_MANUAL.docx
+++ b/docs/manual/LAZRIBBON_MANUAL.docx
@@ -57,7 +57,7 @@
               <w:rPr>
                 <w:b w:val="0"/>
               </w:rPr>
-              <w:t>Target: LazRibbon 2.1.4 | Lazarus 4.8 | Generated from repository documentation</w:t>
+              <w:t>Target: LazRibbon 2.1.10 | Lazarus 4.8 | Generated from repository documentation</w:t>
             </w:r>
           </w:p>
         </w:tc>
@@ -74,7 +74,7 @@
     </w:p>
     <w:p>
       <w:r>
-        <w:t>Target: LazRibbon 2.1.4, Lazarus 4.8.</w:t>
+        <w:t>Target: LazRibbon 2.1.10, Lazarus 4.8.</w:t>
       </w:r>
     </w:p>
     <w:p>
@@ -510,7 +510,7 @@
         <w:pStyle w:val="CodeBlock"/>
       </w:pPr>
       <w:r>
-        <w:t>powershell -ExecutionPolicy Bypass -File tools\verify_release_candidate.ps1 -Version 2.1.4 -ReleaseVersion 2.1.4 -OutputDirectory D:\Ribbon4Lazarus\Releases</w:t>
+        <w:t>powershell -ExecutionPolicy Bypass -File tools\verify_release_candidate.ps1 -Version 2.1.10 -ReleaseVersion 2.1.10 -OutputDirectory D:\Ribbon4Lazarus\Releases</w:t>
       </w:r>
     </w:p>
     <w:p>
@@ -1182,6 +1182,294 @@
     </w:p>
     <w:p>
       <w:pPr>
+        <w:pStyle w:val="Heading3"/>
+      </w:pPr>
+      <w:r>
+        <w:t>Appearance workflow</w:t>
+      </w:r>
+    </w:p>
+    <w:p>
+      <w:r>
+        <w:t xml:space="preserve">For new projects, treat </w:t>
+      </w:r>
+      <w:r>
+        <w:rPr>
+          <w:rFonts w:ascii="Consolas" w:hAnsi="Consolas"/>
+          <w:sz w:val="19"/>
+        </w:rPr>
+        <w:t>TLazRibbonSkinManager</w:t>
+      </w:r>
+      <w:r>
+        <w:t xml:space="preserve"> as the owner of visual style. </w:t>
+      </w:r>
+      <w:r>
+        <w:rPr>
+          <w:rFonts w:ascii="Consolas" w:hAnsi="Consolas"/>
+          <w:sz w:val="19"/>
+        </w:rPr>
+        <w:t>TLazRibbon.RibbonAppearance</w:t>
+      </w:r>
+      <w:r>
+        <w:t xml:space="preserve"> is kept for internal rendering and legacy </w:t>
+      </w:r>
+      <w:r>
+        <w:rPr>
+          <w:rFonts w:ascii="Consolas" w:hAnsi="Consolas"/>
+          <w:sz w:val="19"/>
+        </w:rPr>
+        <w:t>.lfm</w:t>
+      </w:r>
+      <w:r>
+        <w:t xml:space="preserve"> compatibility, but it is hidden from the normal Object Inspector workflow.</w:t>
+      </w:r>
+    </w:p>
+    <w:p>
+      <w:r>
+        <w:t>Use this order when building a distributable Office-like interface:</w:t>
+      </w:r>
+    </w:p>
+    <w:p>
+      <w:pPr>
+        <w:pStyle w:val="ListNumber"/>
+      </w:pPr>
+      <w:r>
+        <w:t xml:space="preserve">Create or select a skin in </w:t>
+      </w:r>
+      <w:r>
+        <w:rPr>
+          <w:rFonts w:ascii="Consolas" w:hAnsi="Consolas"/>
+          <w:sz w:val="19"/>
+        </w:rPr>
+        <w:t>TLazRibbonSkinManager</w:t>
+      </w:r>
+      <w:r>
+        <w:t>.</w:t>
+      </w:r>
+    </w:p>
+    <w:p>
+      <w:pPr>
+        <w:pStyle w:val="ListNumber"/>
+      </w:pPr>
+      <w:r>
+        <w:t>Assign the manager to the Ribbon and BackStage components.</w:t>
+      </w:r>
+    </w:p>
+    <w:p>
+      <w:pPr>
+        <w:pStyle w:val="ListNumber"/>
+      </w:pPr>
+      <w:r>
+        <w:t>Use the Skin Manager component editor or the standalone Skin Editor to edit</w:t>
+      </w:r>
+    </w:p>
+    <w:p>
+      <w:r>
+        <w:t xml:space="preserve">the complete </w:t>
+      </w:r>
+      <w:r>
+        <w:rPr>
+          <w:rFonts w:ascii="Consolas" w:hAnsi="Consolas"/>
+          <w:sz w:val="19"/>
+        </w:rPr>
+        <w:t>Appearance</w:t>
+      </w:r>
+      <w:r>
+        <w:t>.</w:t>
+      </w:r>
+    </w:p>
+    <w:p>
+      <w:pPr>
+        <w:pStyle w:val="ListNumber"/>
+      </w:pPr>
+      <w:r>
+        <w:t xml:space="preserve">Save the result as a self-contained </w:t>
+      </w:r>
+      <w:r>
+        <w:rPr>
+          <w:rFonts w:ascii="Consolas" w:hAnsi="Consolas"/>
+          <w:sz w:val="19"/>
+        </w:rPr>
+        <w:t>.skin</w:t>
+      </w:r>
+      <w:r>
+        <w:t xml:space="preserve"> file when the application should</w:t>
+      </w:r>
+    </w:p>
+    <w:p>
+      <w:r>
+        <w:t>load the visual style outside the IDE.</w:t>
+      </w:r>
+    </w:p>
+    <w:p>
+      <w:pPr>
+        <w:pStyle w:val="ListNumber"/>
+      </w:pPr>
+      <w:r>
+        <w:t>Use the Skin Editor validation page to check identity, embedded icons,</w:t>
+      </w:r>
+    </w:p>
+    <w:p>
+      <w:r>
+        <w:t>base differences and contrast before shipping.</w:t>
+      </w:r>
+    </w:p>
+    <w:p>
+      <w:r>
+        <w:t xml:space="preserve">In the standalone Skin Editor, file operations belong to the </w:t>
+      </w:r>
+      <w:r>
+        <w:rPr>
+          <w:rFonts w:ascii="Consolas" w:hAnsi="Consolas"/>
+          <w:sz w:val="19"/>
+        </w:rPr>
+        <w:t>Arquivo</w:t>
+      </w:r>
+      <w:r>
+        <w:t xml:space="preserve"> BackStage surface. Use </w:t>
+      </w:r>
+      <w:r>
+        <w:rPr>
+          <w:rFonts w:ascii="Consolas" w:hAnsi="Consolas"/>
+          <w:sz w:val="19"/>
+        </w:rPr>
+        <w:t>Arquivo &gt; Nova skin...</w:t>
+      </w:r>
+      <w:r>
+        <w:t xml:space="preserve"> to choose the base skin, destination folder and generated </w:t>
+      </w:r>
+      <w:r>
+        <w:rPr>
+          <w:rFonts w:ascii="Consolas" w:hAnsi="Consolas"/>
+          <w:sz w:val="19"/>
+        </w:rPr>
+        <w:t>.skin</w:t>
+      </w:r>
+      <w:r>
+        <w:t xml:space="preserve"> file; after creation, </w:t>
+      </w:r>
+      <w:r>
+        <w:rPr>
+          <w:rFonts w:ascii="Consolas" w:hAnsi="Consolas"/>
+          <w:sz w:val="19"/>
+        </w:rPr>
+        <w:t>Arquivo &gt; Salvar</w:t>
+      </w:r>
+      <w:r>
+        <w:t xml:space="preserve"> writes to that file directly. The visible Ribbon is reserved for base selection, detailed Appearance tools and preview samples.</w:t>
+      </w:r>
+    </w:p>
+    <w:p>
+      <w:r>
+        <w:t xml:space="preserve">The recommended editing path is the simple palette first: identity, Ribbon colors, BackStage colors and validation. Use </w:t>
+      </w:r>
+      <w:r>
+        <w:rPr>
+          <w:rFonts w:ascii="Consolas" w:hAnsi="Consolas"/>
+          <w:sz w:val="19"/>
+        </w:rPr>
+        <w:t>5 Ajuste avancado</w:t>
+      </w:r>
+      <w:r>
+        <w:t xml:space="preserve"> only when the skin needs detailed control over fonts, gradients, item states or menu/popup properties that are not covered by the palette pages.</w:t>
+      </w:r>
+    </w:p>
+    <w:p>
+      <w:r>
+        <w:t xml:space="preserve">In </w:t>
+      </w:r>
+      <w:r>
+        <w:rPr>
+          <w:rFonts w:ascii="Consolas" w:hAnsi="Consolas"/>
+          <w:sz w:val="19"/>
+        </w:rPr>
+        <w:t>5 Ajuste avancado</w:t>
+      </w:r>
+      <w:r>
+        <w:t>, the base comparison summary is also a navigator. Click a changed property in the differences list to select the same property in the main Appearance inspector; double-click it to open the property editor.</w:t>
+      </w:r>
+    </w:p>
+    <w:p>
+      <w:pPr>
+        <w:pStyle w:val="Heading2"/>
+      </w:pPr>
+      <w:r>
+        <w:t>5.1 Workbench CRUD Demo</w:t>
+      </w:r>
+    </w:p>
+    <w:p>
+      <w:r>
+        <w:rPr>
+          <w:rFonts w:ascii="Consolas" w:hAnsi="Consolas"/>
+          <w:sz w:val="19"/>
+        </w:rPr>
+        <w:t>demos/workbench_crud/project1.lpi</w:t>
+      </w:r>
+      <w:r>
+        <w:t xml:space="preserve"> is the recommended integrated sample for application developers. It shows a normal administrative screen composed with </w:t>
+      </w:r>
+      <w:r>
+        <w:rPr>
+          <w:rFonts w:ascii="Consolas" w:hAnsi="Consolas"/>
+          <w:sz w:val="19"/>
+        </w:rPr>
+        <w:t>TLazRibbonForm</w:t>
+      </w:r>
+      <w:r>
+        <w:t xml:space="preserve">, </w:t>
+      </w:r>
+      <w:r>
+        <w:rPr>
+          <w:rFonts w:ascii="Consolas" w:hAnsi="Consolas"/>
+          <w:sz w:val="19"/>
+        </w:rPr>
+        <w:t>TLazRibbon</w:t>
+      </w:r>
+      <w:r>
+        <w:t xml:space="preserve">, Quick Access Toolbar, BackStage, recent files, </w:t>
+      </w:r>
+      <w:r>
+        <w:rPr>
+          <w:rFonts w:ascii="Consolas" w:hAnsi="Consolas"/>
+          <w:sz w:val="19"/>
+        </w:rPr>
+        <w:t>TLazRibbonSkinManager</w:t>
+      </w:r>
+      <w:r>
+        <w:t xml:space="preserve">, </w:t>
+      </w:r>
+      <w:r>
+        <w:rPr>
+          <w:rFonts w:ascii="Consolas" w:hAnsi="Consolas"/>
+          <w:sz w:val="19"/>
+        </w:rPr>
+        <w:t>TLazRibbonSkinGalleryItem</w:t>
+      </w:r>
+      <w:r>
+        <w:t xml:space="preserve">, </w:t>
+      </w:r>
+      <w:r>
+        <w:rPr>
+          <w:rFonts w:ascii="Consolas" w:hAnsi="Consolas"/>
+          <w:sz w:val="19"/>
+        </w:rPr>
+        <w:t>TLazRibbonPopupMenu</w:t>
+      </w:r>
+      <w:r>
+        <w:t xml:space="preserve"> and ordinary LCL controls such as </w:t>
+      </w:r>
+      <w:r>
+        <w:rPr>
+          <w:rFonts w:ascii="Consolas" w:hAnsi="Consolas"/>
+          <w:sz w:val="19"/>
+        </w:rPr>
+        <w:t>TStringGrid</w:t>
+      </w:r>
+      <w:r>
+        <w:t>, edits, combo boxes and buttons. Use it to understand how the Ribbon shell and the client area should be connected in a real CRUD/workbench application.</w:t>
+      </w:r>
+    </w:p>
+    <w:p>
+      <w:pPr>
         <w:pStyle w:val="Heading2"/>
       </w:pPr>
       <w:r>
@@ -6154,7 +6442,7 @@
         <w:pStyle w:val="CodeBlock"/>
       </w:pPr>
       <w:r>
-        <w:t>powershell -ExecutionPolicy Bypass -File tools\check_project_consistency.ps1 -ExpectedVersion 2.1.4</w:t>
+        <w:t>powershell -ExecutionPolicy Bypass -File tools\check_project_consistency.ps1 -ExpectedVersion 2.1.10</w:t>
       </w:r>
     </w:p>
     <w:sectPr>
@@ -6180,7 +6468,7 @@
         <w:color w:val="555555"/>
         <w:sz w:val="18"/>
       </w:rPr>
-      <w:t>LazRibbon 2.1.4</w:t>
+      <w:t>LazRibbon 2.1.10</w:t>
     </w:r>
   </w:p>
 </w:ftr>

--- a/docs/manual/LAZRIBBON_MANUAL.docx
+++ b/docs/manual/LAZRIBBON_MANUAL.docx
@@ -57,7 +57,7 @@
               <w:rPr>
                 <w:b w:val="0"/>
               </w:rPr>
-              <w:t>Target: LazRibbon 2.1.10 | Lazarus 4.8 | Generated from repository documentation</w:t>
+              <w:t>Target: LazRibbon 2.1.11 | Lazarus 4.8 | Generated from repository documentation</w:t>
             </w:r>
           </w:p>
         </w:tc>
@@ -74,7 +74,7 @@
     </w:p>
     <w:p>
       <w:r>
-        <w:t>Target: LazRibbon 2.1.10, Lazarus 4.8.</w:t>
+        <w:t>Target: LazRibbon 2.1.11, Lazarus 4.8.</w:t>
       </w:r>
     </w:p>
     <w:p>
@@ -510,7 +510,7 @@
         <w:pStyle w:val="CodeBlock"/>
       </w:pPr>
       <w:r>
-        <w:t>powershell -ExecutionPolicy Bypass -File tools\verify_release_candidate.ps1 -Version 2.1.10 -ReleaseVersion 2.1.10 -OutputDirectory D:\Ribbon4Lazarus\Releases</w:t>
+        <w:t>powershell -ExecutionPolicy Bypass -File tools\verify_release_candidate.ps1 -Version 2.1.11 -ReleaseVersion 2.1.11 -OutputDirectory D:\Ribbon4Lazarus\Releases</w:t>
       </w:r>
     </w:p>
     <w:p>
@@ -6442,7 +6442,7 @@
         <w:pStyle w:val="CodeBlock"/>
       </w:pPr>
       <w:r>
-        <w:t>powershell -ExecutionPolicy Bypass -File tools\check_project_consistency.ps1 -ExpectedVersion 2.1.10</w:t>
+        <w:t>powershell -ExecutionPolicy Bypass -File tools\check_project_consistency.ps1 -ExpectedVersion 2.1.11</w:t>
       </w:r>
     </w:p>
     <w:sectPr>
@@ -6468,7 +6468,7 @@
         <w:color w:val="555555"/>
         <w:sz w:val="18"/>
       </w:rPr>
-      <w:t>LazRibbon 2.1.10</w:t>
+      <w:t>LazRibbon 2.1.11</w:t>
     </w:r>
   </w:p>
 </w:ftr>

--- a/docs/manual/LAZRIBBON_MANUAL.docx
+++ b/docs/manual/LAZRIBBON_MANUAL.docx
@@ -57,7 +57,7 @@
               <w:rPr>
                 <w:b w:val="0"/>
               </w:rPr>
-              <w:t>Target: LazRibbon 2.1.11 | Lazarus 4.8 | Generated from repository documentation</w:t>
+              <w:t>Target: LazRibbon 2.1.12 | Lazarus 4.8 | Generated from repository documentation</w:t>
             </w:r>
           </w:p>
         </w:tc>
@@ -74,7 +74,7 @@
     </w:p>
     <w:p>
       <w:r>
-        <w:t>Target: LazRibbon 2.1.11, Lazarus 4.8.</w:t>
+        <w:t>Target: LazRibbon 2.1.12, Lazarus 4.8.</w:t>
       </w:r>
     </w:p>
     <w:p>
@@ -510,7 +510,7 @@
         <w:pStyle w:val="CodeBlock"/>
       </w:pPr>
       <w:r>
-        <w:t>powershell -ExecutionPolicy Bypass -File tools\verify_release_candidate.ps1 -Version 2.1.11 -ReleaseVersion 2.1.11 -OutputDirectory D:\Ribbon4Lazarus\Releases</w:t>
+        <w:t>powershell -ExecutionPolicy Bypass -File tools\verify_release_candidate.ps1 -Version 2.1.12 -ReleaseVersion 2.1.12 -OutputDirectory D:\Ribbon4Lazarus\Releases</w:t>
       </w:r>
     </w:p>
     <w:p>
@@ -6442,7 +6442,7 @@
         <w:pStyle w:val="CodeBlock"/>
       </w:pPr>
       <w:r>
-        <w:t>powershell -ExecutionPolicy Bypass -File tools\check_project_consistency.ps1 -ExpectedVersion 2.1.11</w:t>
+        <w:t>powershell -ExecutionPolicy Bypass -File tools\check_project_consistency.ps1 -ExpectedVersion 2.1.12</w:t>
       </w:r>
     </w:p>
     <w:sectPr>
@@ -6468,7 +6468,7 @@
         <w:color w:val="555555"/>
         <w:sz w:val="18"/>
       </w:rPr>
-      <w:t>LazRibbon 2.1.11</w:t>
+      <w:t>LazRibbon 2.1.12</w:t>
     </w:r>
   </w:p>
 </w:ftr>

--- a/docs/manual/LAZRIBBON_MANUAL.docx
+++ b/docs/manual/LAZRIBBON_MANUAL.docx
@@ -57,7 +57,7 @@
               <w:rPr>
                 <w:b w:val="0"/>
               </w:rPr>
-              <w:t>Target: LazRibbon 2.1.12 | Lazarus 4.8 | Generated from repository documentation</w:t>
+              <w:t>Target: LazRibbon 2.1.13 | Lazarus 4.8 | Generated from repository documentation</w:t>
             </w:r>
           </w:p>
         </w:tc>
@@ -74,7 +74,7 @@
     </w:p>
     <w:p>
       <w:r>
-        <w:t>Target: LazRibbon 2.1.12, Lazarus 4.8.</w:t>
+        <w:t>Target: LazRibbon 2.1.13, Lazarus 4.8.</w:t>
       </w:r>
     </w:p>
     <w:p>
@@ -510,7 +510,7 @@
         <w:pStyle w:val="CodeBlock"/>
       </w:pPr>
       <w:r>
-        <w:t>powershell -ExecutionPolicy Bypass -File tools\verify_release_candidate.ps1 -Version 2.1.12 -ReleaseVersion 2.1.12 -OutputDirectory D:\Ribbon4Lazarus\Releases</w:t>
+        <w:t>powershell -ExecutionPolicy Bypass -File tools\verify_release_candidate.ps1 -Version 2.1.13 -ReleaseVersion 2.1.13 -OutputDirectory D:\Ribbon4Lazarus\Releases</w:t>
       </w:r>
     </w:p>
     <w:p>
@@ -6422,6 +6422,14 @@
       </w:r>
     </w:p>
     <w:p>
+      <w:pPr>
+        <w:pStyle w:val="CodeBlock"/>
+      </w:pPr>
+      <w:r>
+        <w:t>powershell -ExecutionPolicy Bypass -File tools\export_professional_readiness_2_1.ps1 -OutputPath docs\quality\PROFESSIONAL_READINESS_2_1.md</w:t>
+      </w:r>
+    </w:p>
+    <w:p>
       <w:r>
         <w:t>Then run:</w:t>
       </w:r>
@@ -6442,7 +6450,7 @@
         <w:pStyle w:val="CodeBlock"/>
       </w:pPr>
       <w:r>
-        <w:t>powershell -ExecutionPolicy Bypass -File tools\check_project_consistency.ps1 -ExpectedVersion 2.1.12</w:t>
+        <w:t>powershell -ExecutionPolicy Bypass -File tools\check_project_consistency.ps1 -ExpectedVersion 2.1.13</w:t>
       </w:r>
     </w:p>
     <w:sectPr>
@@ -6468,7 +6476,7 @@
         <w:color w:val="555555"/>
         <w:sz w:val="18"/>
       </w:rPr>
-      <w:t>LazRibbon 2.1.12</w:t>
+      <w:t>LazRibbon 2.1.13</w:t>
     </w:r>
   </w:p>
 </w:ftr>

--- a/docs/manual/LAZRIBBON_MANUAL.docx
+++ b/docs/manual/LAZRIBBON_MANUAL.docx
@@ -57,7 +57,7 @@
               <w:rPr>
                 <w:b w:val="0"/>
               </w:rPr>
-              <w:t>Target: LazRibbon 2.1.13 | Lazarus 4.8 | Generated from repository documentation</w:t>
+              <w:t>Target: LazRibbon 2.1.14 | Lazarus 4.8 | Generated from repository documentation</w:t>
             </w:r>
           </w:p>
         </w:tc>
@@ -74,7 +74,7 @@
     </w:p>
     <w:p>
       <w:r>
-        <w:t>Target: LazRibbon 2.1.13, Lazarus 4.8.</w:t>
+        <w:t>Target: LazRibbon 2.1.14, Lazarus 4.8.</w:t>
       </w:r>
     </w:p>
     <w:p>
@@ -89,7 +89,17 @@
         <w:t>docs/quality/OBJECT_INSPECTOR_SURFACE_SNAPSHOT_2_0.md</w:t>
       </w:r>
       <w:r>
-        <w:t>; this manual turns that surface into a usage guide.</w:t>
+        <w:t xml:space="preserve">; this manual turns that surface into a usage guide. The component-level governance view is generated in </w:t>
+      </w:r>
+      <w:r>
+        <w:rPr>
+          <w:rFonts w:ascii="Consolas" w:hAnsi="Consolas"/>
+          <w:sz w:val="19"/>
+        </w:rPr>
+        <w:t>docs/quality/COMPONENT_API_GOVERNANCE_2_1.md</w:t>
+      </w:r>
+      <w:r>
+        <w:t>.</w:t>
       </w:r>
     </w:p>
     <w:p>
@@ -510,7 +520,7 @@
         <w:pStyle w:val="CodeBlock"/>
       </w:pPr>
       <w:r>
-        <w:t>powershell -ExecutionPolicy Bypass -File tools\verify_release_candidate.ps1 -Version 2.1.13 -ReleaseVersion 2.1.13 -OutputDirectory D:\Ribbon4Lazarus\Releases</w:t>
+        <w:t>powershell -ExecutionPolicy Bypass -File tools\verify_release_candidate.ps1 -Version 2.1.14 -ReleaseVersion 2.1.14 -OutputDirectory D:\Ribbon4Lazarus\Releases</w:t>
       </w:r>
     </w:p>
     <w:p>
@@ -670,7 +680,7 @@
         <w:pStyle w:val="Heading2"/>
       </w:pPr>
       <w:r>
-        <w:t>3. First Ribbon</w:t>
+        <w:t>3. First Ribbon Form</w:t>
       </w:r>
     </w:p>
     <w:p>
@@ -6426,12 +6436,7 @@
         <w:pStyle w:val="CodeBlock"/>
       </w:pPr>
       <w:r>
-        <w:t>powershell -ExecutionPolicy Bypass -File tools\export_professional_readiness_2_1.ps1 -OutputPath docs\quality\PROFESSIONAL_READINESS_2_1.md</w:t>
-      </w:r>
-    </w:p>
-    <w:p>
-      <w:r>
-        <w:t>Then run:</w:t>
+        <w:t>powershell -ExecutionPolicy Bypass -File tools\export_component_api_governance_2_1.ps1 -OutputPath docs\quality\COMPONENT_API_GOVERNANCE_2_1.md</w:t>
       </w:r>
     </w:p>
     <w:p>
@@ -6439,10 +6444,12 @@
         <w:pStyle w:val="CodeBlock"/>
       </w:pPr>
       <w:r>
-        <w:rPr>
-          <w:b/>
-        </w:rPr>
-        <w:t>[powershell]</w:t>
+        <w:t>powershell -ExecutionPolicy Bypass -File tools\export_professional_readiness_2_1.ps1 -OutputPath docs\quality\PROFESSIONAL_READINESS_2_1.md</w:t>
+      </w:r>
+    </w:p>
+    <w:p>
+      <w:r>
+        <w:t>Then run:</w:t>
       </w:r>
     </w:p>
     <w:p>
@@ -6450,7 +6457,18 @@
         <w:pStyle w:val="CodeBlock"/>
       </w:pPr>
       <w:r>
-        <w:t>powershell -ExecutionPolicy Bypass -File tools\check_project_consistency.ps1 -ExpectedVersion 2.1.13</w:t>
+        <w:rPr>
+          <w:b/>
+        </w:rPr>
+        <w:t>[powershell]</w:t>
+      </w:r>
+    </w:p>
+    <w:p>
+      <w:pPr>
+        <w:pStyle w:val="CodeBlock"/>
+      </w:pPr>
+      <w:r>
+        <w:t>powershell -ExecutionPolicy Bypass -File tools\check_project_consistency.ps1 -ExpectedVersion 2.1.14</w:t>
       </w:r>
     </w:p>
     <w:sectPr>
@@ -6476,7 +6494,7 @@
         <w:color w:val="555555"/>
         <w:sz w:val="18"/>
       </w:rPr>
-      <w:t>LazRibbon 2.1.13</w:t>
+      <w:t>LazRibbon 2.1.14</w:t>
     </w:r>
   </w:p>
 </w:ftr>

--- a/docs/manual/LAZRIBBON_MANUAL.docx
+++ b/docs/manual/LAZRIBBON_MANUAL.docx
@@ -57,7 +57,7 @@
               <w:rPr>
                 <w:b w:val="0"/>
               </w:rPr>
-              <w:t>Target: LazRibbon 2.1.14 | Lazarus 4.8 | Generated from repository documentation</w:t>
+              <w:t>Target: LazRibbon 2.1.15 | Lazarus 4.8 | Generated from repository documentation</w:t>
             </w:r>
           </w:p>
         </w:tc>
@@ -74,7 +74,7 @@
     </w:p>
     <w:p>
       <w:r>
-        <w:t>Target: LazRibbon 2.1.14, Lazarus 4.8.</w:t>
+        <w:t>Target: LazRibbon 2.1.15, Lazarus 4.8.</w:t>
       </w:r>
     </w:p>
     <w:p>
@@ -520,7 +520,7 @@
         <w:pStyle w:val="CodeBlock"/>
       </w:pPr>
       <w:r>
-        <w:t>powershell -ExecutionPolicy Bypass -File tools\verify_release_candidate.ps1 -Version 2.1.14 -ReleaseVersion 2.1.14 -OutputDirectory D:\Ribbon4Lazarus\Releases</w:t>
+        <w:t>powershell -ExecutionPolicy Bypass -File tools\verify_release_candidate.ps1 -Version 2.1.15 -ReleaseVersion 2.1.15 -OutputDirectory D:\Ribbon4Lazarus\Releases</w:t>
       </w:r>
     </w:p>
     <w:p>
@@ -884,6 +884,41 @@
       </w:r>
     </w:p>
     <w:p>
+      <w:r>
+        <w:t xml:space="preserve">With the design-time package installed, a quicker first pass is available from the </w:t>
+      </w:r>
+      <w:r>
+        <w:rPr>
+          <w:rFonts w:ascii="Consolas" w:hAnsi="Consolas"/>
+          <w:sz w:val="19"/>
+        </w:rPr>
+        <w:t>TLazRibbon</w:t>
+      </w:r>
+      <w:r>
+        <w:t xml:space="preserve"> component editor. Right-click the Ribbon and choose </w:t>
+      </w:r>
+      <w:r>
+        <w:rPr>
+          <w:rFonts w:ascii="Consolas" w:hAnsi="Consolas"/>
+          <w:sz w:val="19"/>
+        </w:rPr>
+        <w:t>Add starter Ribbon layout</w:t>
+      </w:r>
+      <w:r>
+        <w:t xml:space="preserve"> to generate an Office-like starter composition with normal tabs, a contextual tab, starter commands, title-bar Quick Access Toolbar, a linked </w:t>
+      </w:r>
+      <w:r>
+        <w:rPr>
+          <w:rFonts w:ascii="Consolas" w:hAnsi="Consolas"/>
+          <w:sz w:val="19"/>
+        </w:rPr>
+        <w:t>TLazRibbonSkinManager</w:t>
+      </w:r>
+      <w:r>
+        <w:t>, and a linked BackStage with starter pages and navigation buttons. This is only a scaffold: rename captions, assign images, actions and event handlers before using it in a real application.</w:t>
+      </w:r>
+    </w:p>
+    <w:p>
       <w:pPr>
         <w:pStyle w:val="Heading2"/>
       </w:pPr>
@@ -6468,7 +6503,7 @@
         <w:pStyle w:val="CodeBlock"/>
       </w:pPr>
       <w:r>
-        <w:t>powershell -ExecutionPolicy Bypass -File tools\check_project_consistency.ps1 -ExpectedVersion 2.1.14</w:t>
+        <w:t>powershell -ExecutionPolicy Bypass -File tools\check_project_consistency.ps1 -ExpectedVersion 2.1.15</w:t>
       </w:r>
     </w:p>
     <w:sectPr>
@@ -6494,7 +6529,7 @@
         <w:color w:val="555555"/>
         <w:sz w:val="18"/>
       </w:rPr>
-      <w:t>LazRibbon 2.1.14</w:t>
+      <w:t>LazRibbon 2.1.15</w:t>
     </w:r>
   </w:p>
 </w:ftr>

--- a/docs/manual/LAZRIBBON_MANUAL.docx
+++ b/docs/manual/LAZRIBBON_MANUAL.docx
@@ -57,7 +57,7 @@
               <w:rPr>
                 <w:b w:val="0"/>
               </w:rPr>
-              <w:t>Target: LazRibbon 2.1.15 | Lazarus 4.8 | Generated from repository documentation</w:t>
+              <w:t>Target: LazRibbon 2.1.16 | Lazarus 4.8 | Generated from repository documentation</w:t>
             </w:r>
           </w:p>
         </w:tc>
@@ -74,7 +74,7 @@
     </w:p>
     <w:p>
       <w:r>
-        <w:t>Target: LazRibbon 2.1.15, Lazarus 4.8.</w:t>
+        <w:t>Target: LazRibbon 2.1.16, Lazarus 4.8.</w:t>
       </w:r>
     </w:p>
     <w:p>
@@ -520,7 +520,7 @@
         <w:pStyle w:val="CodeBlock"/>
       </w:pPr>
       <w:r>
-        <w:t>powershell -ExecutionPolicy Bypass -File tools\verify_release_candidate.ps1 -Version 2.1.15 -ReleaseVersion 2.1.15 -OutputDirectory D:\Ribbon4Lazarus\Releases</w:t>
+        <w:t>powershell -ExecutionPolicy Bypass -File tools\verify_release_candidate.ps1 -Version 2.1.16 -ReleaseVersion 2.1.16 -OutputDirectory D:\Ribbon4Lazarus\Releases</w:t>
       </w:r>
     </w:p>
     <w:p>
@@ -6503,7 +6503,7 @@
         <w:pStyle w:val="CodeBlock"/>
       </w:pPr>
       <w:r>
-        <w:t>powershell -ExecutionPolicy Bypass -File tools\check_project_consistency.ps1 -ExpectedVersion 2.1.15</w:t>
+        <w:t>powershell -ExecutionPolicy Bypass -File tools\check_project_consistency.ps1 -ExpectedVersion 2.1.16</w:t>
       </w:r>
     </w:p>
     <w:sectPr>
@@ -6529,7 +6529,7 @@
         <w:color w:val="555555"/>
         <w:sz w:val="18"/>
       </w:rPr>
-      <w:t>LazRibbon 2.1.15</w:t>
+      <w:t>LazRibbon 2.1.16</w:t>
     </w:r>
   </w:p>
 </w:ftr>

--- a/docs/manual/LAZRIBBON_MANUAL.docx
+++ b/docs/manual/LAZRIBBON_MANUAL.docx
@@ -57,7 +57,7 @@
               <w:rPr>
                 <w:b w:val="0"/>
               </w:rPr>
-              <w:t>Target: LazRibbon 2.1.16 | Lazarus 4.8 | Generated from repository documentation</w:t>
+              <w:t>Target: LazRibbon 2.1.17 | Lazarus 4.8 | Generated from repository documentation</w:t>
             </w:r>
           </w:p>
         </w:tc>
@@ -74,7 +74,7 @@
     </w:p>
     <w:p>
       <w:r>
-        <w:t>Target: LazRibbon 2.1.16, Lazarus 4.8.</w:t>
+        <w:t>Target: LazRibbon 2.1.17, Lazarus 4.8.</w:t>
       </w:r>
     </w:p>
     <w:p>
@@ -520,7 +520,7 @@
         <w:pStyle w:val="CodeBlock"/>
       </w:pPr>
       <w:r>
-        <w:t>powershell -ExecutionPolicy Bypass -File tools\verify_release_candidate.ps1 -Version 2.1.16 -ReleaseVersion 2.1.16 -OutputDirectory D:\Ribbon4Lazarus\Releases</w:t>
+        <w:t>powershell -ExecutionPolicy Bypass -File tools\verify_release_candidate.ps1 -Version 2.1.17 -ReleaseVersion 2.1.17 -OutputDirectory D:\Ribbon4Lazarus\Releases</w:t>
       </w:r>
     </w:p>
     <w:p>
@@ -4730,6 +4730,58 @@
     </w:p>
     <w:p>
       <w:r>
+        <w:rPr>
+          <w:rFonts w:ascii="Consolas" w:hAnsi="Consolas"/>
+          <w:sz w:val="19"/>
+        </w:rPr>
+        <w:t>Kind</w:t>
+      </w:r>
+      <w:r>
+        <w:t xml:space="preserve"> does not choose icon size. Page and command items use </w:t>
+      </w:r>
+      <w:r>
+        <w:rPr>
+          <w:rFonts w:ascii="Consolas" w:hAnsi="Consolas"/>
+          <w:sz w:val="19"/>
+        </w:rPr>
+        <w:t>Images</w:t>
+      </w:r>
+      <w:r>
+        <w:t xml:space="preserve"> and </w:t>
+      </w:r>
+      <w:r>
+        <w:rPr>
+          <w:rFonts w:ascii="Consolas" w:hAnsi="Consolas"/>
+          <w:sz w:val="19"/>
+        </w:rPr>
+        <w:t>ImageIndex</w:t>
+      </w:r>
+      <w:r>
+        <w:t xml:space="preserve"> by default. Assign </w:t>
+      </w:r>
+      <w:r>
+        <w:rPr>
+          <w:rFonts w:ascii="Consolas" w:hAnsi="Consolas"/>
+          <w:sz w:val="19"/>
+        </w:rPr>
+        <w:t>LargeImageIndex</w:t>
+      </w:r>
+      <w:r>
+        <w:t xml:space="preserve"> only when that specific item must use </w:t>
+      </w:r>
+      <w:r>
+        <w:rPr>
+          <w:rFonts w:ascii="Consolas" w:hAnsi="Consolas"/>
+          <w:sz w:val="19"/>
+        </w:rPr>
+        <w:t>LargeImages</w:t>
+      </w:r>
+      <w:r>
+        <w:t>.</w:t>
+      </w:r>
+    </w:p>
+    <w:p>
+      <w:r>
         <w:t xml:space="preserve">Events: </w:t>
       </w:r>
       <w:r>
@@ -4775,6 +4827,16 @@
           <w:rFonts w:ascii="Consolas" w:hAnsi="Consolas"/>
           <w:sz w:val="19"/>
         </w:rPr>
+        <w:t>ImageIndex</w:t>
+      </w:r>
+      <w:r>
+        <w:t xml:space="preserve">, </w:t>
+      </w:r>
+      <w:r>
+        <w:rPr>
+          <w:rFonts w:ascii="Consolas" w:hAnsi="Consolas"/>
+          <w:sz w:val="19"/>
+        </w:rPr>
         <w:t>Align</w:t>
       </w:r>
       <w:r>
@@ -4919,6 +4981,28 @@
       </w:r>
       <w:r>
         <w:t>.</w:t>
+      </w:r>
+    </w:p>
+    <w:p>
+      <w:r>
+        <w:rPr>
+          <w:rFonts w:ascii="Consolas" w:hAnsi="Consolas"/>
+          <w:sz w:val="19"/>
+        </w:rPr>
+        <w:t>ImageIndex</w:t>
+      </w:r>
+      <w:r>
+        <w:t xml:space="preserve"> identifies the page in the parent BackStage navigation. A linked button's explicit </w:t>
+      </w:r>
+      <w:r>
+        <w:rPr>
+          <w:rFonts w:ascii="Consolas" w:hAnsi="Consolas"/>
+          <w:sz w:val="19"/>
+        </w:rPr>
+        <w:t>ImageIndex</w:t>
+      </w:r>
+      <w:r>
+        <w:t xml:space="preserve"> takes priority; otherwise the page value is used.</w:t>
       </w:r>
     </w:p>
     <w:p>
@@ -6503,7 +6587,7 @@
         <w:pStyle w:val="CodeBlock"/>
       </w:pPr>
       <w:r>
-        <w:t>powershell -ExecutionPolicy Bypass -File tools\check_project_consistency.ps1 -ExpectedVersion 2.1.16</w:t>
+        <w:t>powershell -ExecutionPolicy Bypass -File tools\check_project_consistency.ps1 -ExpectedVersion 2.1.17</w:t>
       </w:r>
     </w:p>
     <w:sectPr>
@@ -6529,7 +6613,7 @@
         <w:color w:val="555555"/>
         <w:sz w:val="18"/>
       </w:rPr>
-      <w:t>LazRibbon 2.1.16</w:t>
+      <w:t>LazRibbon 2.1.17</w:t>
     </w:r>
   </w:p>
 </w:ftr>

--- a/docs/manual/LAZRIBBON_MANUAL.docx
+++ b/docs/manual/LAZRIBBON_MANUAL.docx
@@ -57,7 +57,7 @@
               <w:rPr>
                 <w:b w:val="0"/>
               </w:rPr>
-              <w:t>Target: LazRibbon 2.1.17 | Lazarus 4.8 | Generated from repository documentation</w:t>
+              <w:t>Target: LazRibbon 2.1.18 | Lazarus 4.8 | Generated from repository documentation</w:t>
             </w:r>
           </w:p>
         </w:tc>
@@ -74,7 +74,7 @@
     </w:p>
     <w:p>
       <w:r>
-        <w:t>Target: LazRibbon 2.1.17, Lazarus 4.8.</w:t>
+        <w:t>Target: LazRibbon 2.1.18, Lazarus 4.8.</w:t>
       </w:r>
     </w:p>
     <w:p>
@@ -520,7 +520,7 @@
         <w:pStyle w:val="CodeBlock"/>
       </w:pPr>
       <w:r>
-        <w:t>powershell -ExecutionPolicy Bypass -File tools\verify_release_candidate.ps1 -Version 2.1.17 -ReleaseVersion 2.1.17 -OutputDirectory D:\Ribbon4Lazarus\Releases</w:t>
+        <w:t>powershell -ExecutionPolicy Bypass -File tools\verify_release_candidate.ps1 -Version 2.1.18 -ReleaseVersion 2.1.18 -OutputDirectory D:\Ribbon4Lazarus\Releases</w:t>
       </w:r>
     </w:p>
     <w:p>
@@ -5107,6 +5107,16 @@
           <w:rFonts w:ascii="Consolas" w:hAnsi="Consolas"/>
           <w:sz w:val="19"/>
         </w:rPr>
+        <w:t>CloseBackstageOnClick</w:t>
+      </w:r>
+      <w:r>
+        <w:t xml:space="preserve">, </w:t>
+      </w:r>
+      <w:r>
+        <w:rPr>
+          <w:rFonts w:ascii="Consolas" w:hAnsi="Consolas"/>
+          <w:sz w:val="19"/>
+        </w:rPr>
         <w:t>ImageIndex</w:t>
       </w:r>
       <w:r>
@@ -5286,6 +5296,41 @@
       </w:r>
       <w:r>
         <w:t>.</w:t>
+      </w:r>
+    </w:p>
+    <w:p>
+      <w:r>
+        <w:t xml:space="preserve">The normal Office-like flow is automatic: </w:t>
+      </w:r>
+      <w:r>
+        <w:rPr>
+          <w:rFonts w:ascii="Consolas" w:hAnsi="Consolas"/>
+          <w:sz w:val="19"/>
+        </w:rPr>
+        <w:t>OnItemClick</w:t>
+      </w:r>
+      <w:r>
+        <w:t xml:space="preserve"> first receives the selected title and detail so the application can open the document; when the handler returns, the containing BackStage closes and the main screen becomes visible again. Set </w:t>
+      </w:r>
+      <w:r>
+        <w:rPr>
+          <w:rFonts w:ascii="Consolas" w:hAnsi="Consolas"/>
+          <w:sz w:val="19"/>
+        </w:rPr>
+        <w:t>CloseBackstageOnClick</w:t>
+      </w:r>
+      <w:r>
+        <w:t xml:space="preserve"> to </w:t>
+      </w:r>
+      <w:r>
+        <w:rPr>
+          <w:rFonts w:ascii="Consolas" w:hAnsi="Consolas"/>
+          <w:sz w:val="19"/>
+        </w:rPr>
+        <w:t>False</w:t>
+      </w:r>
+      <w:r>
+        <w:t xml:space="preserve"> only when the workflow must remain in BackStage after the selection.</w:t>
       </w:r>
     </w:p>
     <w:p>
@@ -6587,7 +6632,7 @@
         <w:pStyle w:val="CodeBlock"/>
       </w:pPr>
       <w:r>
-        <w:t>powershell -ExecutionPolicy Bypass -File tools\check_project_consistency.ps1 -ExpectedVersion 2.1.17</w:t>
+        <w:t>powershell -ExecutionPolicy Bypass -File tools\check_project_consistency.ps1 -ExpectedVersion 2.1.18</w:t>
       </w:r>
     </w:p>
     <w:sectPr>
@@ -6613,7 +6658,7 @@
         <w:color w:val="555555"/>
         <w:sz w:val="18"/>
       </w:rPr>
-      <w:t>LazRibbon 2.1.17</w:t>
+      <w:t>LazRibbon 2.1.18</w:t>
     </w:r>
   </w:p>
 </w:ftr>

--- a/docs/manual/LAZRIBBON_MANUAL.docx
+++ b/docs/manual/LAZRIBBON_MANUAL.docx
@@ -57,7 +57,7 @@
               <w:rPr>
                 <w:b w:val="0"/>
               </w:rPr>
-              <w:t>Target: LazRibbon 2.1.18 | Lazarus 4.8 | Generated from repository documentation</w:t>
+              <w:t>Target: LazRibbon 2.1.19 | Lazarus 4.8 | Generated from repository documentation</w:t>
             </w:r>
           </w:p>
         </w:tc>
@@ -74,7 +74,7 @@
     </w:p>
     <w:p>
       <w:r>
-        <w:t>Target: LazRibbon 2.1.18, Lazarus 4.8.</w:t>
+        <w:t>Target: LazRibbon 2.1.19, Lazarus 4.8.</w:t>
       </w:r>
     </w:p>
     <w:p>
@@ -520,7 +520,7 @@
         <w:pStyle w:val="CodeBlock"/>
       </w:pPr>
       <w:r>
-        <w:t>powershell -ExecutionPolicy Bypass -File tools\verify_release_candidate.ps1 -Version 2.1.18 -ReleaseVersion 2.1.18 -OutputDirectory D:\Ribbon4Lazarus\Releases</w:t>
+        <w:t>powershell -ExecutionPolicy Bypass -File tools\verify_release_candidate.ps1 -Version 2.1.19 -ReleaseVersion 2.1.19 -OutputDirectory D:\Ribbon4Lazarus\Releases</w:t>
       </w:r>
     </w:p>
     <w:p>
@@ -2719,166 +2719,45 @@
       </w:r>
     </w:p>
     <w:p>
-      <w:pPr>
-        <w:pStyle w:val="Heading3"/>
-      </w:pPr>
-      <w:r>
-        <w:t>TLazRibbonQuickAccessItem</w:t>
-      </w:r>
-    </w:p>
-    <w:p>
-      <w:r>
-        <w:t>Role: one command in the Quick Access Toolbar.</w:t>
-      </w:r>
-    </w:p>
-    <w:p>
-      <w:r>
-        <w:t xml:space="preserve">Properties: </w:t>
-      </w:r>
-      <w:r>
-        <w:rPr>
-          <w:rFonts w:ascii="Consolas" w:hAnsi="Consolas"/>
-          <w:sz w:val="19"/>
-        </w:rPr>
-        <w:t>Caption</w:t>
-      </w:r>
-      <w:r>
-        <w:t xml:space="preserve">, </w:t>
-      </w:r>
-      <w:r>
-        <w:rPr>
-          <w:rFonts w:ascii="Consolas" w:hAnsi="Consolas"/>
-          <w:sz w:val="19"/>
-        </w:rPr>
-        <w:t>Action</w:t>
-      </w:r>
-      <w:r>
-        <w:t xml:space="preserve">, </w:t>
-      </w:r>
-      <w:r>
-        <w:rPr>
-          <w:rFonts w:ascii="Consolas" w:hAnsi="Consolas"/>
-          <w:sz w:val="19"/>
-        </w:rPr>
-        <w:t>LinkedItem</w:t>
-      </w:r>
-      <w:r>
-        <w:t xml:space="preserve">, </w:t>
-      </w:r>
-      <w:r>
-        <w:rPr>
-          <w:rFonts w:ascii="Consolas" w:hAnsi="Consolas"/>
-          <w:sz w:val="19"/>
-        </w:rPr>
-        <w:t>ImageIndex</w:t>
-      </w:r>
-      <w:r>
-        <w:t xml:space="preserve">, </w:t>
-      </w:r>
-      <w:r>
-        <w:rPr>
-          <w:rFonts w:ascii="Consolas" w:hAnsi="Consolas"/>
-          <w:sz w:val="19"/>
-        </w:rPr>
-        <w:t>Enabled</w:t>
-      </w:r>
-      <w:r>
-        <w:t xml:space="preserve">, </w:t>
-      </w:r>
-      <w:r>
-        <w:rPr>
-          <w:rFonts w:ascii="Consolas" w:hAnsi="Consolas"/>
-          <w:sz w:val="19"/>
-        </w:rPr>
-        <w:t>Visible</w:t>
-      </w:r>
-      <w:r>
-        <w:t xml:space="preserve">, </w:t>
-      </w:r>
-      <w:r>
-        <w:rPr>
-          <w:rFonts w:ascii="Consolas" w:hAnsi="Consolas"/>
-          <w:sz w:val="19"/>
-        </w:rPr>
-        <w:t>Hint</w:t>
-      </w:r>
-      <w:r>
-        <w:t xml:space="preserve">, </w:t>
-      </w:r>
-      <w:r>
-        <w:rPr>
-          <w:rFonts w:ascii="Consolas" w:hAnsi="Consolas"/>
-          <w:sz w:val="19"/>
-        </w:rPr>
-        <w:t>KeyTip</w:t>
-      </w:r>
-      <w:r>
-        <w:t xml:space="preserve">, </w:t>
-      </w:r>
-      <w:r>
-        <w:rPr>
-          <w:rFonts w:ascii="Consolas" w:hAnsi="Consolas"/>
-          <w:sz w:val="19"/>
-        </w:rPr>
-        <w:t>ShowScreenTip</w:t>
-      </w:r>
-      <w:r>
-        <w:t xml:space="preserve">, </w:t>
-      </w:r>
-      <w:r>
-        <w:rPr>
-          <w:rFonts w:ascii="Consolas" w:hAnsi="Consolas"/>
-          <w:sz w:val="19"/>
-        </w:rPr>
-        <w:t>ScreenTipTitle</w:t>
-      </w:r>
-      <w:r>
-        <w:t xml:space="preserve">, </w:t>
-      </w:r>
-      <w:r>
-        <w:rPr>
-          <w:rFonts w:ascii="Consolas" w:hAnsi="Consolas"/>
-          <w:sz w:val="19"/>
-        </w:rPr>
-        <w:t>ScreenTipText</w:t>
-      </w:r>
-      <w:r>
-        <w:t xml:space="preserve">, </w:t>
-      </w:r>
-      <w:r>
-        <w:rPr>
-          <w:rFonts w:ascii="Consolas" w:hAnsi="Consolas"/>
-          <w:sz w:val="19"/>
-        </w:rPr>
-        <w:t>ScreenTipShortcut</w:t>
-      </w:r>
-      <w:r>
-        <w:t xml:space="preserve">, </w:t>
-      </w:r>
-      <w:r>
-        <w:rPr>
-          <w:rFonts w:ascii="Consolas" w:hAnsi="Consolas"/>
-          <w:sz w:val="19"/>
-        </w:rPr>
-        <w:t>ScreenTipFooter</w:t>
-      </w:r>
-      <w:r>
-        <w:t>.</w:t>
-      </w:r>
-    </w:p>
-    <w:p>
-      <w:r>
-        <w:t xml:space="preserve">Events: inherited action/click behavior through </w:t>
-      </w:r>
-      <w:r>
-        <w:rPr>
-          <w:rFonts w:ascii="Consolas" w:hAnsi="Consolas"/>
-          <w:sz w:val="19"/>
-        </w:rPr>
-        <w:t>Action</w:t>
-      </w:r>
-      <w:r>
-        <w:t xml:space="preserve"> or linked item.</w:t>
+      <w:r>
+        <w:rPr>
+          <w:rFonts w:ascii="Consolas" w:hAnsi="Consolas"/>
+          <w:sz w:val="19"/>
+        </w:rPr>
+        <w:t>Position=qapBeforeTabs</w:t>
+      </w:r>
+      <w:r>
+        <w:t xml:space="preserve"> draws the QAT first, followed by the Application/Arquivo button and the normal tabs. </w:t>
+      </w:r>
+      <w:r>
+        <w:rPr>
+          <w:rFonts w:ascii="Consolas" w:hAnsi="Consolas"/>
+          <w:sz w:val="19"/>
+        </w:rPr>
+        <w:t>Position=qapTitleBar</w:t>
+      </w:r>
+      <w:r>
+        <w:t xml:space="preserve"> draws it in the visible custom title bar supplied by </w:t>
+      </w:r>
+      <w:r>
+        <w:rPr>
+          <w:rFonts w:ascii="Consolas" w:hAnsi="Consolas"/>
+          <w:sz w:val="19"/>
+        </w:rPr>
+        <w:t>TLazRibbonForm</w:t>
+      </w:r>
+      <w:r>
+        <w:t xml:space="preserve">. If that host is not available, LazRibbon keeps the configured value but renders the QAT in the before-tabs position so commands do not disappear. </w:t>
+      </w:r>
+      <w:r>
+        <w:rPr>
+          <w:rFonts w:ascii="Consolas" w:hAnsi="Consolas"/>
+          <w:sz w:val="19"/>
+        </w:rPr>
+        <w:t>qapBelowRibbon</w:t>
+      </w:r>
+      <w:r>
+        <w:t xml:space="preserve"> uses its own narrow row below the Ribbon contents.</w:t>
       </w:r>
     </w:p>
     <w:p>
@@ -2886,12 +2765,12 @@
         <w:pStyle w:val="Heading3"/>
       </w:pPr>
       <w:r>
-        <w:t>TLazRibbonPopupMenu</w:t>
+        <w:t>TLazRibbonQuickAccessItem</w:t>
       </w:r>
     </w:p>
     <w:p>
       <w:r>
-        <w:t>Role: owner-drawn popup menu that can share Ribbon appearance.</w:t>
+        <w:t>Role: one command in the Quick Access Toolbar.</w:t>
       </w:r>
     </w:p>
     <w:p>
@@ -2903,35 +2782,145 @@
           <w:rFonts w:ascii="Consolas" w:hAnsi="Consolas"/>
           <w:sz w:val="19"/>
         </w:rPr>
-        <w:t>Appearance</w:t>
-      </w:r>
-      <w:r>
-        <w:t xml:space="preserve">, plus inherited </w:t>
-      </w:r>
-      <w:r>
-        <w:rPr>
-          <w:rFonts w:ascii="Consolas" w:hAnsi="Consolas"/>
-          <w:sz w:val="19"/>
-        </w:rPr>
-        <w:t>TPopupMenu</w:t>
-      </w:r>
-      <w:r>
-        <w:t xml:space="preserve"> properties.</w:t>
+        <w:t>Caption</w:t>
+      </w:r>
+      <w:r>
+        <w:t xml:space="preserve">, </w:t>
+      </w:r>
+      <w:r>
+        <w:rPr>
+          <w:rFonts w:ascii="Consolas" w:hAnsi="Consolas"/>
+          <w:sz w:val="19"/>
+        </w:rPr>
+        <w:t>Action</w:t>
+      </w:r>
+      <w:r>
+        <w:t xml:space="preserve">, </w:t>
+      </w:r>
+      <w:r>
+        <w:rPr>
+          <w:rFonts w:ascii="Consolas" w:hAnsi="Consolas"/>
+          <w:sz w:val="19"/>
+        </w:rPr>
+        <w:t>LinkedItem</w:t>
+      </w:r>
+      <w:r>
+        <w:t xml:space="preserve">, </w:t>
+      </w:r>
+      <w:r>
+        <w:rPr>
+          <w:rFonts w:ascii="Consolas" w:hAnsi="Consolas"/>
+          <w:sz w:val="19"/>
+        </w:rPr>
+        <w:t>ImageIndex</w:t>
+      </w:r>
+      <w:r>
+        <w:t xml:space="preserve">, </w:t>
+      </w:r>
+      <w:r>
+        <w:rPr>
+          <w:rFonts w:ascii="Consolas" w:hAnsi="Consolas"/>
+          <w:sz w:val="19"/>
+        </w:rPr>
+        <w:t>Enabled</w:t>
+      </w:r>
+      <w:r>
+        <w:t xml:space="preserve">, </w:t>
+      </w:r>
+      <w:r>
+        <w:rPr>
+          <w:rFonts w:ascii="Consolas" w:hAnsi="Consolas"/>
+          <w:sz w:val="19"/>
+        </w:rPr>
+        <w:t>Visible</w:t>
+      </w:r>
+      <w:r>
+        <w:t xml:space="preserve">, </w:t>
+      </w:r>
+      <w:r>
+        <w:rPr>
+          <w:rFonts w:ascii="Consolas" w:hAnsi="Consolas"/>
+          <w:sz w:val="19"/>
+        </w:rPr>
+        <w:t>Hint</w:t>
+      </w:r>
+      <w:r>
+        <w:t xml:space="preserve">, </w:t>
+      </w:r>
+      <w:r>
+        <w:rPr>
+          <w:rFonts w:ascii="Consolas" w:hAnsi="Consolas"/>
+          <w:sz w:val="19"/>
+        </w:rPr>
+        <w:t>KeyTip</w:t>
+      </w:r>
+      <w:r>
+        <w:t xml:space="preserve">, </w:t>
+      </w:r>
+      <w:r>
+        <w:rPr>
+          <w:rFonts w:ascii="Consolas" w:hAnsi="Consolas"/>
+          <w:sz w:val="19"/>
+        </w:rPr>
+        <w:t>ShowScreenTip</w:t>
+      </w:r>
+      <w:r>
+        <w:t xml:space="preserve">, </w:t>
+      </w:r>
+      <w:r>
+        <w:rPr>
+          <w:rFonts w:ascii="Consolas" w:hAnsi="Consolas"/>
+          <w:sz w:val="19"/>
+        </w:rPr>
+        <w:t>ScreenTipTitle</w:t>
+      </w:r>
+      <w:r>
+        <w:t xml:space="preserve">, </w:t>
+      </w:r>
+      <w:r>
+        <w:rPr>
+          <w:rFonts w:ascii="Consolas" w:hAnsi="Consolas"/>
+          <w:sz w:val="19"/>
+        </w:rPr>
+        <w:t>ScreenTipText</w:t>
+      </w:r>
+      <w:r>
+        <w:t xml:space="preserve">, </w:t>
+      </w:r>
+      <w:r>
+        <w:rPr>
+          <w:rFonts w:ascii="Consolas" w:hAnsi="Consolas"/>
+          <w:sz w:val="19"/>
+        </w:rPr>
+        <w:t>ScreenTipShortcut</w:t>
+      </w:r>
+      <w:r>
+        <w:t xml:space="preserve">, </w:t>
+      </w:r>
+      <w:r>
+        <w:rPr>
+          <w:rFonts w:ascii="Consolas" w:hAnsi="Consolas"/>
+          <w:sz w:val="19"/>
+        </w:rPr>
+        <w:t>ScreenTipFooter</w:t>
+      </w:r>
+      <w:r>
+        <w:t>.</w:t>
       </w:r>
     </w:p>
     <w:p>
       <w:r>
-        <w:t xml:space="preserve">Events: inherited </w:t>
-      </w:r>
-      <w:r>
-        <w:rPr>
-          <w:rFonts w:ascii="Consolas" w:hAnsi="Consolas"/>
-          <w:sz w:val="19"/>
-        </w:rPr>
-        <w:t>TPopupMenu</w:t>
-      </w:r>
-      <w:r>
-        <w:t xml:space="preserve"> events.</w:t>
+        <w:t xml:space="preserve">Events: inherited action/click behavior through </w:t>
+      </w:r>
+      <w:r>
+        <w:rPr>
+          <w:rFonts w:ascii="Consolas" w:hAnsi="Consolas"/>
+          <w:sz w:val="19"/>
+        </w:rPr>
+        <w:t>Action</w:t>
+      </w:r>
+      <w:r>
+        <w:t xml:space="preserve"> or linked item.</w:t>
       </w:r>
     </w:p>
     <w:p>
@@ -2939,12 +2928,12 @@
         <w:pStyle w:val="Heading3"/>
       </w:pPr>
       <w:r>
-        <w:t>TLazRibbonTab</w:t>
+        <w:t>TLazRibbonPopupMenu</w:t>
       </w:r>
     </w:p>
     <w:p>
       <w:r>
-        <w:t>Role: Ribbon page.</w:t>
+        <w:t>Role: owner-drawn popup menu that can share Ribbon appearance.</w:t>
       </w:r>
     </w:p>
     <w:p>
@@ -2956,95 +2945,35 @@
           <w:rFonts w:ascii="Consolas" w:hAnsi="Consolas"/>
           <w:sz w:val="19"/>
         </w:rPr>
-        <w:t>CustomAppearance</w:t>
-      </w:r>
-      <w:r>
-        <w:t xml:space="preserve">, </w:t>
-      </w:r>
-      <w:r>
-        <w:rPr>
-          <w:rFonts w:ascii="Consolas" w:hAnsi="Consolas"/>
-          <w:sz w:val="19"/>
-        </w:rPr>
-        <w:t>Caption</w:t>
-      </w:r>
-      <w:r>
-        <w:t xml:space="preserve">, </w:t>
-      </w:r>
-      <w:r>
-        <w:rPr>
-          <w:rFonts w:ascii="Consolas" w:hAnsi="Consolas"/>
-          <w:sz w:val="19"/>
-        </w:rPr>
-        <w:t>KeyTip</w:t>
-      </w:r>
-      <w:r>
-        <w:t xml:space="preserve">, </w:t>
-      </w:r>
-      <w:r>
-        <w:rPr>
-          <w:rFonts w:ascii="Consolas" w:hAnsi="Consolas"/>
-          <w:sz w:val="19"/>
-        </w:rPr>
-        <w:t>Contextual</w:t>
-      </w:r>
-      <w:r>
-        <w:t xml:space="preserve">, </w:t>
-      </w:r>
-      <w:r>
-        <w:rPr>
-          <w:rFonts w:ascii="Consolas" w:hAnsi="Consolas"/>
-          <w:sz w:val="19"/>
-        </w:rPr>
-        <w:t>ContextualGroupCaption</w:t>
-      </w:r>
-      <w:r>
-        <w:t xml:space="preserve">, </w:t>
-      </w:r>
-      <w:r>
-        <w:rPr>
-          <w:rFonts w:ascii="Consolas" w:hAnsi="Consolas"/>
-          <w:sz w:val="19"/>
-        </w:rPr>
-        <w:t>ContextualColor</w:t>
-      </w:r>
-      <w:r>
-        <w:t xml:space="preserve">, </w:t>
-      </w:r>
-      <w:r>
-        <w:rPr>
-          <w:rFonts w:ascii="Consolas" w:hAnsi="Consolas"/>
-          <w:sz w:val="19"/>
-        </w:rPr>
-        <w:t>OverrideAppearance</w:t>
-      </w:r>
-      <w:r>
-        <w:t xml:space="preserve">, </w:t>
-      </w:r>
-      <w:r>
-        <w:rPr>
-          <w:rFonts w:ascii="Consolas" w:hAnsi="Consolas"/>
-          <w:sz w:val="19"/>
-        </w:rPr>
-        <w:t>Visible</w:t>
-      </w:r>
-      <w:r>
-        <w:t>.</w:t>
+        <w:t>Appearance</w:t>
+      </w:r>
+      <w:r>
+        <w:t xml:space="preserve">, plus inherited </w:t>
+      </w:r>
+      <w:r>
+        <w:rPr>
+          <w:rFonts w:ascii="Consolas" w:hAnsi="Consolas"/>
+          <w:sz w:val="19"/>
+        </w:rPr>
+        <w:t>TPopupMenu</w:t>
+      </w:r>
+      <w:r>
+        <w:t xml:space="preserve"> properties.</w:t>
       </w:r>
     </w:p>
     <w:p>
       <w:r>
-        <w:t xml:space="preserve">Events: </w:t>
-      </w:r>
-      <w:r>
-        <w:rPr>
-          <w:rFonts w:ascii="Consolas" w:hAnsi="Consolas"/>
-          <w:sz w:val="19"/>
-        </w:rPr>
-        <w:t>OnClick</w:t>
-      </w:r>
-      <w:r>
-        <w:t>.</w:t>
+        <w:t xml:space="preserve">Events: inherited </w:t>
+      </w:r>
+      <w:r>
+        <w:rPr>
+          <w:rFonts w:ascii="Consolas" w:hAnsi="Consolas"/>
+          <w:sz w:val="19"/>
+        </w:rPr>
+        <w:t>TPopupMenu</w:t>
+      </w:r>
+      <w:r>
+        <w:t xml:space="preserve"> events.</w:t>
       </w:r>
     </w:p>
     <w:p>
@@ -3052,12 +2981,12 @@
         <w:pStyle w:val="Heading3"/>
       </w:pPr>
       <w:r>
-        <w:t>TLazRibbonPane</w:t>
+        <w:t>TLazRibbonTab</w:t>
       </w:r>
     </w:p>
     <w:p>
       <w:r>
-        <w:t>Role: group inside a tab.</w:t>
+        <w:t>Role: Ribbon page.</w:t>
       </w:r>
     </w:p>
     <w:p>
@@ -3069,6 +2998,16 @@
           <w:rFonts w:ascii="Consolas" w:hAnsi="Consolas"/>
           <w:sz w:val="19"/>
         </w:rPr>
+        <w:t>CustomAppearance</w:t>
+      </w:r>
+      <w:r>
+        <w:t xml:space="preserve">, </w:t>
+      </w:r>
+      <w:r>
+        <w:rPr>
+          <w:rFonts w:ascii="Consolas" w:hAnsi="Consolas"/>
+          <w:sz w:val="19"/>
+        </w:rPr>
         <w:t>Caption</w:t>
       </w:r>
       <w:r>
@@ -3079,27 +3018,57 @@
           <w:rFonts w:ascii="Consolas" w:hAnsi="Consolas"/>
           <w:sz w:val="19"/>
         </w:rPr>
+        <w:t>KeyTip</w:t>
+      </w:r>
+      <w:r>
+        <w:t xml:space="preserve">, </w:t>
+      </w:r>
+      <w:r>
+        <w:rPr>
+          <w:rFonts w:ascii="Consolas" w:hAnsi="Consolas"/>
+          <w:sz w:val="19"/>
+        </w:rPr>
+        <w:t>Contextual</w:t>
+      </w:r>
+      <w:r>
+        <w:t xml:space="preserve">, </w:t>
+      </w:r>
+      <w:r>
+        <w:rPr>
+          <w:rFonts w:ascii="Consolas" w:hAnsi="Consolas"/>
+          <w:sz w:val="19"/>
+        </w:rPr>
+        <w:t>ContextualGroupCaption</w:t>
+      </w:r>
+      <w:r>
+        <w:t xml:space="preserve">, </w:t>
+      </w:r>
+      <w:r>
+        <w:rPr>
+          <w:rFonts w:ascii="Consolas" w:hAnsi="Consolas"/>
+          <w:sz w:val="19"/>
+        </w:rPr>
+        <w:t>ContextualColor</w:t>
+      </w:r>
+      <w:r>
+        <w:t xml:space="preserve">, </w:t>
+      </w:r>
+      <w:r>
+        <w:rPr>
+          <w:rFonts w:ascii="Consolas" w:hAnsi="Consolas"/>
+          <w:sz w:val="19"/>
+        </w:rPr>
+        <w:t>OverrideAppearance</w:t>
+      </w:r>
+      <w:r>
+        <w:t xml:space="preserve">, </w:t>
+      </w:r>
+      <w:r>
+        <w:rPr>
+          <w:rFonts w:ascii="Consolas" w:hAnsi="Consolas"/>
+          <w:sz w:val="19"/>
+        </w:rPr>
         <w:t>Visible</w:t>
-      </w:r>
-      <w:r>
-        <w:t xml:space="preserve">, </w:t>
-      </w:r>
-      <w:r>
-        <w:rPr>
-          <w:rFonts w:ascii="Consolas" w:hAnsi="Consolas"/>
-          <w:sz w:val="19"/>
-        </w:rPr>
-        <w:t>DialogLauncherStyle</w:t>
-      </w:r>
-      <w:r>
-        <w:t xml:space="preserve">, </w:t>
-      </w:r>
-      <w:r>
-        <w:rPr>
-          <w:rFonts w:ascii="Consolas" w:hAnsi="Consolas"/>
-          <w:sz w:val="19"/>
-        </w:rPr>
-        <w:t>ShowDialogLauncher</w:t>
       </w:r>
       <w:r>
         <w:t>.</w:t>
@@ -3114,25 +3083,10 @@
           <w:rFonts w:ascii="Consolas" w:hAnsi="Consolas"/>
           <w:sz w:val="19"/>
         </w:rPr>
-        <w:t>OnDialogLauncherClick</w:t>
+        <w:t>OnClick</w:t>
       </w:r>
       <w:r>
         <w:t>.</w:t>
-      </w:r>
-    </w:p>
-    <w:p>
-      <w:r>
-        <w:t xml:space="preserve">Use </w:t>
-      </w:r>
-      <w:r>
-        <w:rPr>
-          <w:rFonts w:ascii="Consolas" w:hAnsi="Consolas"/>
-          <w:sz w:val="19"/>
-        </w:rPr>
-        <w:t>ShowDialogLauncher</w:t>
-      </w:r>
-      <w:r>
-        <w:t xml:space="preserve"> for the small Office-style launcher button in the pane caption band.</w:t>
       </w:r>
     </w:p>
     <w:p>
@@ -3140,26 +3094,29 @@
         <w:pStyle w:val="Heading3"/>
       </w:pPr>
       <w:r>
-        <w:t>Common Pane Item Properties</w:t>
+        <w:t>TLazRibbonPane</w:t>
       </w:r>
     </w:p>
     <w:p>
       <w:r>
-        <w:t xml:space="preserve">The pane item classes inherit these common properties from </w:t>
-      </w:r>
-      <w:r>
-        <w:rPr>
-          <w:rFonts w:ascii="Consolas" w:hAnsi="Consolas"/>
-          <w:sz w:val="19"/>
-        </w:rPr>
-        <w:t>TLazRibbonBaseItem</w:t>
-      </w:r>
-      <w:r>
-        <w:t>:</w:t>
+        <w:t>Role: group inside a tab.</w:t>
       </w:r>
     </w:p>
     <w:p>
       <w:r>
+        <w:t xml:space="preserve">Properties: </w:t>
+      </w:r>
+      <w:r>
+        <w:rPr>
+          <w:rFonts w:ascii="Consolas" w:hAnsi="Consolas"/>
+          <w:sz w:val="19"/>
+        </w:rPr>
+        <w:t>Caption</w:t>
+      </w:r>
+      <w:r>
+        <w:t xml:space="preserve">, </w:t>
+      </w:r>
+      <w:r>
         <w:rPr>
           <w:rFonts w:ascii="Consolas" w:hAnsi="Consolas"/>
           <w:sz w:val="19"/>
@@ -3174,77 +3131,17 @@
           <w:rFonts w:ascii="Consolas" w:hAnsi="Consolas"/>
           <w:sz w:val="19"/>
         </w:rPr>
-        <w:t>Enabled</w:t>
-      </w:r>
-      <w:r>
-        <w:t xml:space="preserve">, </w:t>
-      </w:r>
-      <w:r>
-        <w:rPr>
-          <w:rFonts w:ascii="Consolas" w:hAnsi="Consolas"/>
-          <w:sz w:val="19"/>
-        </w:rPr>
-        <w:t>Hint</w:t>
-      </w:r>
-      <w:r>
-        <w:t xml:space="preserve">, </w:t>
-      </w:r>
-      <w:r>
-        <w:rPr>
-          <w:rFonts w:ascii="Consolas" w:hAnsi="Consolas"/>
-          <w:sz w:val="19"/>
-        </w:rPr>
-        <w:t>KeyTip</w:t>
-      </w:r>
-      <w:r>
-        <w:t xml:space="preserve">, </w:t>
-      </w:r>
-      <w:r>
-        <w:rPr>
-          <w:rFonts w:ascii="Consolas" w:hAnsi="Consolas"/>
-          <w:sz w:val="19"/>
-        </w:rPr>
-        <w:t>ShowScreenTip</w:t>
-      </w:r>
-      <w:r>
-        <w:t xml:space="preserve">, </w:t>
-      </w:r>
-      <w:r>
-        <w:rPr>
-          <w:rFonts w:ascii="Consolas" w:hAnsi="Consolas"/>
-          <w:sz w:val="19"/>
-        </w:rPr>
-        <w:t>ScreenTipTitle</w:t>
-      </w:r>
-      <w:r>
-        <w:t xml:space="preserve">, </w:t>
-      </w:r>
-      <w:r>
-        <w:rPr>
-          <w:rFonts w:ascii="Consolas" w:hAnsi="Consolas"/>
-          <w:sz w:val="19"/>
-        </w:rPr>
-        <w:t>ScreenTipText</w:t>
-      </w:r>
-      <w:r>
-        <w:t xml:space="preserve">, </w:t>
-      </w:r>
-      <w:r>
-        <w:rPr>
-          <w:rFonts w:ascii="Consolas" w:hAnsi="Consolas"/>
-          <w:sz w:val="19"/>
-        </w:rPr>
-        <w:t>ScreenTipShortcut</w:t>
-      </w:r>
-      <w:r>
-        <w:t xml:space="preserve">, </w:t>
-      </w:r>
-      <w:r>
-        <w:rPr>
-          <w:rFonts w:ascii="Consolas" w:hAnsi="Consolas"/>
-          <w:sz w:val="19"/>
-        </w:rPr>
-        <w:t>ScreenTipFooter</w:t>
+        <w:t>DialogLauncherStyle</w:t>
+      </w:r>
+      <w:r>
+        <w:t xml:space="preserve">, </w:t>
+      </w:r>
+      <w:r>
+        <w:rPr>
+          <w:rFonts w:ascii="Consolas" w:hAnsi="Consolas"/>
+          <w:sz w:val="19"/>
+        </w:rPr>
+        <w:t>ShowDialogLauncher</w:t>
       </w:r>
       <w:r>
         <w:t>.</w:t>
@@ -3252,59 +3149,32 @@
     </w:p>
     <w:p>
       <w:r>
-        <w:t xml:space="preserve">Button-like items also inherit from </w:t>
-      </w:r>
-      <w:r>
-        <w:rPr>
-          <w:rFonts w:ascii="Consolas" w:hAnsi="Consolas"/>
-          <w:sz w:val="19"/>
-        </w:rPr>
-        <w:t>TLazRibbonBaseButton</w:t>
-      </w:r>
-      <w:r>
-        <w:t>:</w:t>
+        <w:t xml:space="preserve">Events: </w:t>
+      </w:r>
+      <w:r>
+        <w:rPr>
+          <w:rFonts w:ascii="Consolas" w:hAnsi="Consolas"/>
+          <w:sz w:val="19"/>
+        </w:rPr>
+        <w:t>OnDialogLauncherClick</w:t>
+      </w:r>
+      <w:r>
+        <w:t>.</w:t>
       </w:r>
     </w:p>
     <w:p>
       <w:r>
-        <w:rPr>
-          <w:rFonts w:ascii="Consolas" w:hAnsi="Consolas"/>
-          <w:sz w:val="19"/>
-        </w:rPr>
-        <w:t>Action</w:t>
-      </w:r>
-      <w:r>
-        <w:t xml:space="preserve">, </w:t>
-      </w:r>
-      <w:r>
-        <w:rPr>
-          <w:rFonts w:ascii="Consolas" w:hAnsi="Consolas"/>
-          <w:sz w:val="19"/>
-        </w:rPr>
-        <w:t>Caption</w:t>
-      </w:r>
-      <w:r>
-        <w:t xml:space="preserve">, </w:t>
-      </w:r>
-      <w:r>
-        <w:rPr>
-          <w:rFonts w:ascii="Consolas" w:hAnsi="Consolas"/>
-          <w:sz w:val="19"/>
-        </w:rPr>
-        <w:t>Checked</w:t>
-      </w:r>
-      <w:r>
-        <w:t xml:space="preserve">, </w:t>
-      </w:r>
-      <w:r>
-        <w:rPr>
-          <w:rFonts w:ascii="Consolas" w:hAnsi="Consolas"/>
-          <w:sz w:val="19"/>
-        </w:rPr>
-        <w:t>OnClick</w:t>
-      </w:r>
-      <w:r>
-        <w:t>.</w:t>
+        <w:t xml:space="preserve">Use </w:t>
+      </w:r>
+      <w:r>
+        <w:rPr>
+          <w:rFonts w:ascii="Consolas" w:hAnsi="Consolas"/>
+          <w:sz w:val="19"/>
+        </w:rPr>
+        <w:t>ShowDialogLauncher</w:t>
+      </w:r>
+      <w:r>
+        <w:t xml:space="preserve"> for the small Office-style launcher button in the pane caption band.</w:t>
       </w:r>
     </w:p>
     <w:p>
@@ -3312,64 +3182,111 @@
         <w:pStyle w:val="Heading3"/>
       </w:pPr>
       <w:r>
-        <w:t>TLazRibbonLargeButton</w:t>
+        <w:t>Common Pane Item Properties</w:t>
       </w:r>
     </w:p>
     <w:p>
       <w:r>
-        <w:t>Role: large command button in a pane.</w:t>
+        <w:t xml:space="preserve">The pane item classes inherit these common properties from </w:t>
+      </w:r>
+      <w:r>
+        <w:rPr>
+          <w:rFonts w:ascii="Consolas" w:hAnsi="Consolas"/>
+          <w:sz w:val="19"/>
+        </w:rPr>
+        <w:t>TLazRibbonBaseItem</w:t>
+      </w:r>
+      <w:r>
+        <w:t>:</w:t>
       </w:r>
     </w:p>
     <w:p>
       <w:r>
-        <w:t xml:space="preserve">Properties: common pane item properties, common button properties, </w:t>
-      </w:r>
-      <w:r>
-        <w:rPr>
-          <w:rFonts w:ascii="Consolas" w:hAnsi="Consolas"/>
-          <w:sz w:val="19"/>
-        </w:rPr>
-        <w:t>AllowAllUp</w:t>
-      </w:r>
-      <w:r>
-        <w:t xml:space="preserve">, </w:t>
-      </w:r>
-      <w:r>
-        <w:rPr>
-          <w:rFonts w:ascii="Consolas" w:hAnsi="Consolas"/>
-          <w:sz w:val="19"/>
-        </w:rPr>
-        <w:t>ButtonKind</w:t>
-      </w:r>
-      <w:r>
-        <w:t xml:space="preserve">, </w:t>
-      </w:r>
-      <w:r>
-        <w:rPr>
-          <w:rFonts w:ascii="Consolas" w:hAnsi="Consolas"/>
-          <w:sz w:val="19"/>
-        </w:rPr>
-        <w:t>DropdownMenu</w:t>
-      </w:r>
-      <w:r>
-        <w:t xml:space="preserve">, </w:t>
-      </w:r>
-      <w:r>
-        <w:rPr>
-          <w:rFonts w:ascii="Consolas" w:hAnsi="Consolas"/>
-          <w:sz w:val="19"/>
-        </w:rPr>
-        <w:t>GroupIndex</w:t>
-      </w:r>
-      <w:r>
-        <w:t xml:space="preserve">, </w:t>
-      </w:r>
-      <w:r>
-        <w:rPr>
-          <w:rFonts w:ascii="Consolas" w:hAnsi="Consolas"/>
-          <w:sz w:val="19"/>
-        </w:rPr>
-        <w:t>LargeImageIndex</w:t>
+        <w:rPr>
+          <w:rFonts w:ascii="Consolas" w:hAnsi="Consolas"/>
+          <w:sz w:val="19"/>
+        </w:rPr>
+        <w:t>Visible</w:t>
+      </w:r>
+      <w:r>
+        <w:t xml:space="preserve">, </w:t>
+      </w:r>
+      <w:r>
+        <w:rPr>
+          <w:rFonts w:ascii="Consolas" w:hAnsi="Consolas"/>
+          <w:sz w:val="19"/>
+        </w:rPr>
+        <w:t>Enabled</w:t>
+      </w:r>
+      <w:r>
+        <w:t xml:space="preserve">, </w:t>
+      </w:r>
+      <w:r>
+        <w:rPr>
+          <w:rFonts w:ascii="Consolas" w:hAnsi="Consolas"/>
+          <w:sz w:val="19"/>
+        </w:rPr>
+        <w:t>Hint</w:t>
+      </w:r>
+      <w:r>
+        <w:t xml:space="preserve">, </w:t>
+      </w:r>
+      <w:r>
+        <w:rPr>
+          <w:rFonts w:ascii="Consolas" w:hAnsi="Consolas"/>
+          <w:sz w:val="19"/>
+        </w:rPr>
+        <w:t>KeyTip</w:t>
+      </w:r>
+      <w:r>
+        <w:t xml:space="preserve">, </w:t>
+      </w:r>
+      <w:r>
+        <w:rPr>
+          <w:rFonts w:ascii="Consolas" w:hAnsi="Consolas"/>
+          <w:sz w:val="19"/>
+        </w:rPr>
+        <w:t>ShowScreenTip</w:t>
+      </w:r>
+      <w:r>
+        <w:t xml:space="preserve">, </w:t>
+      </w:r>
+      <w:r>
+        <w:rPr>
+          <w:rFonts w:ascii="Consolas" w:hAnsi="Consolas"/>
+          <w:sz w:val="19"/>
+        </w:rPr>
+        <w:t>ScreenTipTitle</w:t>
+      </w:r>
+      <w:r>
+        <w:t xml:space="preserve">, </w:t>
+      </w:r>
+      <w:r>
+        <w:rPr>
+          <w:rFonts w:ascii="Consolas" w:hAnsi="Consolas"/>
+          <w:sz w:val="19"/>
+        </w:rPr>
+        <w:t>ScreenTipText</w:t>
+      </w:r>
+      <w:r>
+        <w:t xml:space="preserve">, </w:t>
+      </w:r>
+      <w:r>
+        <w:rPr>
+          <w:rFonts w:ascii="Consolas" w:hAnsi="Consolas"/>
+          <w:sz w:val="19"/>
+        </w:rPr>
+        <w:t>ScreenTipShortcut</w:t>
+      </w:r>
+      <w:r>
+        <w:t xml:space="preserve">, </w:t>
+      </w:r>
+      <w:r>
+        <w:rPr>
+          <w:rFonts w:ascii="Consolas" w:hAnsi="Consolas"/>
+          <w:sz w:val="19"/>
+        </w:rPr>
+        <w:t>ScreenTipFooter</w:t>
       </w:r>
       <w:r>
         <w:t>.</w:t>
@@ -3377,7 +3294,49 @@
     </w:p>
     <w:p>
       <w:r>
-        <w:t xml:space="preserve">Events: </w:t>
+        <w:t xml:space="preserve">Button-like items also inherit from </w:t>
+      </w:r>
+      <w:r>
+        <w:rPr>
+          <w:rFonts w:ascii="Consolas" w:hAnsi="Consolas"/>
+          <w:sz w:val="19"/>
+        </w:rPr>
+        <w:t>TLazRibbonBaseButton</w:t>
+      </w:r>
+      <w:r>
+        <w:t>:</w:t>
+      </w:r>
+    </w:p>
+    <w:p>
+      <w:r>
+        <w:rPr>
+          <w:rFonts w:ascii="Consolas" w:hAnsi="Consolas"/>
+          <w:sz w:val="19"/>
+        </w:rPr>
+        <w:t>Action</w:t>
+      </w:r>
+      <w:r>
+        <w:t xml:space="preserve">, </w:t>
+      </w:r>
+      <w:r>
+        <w:rPr>
+          <w:rFonts w:ascii="Consolas" w:hAnsi="Consolas"/>
+          <w:sz w:val="19"/>
+        </w:rPr>
+        <w:t>Caption</w:t>
+      </w:r>
+      <w:r>
+        <w:t xml:space="preserve">, </w:t>
+      </w:r>
+      <w:r>
+        <w:rPr>
+          <w:rFonts w:ascii="Consolas" w:hAnsi="Consolas"/>
+          <w:sz w:val="19"/>
+        </w:rPr>
+        <w:t>Checked</w:t>
+      </w:r>
+      <w:r>
+        <w:t xml:space="preserve">, </w:t>
       </w:r>
       <w:r>
         <w:rPr>
@@ -3395,12 +3354,12 @@
         <w:pStyle w:val="Heading3"/>
       </w:pPr>
       <w:r>
-        <w:t>TLazRibbonSmallButton</w:t>
+        <w:t>TLazRibbonLargeButton</w:t>
       </w:r>
     </w:p>
     <w:p>
       <w:r>
-        <w:t>Role: compact command button in a pane row/table.</w:t>
+        <w:t>Role: large command button in a pane.</w:t>
       </w:r>
     </w:p>
     <w:p>
@@ -3412,56 +3371,6 @@
           <w:rFonts w:ascii="Consolas" w:hAnsi="Consolas"/>
           <w:sz w:val="19"/>
         </w:rPr>
-        <w:t>GroupBehaviour</w:t>
-      </w:r>
-      <w:r>
-        <w:t xml:space="preserve">, </w:t>
-      </w:r>
-      <w:r>
-        <w:rPr>
-          <w:rFonts w:ascii="Consolas" w:hAnsi="Consolas"/>
-          <w:sz w:val="19"/>
-        </w:rPr>
-        <w:t>HideFrameWhenIdle</w:t>
-      </w:r>
-      <w:r>
-        <w:t xml:space="preserve">, </w:t>
-      </w:r>
-      <w:r>
-        <w:rPr>
-          <w:rFonts w:ascii="Consolas" w:hAnsi="Consolas"/>
-          <w:sz w:val="19"/>
-        </w:rPr>
-        <w:t>ImageIndex</w:t>
-      </w:r>
-      <w:r>
-        <w:t xml:space="preserve">, </w:t>
-      </w:r>
-      <w:r>
-        <w:rPr>
-          <w:rFonts w:ascii="Consolas" w:hAnsi="Consolas"/>
-          <w:sz w:val="19"/>
-        </w:rPr>
-        <w:t>ShowCaption</w:t>
-      </w:r>
-      <w:r>
-        <w:t xml:space="preserve">, </w:t>
-      </w:r>
-      <w:r>
-        <w:rPr>
-          <w:rFonts w:ascii="Consolas" w:hAnsi="Consolas"/>
-          <w:sz w:val="19"/>
-        </w:rPr>
-        <w:t>TableBehaviour</w:t>
-      </w:r>
-      <w:r>
-        <w:t xml:space="preserve">, </w:t>
-      </w:r>
-      <w:r>
-        <w:rPr>
-          <w:rFonts w:ascii="Consolas" w:hAnsi="Consolas"/>
-          <w:sz w:val="19"/>
-        </w:rPr>
         <w:t>AllowAllUp</w:t>
       </w:r>
       <w:r>
@@ -3493,6 +3402,16 @@
           <w:sz w:val="19"/>
         </w:rPr>
         <w:t>GroupIndex</w:t>
+      </w:r>
+      <w:r>
+        <w:t xml:space="preserve">, </w:t>
+      </w:r>
+      <w:r>
+        <w:rPr>
+          <w:rFonts w:ascii="Consolas" w:hAnsi="Consolas"/>
+          <w:sz w:val="19"/>
+        </w:rPr>
+        <w:t>LargeImageIndex</w:t>
       </w:r>
       <w:r>
         <w:t>.</w:t>
@@ -3518,22 +3437,122 @@
         <w:pStyle w:val="Heading3"/>
       </w:pPr>
       <w:r>
-        <w:t>TLazRibbonSeparator</w:t>
+        <w:t>TLazRibbonSmallButton</w:t>
       </w:r>
     </w:p>
     <w:p>
       <w:r>
-        <w:t>Role: structural separator between pane items.</w:t>
+        <w:t>Role: compact command button in a pane row/table.</w:t>
       </w:r>
     </w:p>
     <w:p>
       <w:r>
-        <w:t>Properties: no normal command properties should be edited in new forms. The design package hides inherited command and ScreenTip properties because the item does not execute actions.</w:t>
+        <w:t xml:space="preserve">Properties: common pane item properties, common button properties, </w:t>
+      </w:r>
+      <w:r>
+        <w:rPr>
+          <w:rFonts w:ascii="Consolas" w:hAnsi="Consolas"/>
+          <w:sz w:val="19"/>
+        </w:rPr>
+        <w:t>GroupBehaviour</w:t>
+      </w:r>
+      <w:r>
+        <w:t xml:space="preserve">, </w:t>
+      </w:r>
+      <w:r>
+        <w:rPr>
+          <w:rFonts w:ascii="Consolas" w:hAnsi="Consolas"/>
+          <w:sz w:val="19"/>
+        </w:rPr>
+        <w:t>HideFrameWhenIdle</w:t>
+      </w:r>
+      <w:r>
+        <w:t xml:space="preserve">, </w:t>
+      </w:r>
+      <w:r>
+        <w:rPr>
+          <w:rFonts w:ascii="Consolas" w:hAnsi="Consolas"/>
+          <w:sz w:val="19"/>
+        </w:rPr>
+        <w:t>ImageIndex</w:t>
+      </w:r>
+      <w:r>
+        <w:t xml:space="preserve">, </w:t>
+      </w:r>
+      <w:r>
+        <w:rPr>
+          <w:rFonts w:ascii="Consolas" w:hAnsi="Consolas"/>
+          <w:sz w:val="19"/>
+        </w:rPr>
+        <w:t>ShowCaption</w:t>
+      </w:r>
+      <w:r>
+        <w:t xml:space="preserve">, </w:t>
+      </w:r>
+      <w:r>
+        <w:rPr>
+          <w:rFonts w:ascii="Consolas" w:hAnsi="Consolas"/>
+          <w:sz w:val="19"/>
+        </w:rPr>
+        <w:t>TableBehaviour</w:t>
+      </w:r>
+      <w:r>
+        <w:t xml:space="preserve">, </w:t>
+      </w:r>
+      <w:r>
+        <w:rPr>
+          <w:rFonts w:ascii="Consolas" w:hAnsi="Consolas"/>
+          <w:sz w:val="19"/>
+        </w:rPr>
+        <w:t>AllowAllUp</w:t>
+      </w:r>
+      <w:r>
+        <w:t xml:space="preserve">, </w:t>
+      </w:r>
+      <w:r>
+        <w:rPr>
+          <w:rFonts w:ascii="Consolas" w:hAnsi="Consolas"/>
+          <w:sz w:val="19"/>
+        </w:rPr>
+        <w:t>ButtonKind</w:t>
+      </w:r>
+      <w:r>
+        <w:t xml:space="preserve">, </w:t>
+      </w:r>
+      <w:r>
+        <w:rPr>
+          <w:rFonts w:ascii="Consolas" w:hAnsi="Consolas"/>
+          <w:sz w:val="19"/>
+        </w:rPr>
+        <w:t>DropdownMenu</w:t>
+      </w:r>
+      <w:r>
+        <w:t xml:space="preserve">, </w:t>
+      </w:r>
+      <w:r>
+        <w:rPr>
+          <w:rFonts w:ascii="Consolas" w:hAnsi="Consolas"/>
+          <w:sz w:val="19"/>
+        </w:rPr>
+        <w:t>GroupIndex</w:t>
+      </w:r>
+      <w:r>
+        <w:t>.</w:t>
       </w:r>
     </w:p>
     <w:p>
       <w:r>
-        <w:t>Events: none for normal use.</w:t>
+        <w:t xml:space="preserve">Events: </w:t>
+      </w:r>
+      <w:r>
+        <w:rPr>
+          <w:rFonts w:ascii="Consolas" w:hAnsi="Consolas"/>
+          <w:sz w:val="19"/>
+        </w:rPr>
+        <w:t>OnClick</w:t>
+      </w:r>
+      <w:r>
+        <w:t>.</w:t>
       </w:r>
     </w:p>
     <w:p>
@@ -3541,62 +3560,22 @@
         <w:pStyle w:val="Heading3"/>
       </w:pPr>
       <w:r>
-        <w:t>TLazRibbonCheckbox</w:t>
+        <w:t>TLazRibbonSeparator</w:t>
       </w:r>
     </w:p>
     <w:p>
       <w:r>
-        <w:t>Role: checkable pane item.</w:t>
+        <w:t>Role: structural separator between pane items.</w:t>
       </w:r>
     </w:p>
     <w:p>
       <w:r>
-        <w:t xml:space="preserve">Properties: common pane item properties, common button properties, </w:t>
-      </w:r>
-      <w:r>
-        <w:rPr>
-          <w:rFonts w:ascii="Consolas" w:hAnsi="Consolas"/>
-          <w:sz w:val="19"/>
-        </w:rPr>
-        <w:t>Checked</w:t>
-      </w:r>
-      <w:r>
-        <w:t xml:space="preserve">, </w:t>
-      </w:r>
-      <w:r>
-        <w:rPr>
-          <w:rFonts w:ascii="Consolas" w:hAnsi="Consolas"/>
-          <w:sz w:val="19"/>
-        </w:rPr>
-        <w:t>TableBehaviour</w:t>
-      </w:r>
-      <w:r>
-        <w:t xml:space="preserve">, </w:t>
-      </w:r>
-      <w:r>
-        <w:rPr>
-          <w:rFonts w:ascii="Consolas" w:hAnsi="Consolas"/>
-          <w:sz w:val="19"/>
-        </w:rPr>
-        <w:t>State</w:t>
-      </w:r>
-      <w:r>
-        <w:t>.</w:t>
+        <w:t>Properties: no normal command properties should be edited in new forms. The design package hides inherited command and ScreenTip properties because the item does not execute actions.</w:t>
       </w:r>
     </w:p>
     <w:p>
       <w:r>
-        <w:t xml:space="preserve">Events: </w:t>
-      </w:r>
-      <w:r>
-        <w:rPr>
-          <w:rFonts w:ascii="Consolas" w:hAnsi="Consolas"/>
-          <w:sz w:val="19"/>
-        </w:rPr>
-        <w:t>OnClick</w:t>
-      </w:r>
-      <w:r>
-        <w:t>.</w:t>
+        <w:t>Events: none for normal use.</w:t>
       </w:r>
     </w:p>
     <w:p>
@@ -3604,12 +3583,12 @@
         <w:pStyle w:val="Heading3"/>
       </w:pPr>
       <w:r>
-        <w:t>TLazRibbonRadioButton</w:t>
+        <w:t>TLazRibbonCheckbox</w:t>
       </w:r>
     </w:p>
     <w:p>
       <w:r>
-        <w:t>Role: mutually exclusive pane item.</w:t>
+        <w:t>Role: checkable pane item.</w:t>
       </w:r>
     </w:p>
     <w:p>
@@ -3621,17 +3600,17 @@
           <w:rFonts w:ascii="Consolas" w:hAnsi="Consolas"/>
           <w:sz w:val="19"/>
         </w:rPr>
-        <w:t>AllowAllUp</w:t>
-      </w:r>
-      <w:r>
-        <w:t xml:space="preserve">, </w:t>
-      </w:r>
-      <w:r>
-        <w:rPr>
-          <w:rFonts w:ascii="Consolas" w:hAnsi="Consolas"/>
-          <w:sz w:val="19"/>
-        </w:rPr>
-        <w:t>GroupIndex</w:t>
+        <w:t>Checked</w:t>
+      </w:r>
+      <w:r>
+        <w:t xml:space="preserve">, </w:t>
+      </w:r>
+      <w:r>
+        <w:rPr>
+          <w:rFonts w:ascii="Consolas" w:hAnsi="Consolas"/>
+          <w:sz w:val="19"/>
+        </w:rPr>
+        <w:t>TableBehaviour</w:t>
       </w:r>
       <w:r>
         <w:t xml:space="preserve">, </w:t>
@@ -3642,16 +3621,6 @@
           <w:sz w:val="19"/>
         </w:rPr>
         <w:t>State</w:t>
-      </w:r>
-      <w:r>
-        <w:t xml:space="preserve">, </w:t>
-      </w:r>
-      <w:r>
-        <w:rPr>
-          <w:rFonts w:ascii="Consolas" w:hAnsi="Consolas"/>
-          <w:sz w:val="19"/>
-        </w:rPr>
-        <w:t>TableBehaviour</w:t>
       </w:r>
       <w:r>
         <w:t>.</w:t>
@@ -3677,12 +3646,12 @@
         <w:pStyle w:val="Heading3"/>
       </w:pPr>
       <w:r>
-        <w:t>TLazRibbonToggleSwitch</w:t>
+        <w:t>TLazRibbonRadioButton</w:t>
       </w:r>
     </w:p>
     <w:p>
       <w:r>
-        <w:t>Role: switch-style toggle pane item.</w:t>
+        <w:t>Role: mutually exclusive pane item.</w:t>
       </w:r>
     </w:p>
     <w:p>
@@ -3714,7 +3683,7 @@
           <w:rFonts w:ascii="Consolas" w:hAnsi="Consolas"/>
           <w:sz w:val="19"/>
         </w:rPr>
-        <w:t>Checked</w:t>
+        <w:t>State</w:t>
       </w:r>
       <w:r>
         <w:t xml:space="preserve">, </w:t>
@@ -3750,64 +3719,54 @@
         <w:pStyle w:val="Heading3"/>
       </w:pPr>
       <w:r>
-        <w:t>TLazRibbonCustomRibbonExtItem</w:t>
+        <w:t>TLazRibbonToggleSwitch</w:t>
       </w:r>
     </w:p>
     <w:p>
       <w:r>
-        <w:t>Role: base class for extended pane items.</w:t>
+        <w:t>Role: switch-style toggle pane item.</w:t>
       </w:r>
     </w:p>
     <w:p>
       <w:r>
-        <w:t xml:space="preserve">Properties: </w:t>
-      </w:r>
-      <w:r>
-        <w:rPr>
-          <w:rFonts w:ascii="Consolas" w:hAnsi="Consolas"/>
-          <w:sz w:val="19"/>
-        </w:rPr>
-        <w:t>Caption</w:t>
-      </w:r>
-      <w:r>
-        <w:t xml:space="preserve">, </w:t>
-      </w:r>
-      <w:r>
-        <w:rPr>
-          <w:rFonts w:ascii="Consolas" w:hAnsi="Consolas"/>
-          <w:sz w:val="19"/>
-        </w:rPr>
-        <w:t>DisplayMode</w:t>
-      </w:r>
-      <w:r>
-        <w:t xml:space="preserve">, </w:t>
-      </w:r>
-      <w:r>
-        <w:rPr>
-          <w:rFonts w:ascii="Consolas" w:hAnsi="Consolas"/>
-          <w:sz w:val="19"/>
-        </w:rPr>
-        <w:t>ImageIndex</w:t>
-      </w:r>
-      <w:r>
-        <w:t xml:space="preserve">, </w:t>
-      </w:r>
-      <w:r>
-        <w:rPr>
-          <w:rFonts w:ascii="Consolas" w:hAnsi="Consolas"/>
-          <w:sz w:val="19"/>
-        </w:rPr>
-        <w:t>LargeImageIndex</w:t>
-      </w:r>
-      <w:r>
-        <w:t xml:space="preserve">, </w:t>
-      </w:r>
-      <w:r>
-        <w:rPr>
-          <w:rFonts w:ascii="Consolas" w:hAnsi="Consolas"/>
-          <w:sz w:val="19"/>
-        </w:rPr>
-        <w:t>Width</w:t>
+        <w:t xml:space="preserve">Properties: common pane item properties, common button properties, </w:t>
+      </w:r>
+      <w:r>
+        <w:rPr>
+          <w:rFonts w:ascii="Consolas" w:hAnsi="Consolas"/>
+          <w:sz w:val="19"/>
+        </w:rPr>
+        <w:t>AllowAllUp</w:t>
+      </w:r>
+      <w:r>
+        <w:t xml:space="preserve">, </w:t>
+      </w:r>
+      <w:r>
+        <w:rPr>
+          <w:rFonts w:ascii="Consolas" w:hAnsi="Consolas"/>
+          <w:sz w:val="19"/>
+        </w:rPr>
+        <w:t>GroupIndex</w:t>
+      </w:r>
+      <w:r>
+        <w:t xml:space="preserve">, </w:t>
+      </w:r>
+      <w:r>
+        <w:rPr>
+          <w:rFonts w:ascii="Consolas" w:hAnsi="Consolas"/>
+          <w:sz w:val="19"/>
+        </w:rPr>
+        <w:t>Checked</w:t>
+      </w:r>
+      <w:r>
+        <w:t xml:space="preserve">, </w:t>
+      </w:r>
+      <w:r>
+        <w:rPr>
+          <w:rFonts w:ascii="Consolas" w:hAnsi="Consolas"/>
+          <w:sz w:val="19"/>
+        </w:rPr>
+        <w:t>TableBehaviour</w:t>
       </w:r>
       <w:r>
         <w:t>.</w:t>
@@ -3833,24 +3792,64 @@
         <w:pStyle w:val="Heading3"/>
       </w:pPr>
       <w:r>
-        <w:t>TLazRibbonControlHostItem</w:t>
+        <w:t>TLazRibbonCustomRibbonExtItem</w:t>
       </w:r>
     </w:p>
     <w:p>
       <w:r>
-        <w:t>Role: hosts a real Lazarus control inside a Ribbon pane.</w:t>
+        <w:t>Role: base class for extended pane items.</w:t>
       </w:r>
     </w:p>
     <w:p>
       <w:r>
-        <w:t xml:space="preserve">Properties: common extended item properties, </w:t>
-      </w:r>
-      <w:r>
-        <w:rPr>
-          <w:rFonts w:ascii="Consolas" w:hAnsi="Consolas"/>
-          <w:sz w:val="19"/>
-        </w:rPr>
-        <w:t>Control</w:t>
+        <w:t xml:space="preserve">Properties: </w:t>
+      </w:r>
+      <w:r>
+        <w:rPr>
+          <w:rFonts w:ascii="Consolas" w:hAnsi="Consolas"/>
+          <w:sz w:val="19"/>
+        </w:rPr>
+        <w:t>Caption</w:t>
+      </w:r>
+      <w:r>
+        <w:t xml:space="preserve">, </w:t>
+      </w:r>
+      <w:r>
+        <w:rPr>
+          <w:rFonts w:ascii="Consolas" w:hAnsi="Consolas"/>
+          <w:sz w:val="19"/>
+        </w:rPr>
+        <w:t>DisplayMode</w:t>
+      </w:r>
+      <w:r>
+        <w:t xml:space="preserve">, </w:t>
+      </w:r>
+      <w:r>
+        <w:rPr>
+          <w:rFonts w:ascii="Consolas" w:hAnsi="Consolas"/>
+          <w:sz w:val="19"/>
+        </w:rPr>
+        <w:t>ImageIndex</w:t>
+      </w:r>
+      <w:r>
+        <w:t xml:space="preserve">, </w:t>
+      </w:r>
+      <w:r>
+        <w:rPr>
+          <w:rFonts w:ascii="Consolas" w:hAnsi="Consolas"/>
+          <w:sz w:val="19"/>
+        </w:rPr>
+        <w:t>LargeImageIndex</w:t>
+      </w:r>
+      <w:r>
+        <w:t xml:space="preserve">, </w:t>
+      </w:r>
+      <w:r>
+        <w:rPr>
+          <w:rFonts w:ascii="Consolas" w:hAnsi="Consolas"/>
+          <w:sz w:val="19"/>
+        </w:rPr>
+        <w:t>Width</w:t>
       </w:r>
       <w:r>
         <w:t>.</w:t>
@@ -3868,42 +3867,7 @@
         <w:t>OnClick</w:t>
       </w:r>
       <w:r>
-        <w:t xml:space="preserve"> from the inherited extended item when applicable.</w:t>
-      </w:r>
-    </w:p>
-    <w:p>
-      <w:r>
-        <w:t xml:space="preserve">Use </w:t>
-      </w:r>
-      <w:r>
-        <w:rPr>
-          <w:rFonts w:ascii="Consolas" w:hAnsi="Consolas"/>
-          <w:sz w:val="19"/>
-        </w:rPr>
-        <w:t>Control</w:t>
-      </w:r>
-      <w:r>
-        <w:t xml:space="preserve"> for new projects. Legacy </w:t>
-      </w:r>
-      <w:r>
-        <w:rPr>
-          <w:rFonts w:ascii="Consolas" w:hAnsi="Consolas"/>
-          <w:sz w:val="19"/>
-        </w:rPr>
-        <w:t>ControlName</w:t>
-      </w:r>
-      <w:r>
-        <w:t xml:space="preserve"> and </w:t>
-      </w:r>
-      <w:r>
-        <w:rPr>
-          <w:rFonts w:ascii="Consolas" w:hAnsi="Consolas"/>
-          <w:sz w:val="19"/>
-        </w:rPr>
-        <w:t>ControlClassName</w:t>
-      </w:r>
-      <w:r>
-        <w:t xml:space="preserve"> exist only for old resources/source compatibility and are hidden at design time.</w:t>
+        <w:t>.</w:t>
       </w:r>
     </w:p>
     <w:p>
@@ -3911,12 +3875,12 @@
         <w:pStyle w:val="Heading3"/>
       </w:pPr>
       <w:r>
-        <w:t>TLazRibbonGalleryItem</w:t>
+        <w:t>TLazRibbonControlHostItem</w:t>
       </w:r>
     </w:p>
     <w:p>
       <w:r>
-        <w:t>Role: generic gallery/grid item.</w:t>
+        <w:t>Role: hosts a real Lazarus control inside a Ribbon pane.</w:t>
       </w:r>
     </w:p>
     <w:p>
@@ -3928,57 +3892,7 @@
           <w:rFonts w:ascii="Consolas" w:hAnsi="Consolas"/>
           <w:sz w:val="19"/>
         </w:rPr>
-        <w:t>Columns</w:t>
-      </w:r>
-      <w:r>
-        <w:t xml:space="preserve">, </w:t>
-      </w:r>
-      <w:r>
-        <w:rPr>
-          <w:rFonts w:ascii="Consolas" w:hAnsi="Consolas"/>
-          <w:sz w:val="19"/>
-        </w:rPr>
-        <w:t>ItemWidth</w:t>
-      </w:r>
-      <w:r>
-        <w:t xml:space="preserve">, </w:t>
-      </w:r>
-      <w:r>
-        <w:rPr>
-          <w:rFonts w:ascii="Consolas" w:hAnsi="Consolas"/>
-          <w:sz w:val="19"/>
-        </w:rPr>
-        <w:t>ItemHeight</w:t>
-      </w:r>
-      <w:r>
-        <w:t xml:space="preserve">, </w:t>
-      </w:r>
-      <w:r>
-        <w:rPr>
-          <w:rFonts w:ascii="Consolas" w:hAnsi="Consolas"/>
-          <w:sz w:val="19"/>
-        </w:rPr>
-        <w:t>PopupMode</w:t>
-      </w:r>
-      <w:r>
-        <w:t xml:space="preserve">, </w:t>
-      </w:r>
-      <w:r>
-        <w:rPr>
-          <w:rFonts w:ascii="Consolas" w:hAnsi="Consolas"/>
-          <w:sz w:val="19"/>
-        </w:rPr>
-        <w:t>PopupWidth</w:t>
-      </w:r>
-      <w:r>
-        <w:t xml:space="preserve">, </w:t>
-      </w:r>
-      <w:r>
-        <w:rPr>
-          <w:rFonts w:ascii="Consolas" w:hAnsi="Consolas"/>
-          <w:sz w:val="19"/>
-        </w:rPr>
-        <w:t>PopupHeight</w:t>
+        <w:t>Control</w:t>
       </w:r>
       <w:r>
         <w:t>.</w:t>
@@ -3986,7 +3900,7 @@
     </w:p>
     <w:p>
       <w:r>
-        <w:t xml:space="preserve">Events: inherited </w:t>
+        <w:t xml:space="preserve">Events: </w:t>
       </w:r>
       <w:r>
         <w:rPr>
@@ -3996,7 +3910,42 @@
         <w:t>OnClick</w:t>
       </w:r>
       <w:r>
-        <w:t>.</w:t>
+        <w:t xml:space="preserve"> from the inherited extended item when applicable.</w:t>
+      </w:r>
+    </w:p>
+    <w:p>
+      <w:r>
+        <w:t xml:space="preserve">Use </w:t>
+      </w:r>
+      <w:r>
+        <w:rPr>
+          <w:rFonts w:ascii="Consolas" w:hAnsi="Consolas"/>
+          <w:sz w:val="19"/>
+        </w:rPr>
+        <w:t>Control</w:t>
+      </w:r>
+      <w:r>
+        <w:t xml:space="preserve"> for new projects. Legacy </w:t>
+      </w:r>
+      <w:r>
+        <w:rPr>
+          <w:rFonts w:ascii="Consolas" w:hAnsi="Consolas"/>
+          <w:sz w:val="19"/>
+        </w:rPr>
+        <w:t>ControlName</w:t>
+      </w:r>
+      <w:r>
+        <w:t xml:space="preserve"> and </w:t>
+      </w:r>
+      <w:r>
+        <w:rPr>
+          <w:rFonts w:ascii="Consolas" w:hAnsi="Consolas"/>
+          <w:sz w:val="19"/>
+        </w:rPr>
+        <w:t>ControlClassName</w:t>
+      </w:r>
+      <w:r>
+        <w:t xml:space="preserve"> exist only for old resources/source compatibility and are hidden at design time.</w:t>
       </w:r>
     </w:p>
     <w:p>
@@ -4004,94 +3953,74 @@
         <w:pStyle w:val="Heading3"/>
       </w:pPr>
       <w:r>
-        <w:t>TLazRibbonSkinGalleryItem</w:t>
+        <w:t>TLazRibbonGalleryItem</w:t>
       </w:r>
     </w:p>
     <w:p>
       <w:r>
-        <w:t>Role: Ribbon pane gallery for choosing skins.</w:t>
+        <w:t>Role: generic gallery/grid item.</w:t>
       </w:r>
     </w:p>
     <w:p>
       <w:r>
-        <w:t xml:space="preserve">Properties: common extended item properties, gallery layout properties, </w:t>
-      </w:r>
-      <w:r>
-        <w:rPr>
-          <w:rFonts w:ascii="Consolas" w:hAnsi="Consolas"/>
-          <w:sz w:val="19"/>
-        </w:rPr>
-        <w:t>SkinManager</w:t>
-      </w:r>
-      <w:r>
-        <w:t xml:space="preserve">, </w:t>
-      </w:r>
-      <w:r>
-        <w:rPr>
-          <w:rFonts w:ascii="Consolas" w:hAnsi="Consolas"/>
-          <w:sz w:val="19"/>
-        </w:rPr>
-        <w:t>SelectedSkinName</w:t>
-      </w:r>
-      <w:r>
-        <w:t xml:space="preserve">, </w:t>
-      </w:r>
-      <w:r>
-        <w:rPr>
-          <w:rFonts w:ascii="Consolas" w:hAnsi="Consolas"/>
-          <w:sz w:val="19"/>
-        </w:rPr>
-        <w:t>ShowHints</w:t>
-      </w:r>
-      <w:r>
-        <w:t xml:space="preserve">, </w:t>
-      </w:r>
-      <w:r>
-        <w:rPr>
-          <w:rFonts w:ascii="Consolas" w:hAnsi="Consolas"/>
-          <w:sz w:val="19"/>
-        </w:rPr>
-        <w:t>IconWidth</w:t>
-      </w:r>
-      <w:r>
-        <w:t xml:space="preserve">, </w:t>
-      </w:r>
-      <w:r>
-        <w:rPr>
-          <w:rFonts w:ascii="Consolas" w:hAnsi="Consolas"/>
-          <w:sz w:val="19"/>
-        </w:rPr>
-        <w:t>IconHeight</w:t>
-      </w:r>
-      <w:r>
-        <w:t xml:space="preserve">, </w:t>
-      </w:r>
-      <w:r>
-        <w:rPr>
-          <w:rFonts w:ascii="Consolas" w:hAnsi="Consolas"/>
-          <w:sz w:val="19"/>
-        </w:rPr>
-        <w:t>MaxVisibleItems</w:t>
-      </w:r>
-      <w:r>
-        <w:t xml:space="preserve">, </w:t>
-      </w:r>
-      <w:r>
-        <w:rPr>
-          <w:rFonts w:ascii="Consolas" w:hAnsi="Consolas"/>
-          <w:sz w:val="19"/>
-        </w:rPr>
-        <w:t>VisibleStartIndex</w:t>
-      </w:r>
-      <w:r>
-        <w:t xml:space="preserve">, </w:t>
-      </w:r>
-      <w:r>
-        <w:rPr>
-          <w:rFonts w:ascii="Consolas" w:hAnsi="Consolas"/>
-          <w:sz w:val="19"/>
-        </w:rPr>
-        <w:t>OverflowMode</w:t>
+        <w:t xml:space="preserve">Properties: common extended item properties, </w:t>
+      </w:r>
+      <w:r>
+        <w:rPr>
+          <w:rFonts w:ascii="Consolas" w:hAnsi="Consolas"/>
+          <w:sz w:val="19"/>
+        </w:rPr>
+        <w:t>Columns</w:t>
+      </w:r>
+      <w:r>
+        <w:t xml:space="preserve">, </w:t>
+      </w:r>
+      <w:r>
+        <w:rPr>
+          <w:rFonts w:ascii="Consolas" w:hAnsi="Consolas"/>
+          <w:sz w:val="19"/>
+        </w:rPr>
+        <w:t>ItemWidth</w:t>
+      </w:r>
+      <w:r>
+        <w:t xml:space="preserve">, </w:t>
+      </w:r>
+      <w:r>
+        <w:rPr>
+          <w:rFonts w:ascii="Consolas" w:hAnsi="Consolas"/>
+          <w:sz w:val="19"/>
+        </w:rPr>
+        <w:t>ItemHeight</w:t>
+      </w:r>
+      <w:r>
+        <w:t xml:space="preserve">, </w:t>
+      </w:r>
+      <w:r>
+        <w:rPr>
+          <w:rFonts w:ascii="Consolas" w:hAnsi="Consolas"/>
+          <w:sz w:val="19"/>
+        </w:rPr>
+        <w:t>PopupMode</w:t>
+      </w:r>
+      <w:r>
+        <w:t xml:space="preserve">, </w:t>
+      </w:r>
+      <w:r>
+        <w:rPr>
+          <w:rFonts w:ascii="Consolas" w:hAnsi="Consolas"/>
+          <w:sz w:val="19"/>
+        </w:rPr>
+        <w:t>PopupWidth</w:t>
+      </w:r>
+      <w:r>
+        <w:t xml:space="preserve">, </w:t>
+      </w:r>
+      <w:r>
+        <w:rPr>
+          <w:rFonts w:ascii="Consolas" w:hAnsi="Consolas"/>
+          <w:sz w:val="19"/>
+        </w:rPr>
+        <w:t>PopupHeight</w:t>
       </w:r>
       <w:r>
         <w:t>.</w:t>
@@ -4099,17 +4028,7 @@
     </w:p>
     <w:p>
       <w:r>
-        <w:t xml:space="preserve">Events: </w:t>
-      </w:r>
-      <w:r>
-        <w:rPr>
-          <w:rFonts w:ascii="Consolas" w:hAnsi="Consolas"/>
-          <w:sz w:val="19"/>
-        </w:rPr>
-        <w:t>OnSkinSelected</w:t>
-      </w:r>
-      <w:r>
-        <w:t xml:space="preserve">, inherited </w:t>
+        <w:t xml:space="preserve">Events: inherited </w:t>
       </w:r>
       <w:r>
         <w:rPr>
@@ -4117,31 +4036,6 @@
           <w:sz w:val="19"/>
         </w:rPr>
         <w:t>OnClick</w:t>
-      </w:r>
-      <w:r>
-        <w:t>.</w:t>
-      </w:r>
-    </w:p>
-    <w:p>
-      <w:r>
-        <w:t xml:space="preserve">Use </w:t>
-      </w:r>
-      <w:r>
-        <w:rPr>
-          <w:rFonts w:ascii="Consolas" w:hAnsi="Consolas"/>
-          <w:sz w:val="19"/>
-        </w:rPr>
-        <w:t>SelectedSkinName</w:t>
-      </w:r>
-      <w:r>
-        <w:t xml:space="preserve"> instead of the compatibility-only </w:t>
-      </w:r>
-      <w:r>
-        <w:rPr>
-          <w:rFonts w:ascii="Consolas" w:hAnsi="Consolas"/>
-          <w:sz w:val="19"/>
-        </w:rPr>
-        <w:t>SelectedSkin</w:t>
       </w:r>
       <w:r>
         <w:t>.</w:t>
@@ -4152,327 +4046,17 @@
         <w:pStyle w:val="Heading3"/>
       </w:pPr>
       <w:r>
-        <w:t>TLazRibbonBackstageView</w:t>
+        <w:t>TLazRibbonSkinGalleryItem</w:t>
       </w:r>
     </w:p>
     <w:p>
       <w:r>
-        <w:t>Role: Office-like BackStage overlay.</w:t>
+        <w:t>Role: Ribbon pane gallery for choosing skins.</w:t>
       </w:r>
     </w:p>
     <w:p>
       <w:r>
-        <w:t xml:space="preserve">Properties: </w:t>
-      </w:r>
-      <w:r>
-        <w:rPr>
-          <w:rFonts w:ascii="Consolas" w:hAnsi="Consolas"/>
-          <w:sz w:val="19"/>
-        </w:rPr>
-        <w:t>ActivePageIndex</w:t>
-      </w:r>
-      <w:r>
-        <w:t xml:space="preserve">, </w:t>
-      </w:r>
-      <w:r>
-        <w:rPr>
-          <w:rFonts w:ascii="Consolas" w:hAnsi="Consolas"/>
-          <w:sz w:val="19"/>
-        </w:rPr>
-        <w:t>AppearanceSource</w:t>
-      </w:r>
-      <w:r>
-        <w:t xml:space="preserve">, </w:t>
-      </w:r>
-      <w:r>
-        <w:rPr>
-          <w:rFonts w:ascii="Consolas" w:hAnsi="Consolas"/>
-          <w:sz w:val="19"/>
-        </w:rPr>
-        <w:t>BackstageTabCaption</w:t>
-      </w:r>
-      <w:r>
-        <w:t xml:space="preserve">, </w:t>
-      </w:r>
-      <w:r>
-        <w:rPr>
-          <w:rFonts w:ascii="Consolas" w:hAnsi="Consolas"/>
-          <w:sz w:val="19"/>
-        </w:rPr>
-        <w:t>BackButtonHint</w:t>
-      </w:r>
-      <w:r>
-        <w:t xml:space="preserve">, </w:t>
-      </w:r>
-      <w:r>
-        <w:rPr>
-          <w:rFonts w:ascii="Consolas" w:hAnsi="Consolas"/>
-          <w:sz w:val="19"/>
-        </w:rPr>
-        <w:t>BackButtonStyle</w:t>
-      </w:r>
-      <w:r>
-        <w:t xml:space="preserve">, </w:t>
-      </w:r>
-      <w:r>
-        <w:rPr>
-          <w:rFonts w:ascii="Consolas" w:hAnsi="Consolas"/>
-          <w:sz w:val="19"/>
-        </w:rPr>
-        <w:t>BackButtonVisible</w:t>
-      </w:r>
-      <w:r>
-        <w:t xml:space="preserve">, </w:t>
-      </w:r>
-      <w:r>
-        <w:rPr>
-          <w:rFonts w:ascii="Consolas" w:hAnsi="Consolas"/>
-          <w:sz w:val="19"/>
-        </w:rPr>
-        <w:t>Buttons</w:t>
-      </w:r>
-      <w:r>
-        <w:t xml:space="preserve">, </w:t>
-      </w:r>
-      <w:r>
-        <w:rPr>
-          <w:rFonts w:ascii="Consolas" w:hAnsi="Consolas"/>
-          <w:sz w:val="19"/>
-        </w:rPr>
-        <w:t>Align</w:t>
-      </w:r>
-      <w:r>
-        <w:t xml:space="preserve">, </w:t>
-      </w:r>
-      <w:r>
-        <w:rPr>
-          <w:rFonts w:ascii="Consolas" w:hAnsi="Consolas"/>
-          <w:sz w:val="19"/>
-        </w:rPr>
-        <w:t>Anchors</w:t>
-      </w:r>
-      <w:r>
-        <w:t xml:space="preserve">, </w:t>
-      </w:r>
-      <w:r>
-        <w:rPr>
-          <w:rFonts w:ascii="Consolas" w:hAnsi="Consolas"/>
-          <w:sz w:val="19"/>
-        </w:rPr>
-        <w:t>AutoHideAtRuntime</w:t>
-      </w:r>
-      <w:r>
-        <w:t xml:space="preserve">, </w:t>
-      </w:r>
-      <w:r>
-        <w:rPr>
-          <w:rFonts w:ascii="Consolas" w:hAnsi="Consolas"/>
-          <w:sz w:val="19"/>
-        </w:rPr>
-        <w:t>BorderSpacing</w:t>
-      </w:r>
-      <w:r>
-        <w:t xml:space="preserve">, </w:t>
-      </w:r>
-      <w:r>
-        <w:rPr>
-          <w:rFonts w:ascii="Consolas" w:hAnsi="Consolas"/>
-          <w:sz w:val="19"/>
-        </w:rPr>
-        <w:t>Color</w:t>
-      </w:r>
-      <w:r>
-        <w:t xml:space="preserve">, </w:t>
-      </w:r>
-      <w:r>
-        <w:rPr>
-          <w:rFonts w:ascii="Consolas" w:hAnsi="Consolas"/>
-          <w:sz w:val="19"/>
-        </w:rPr>
-        <w:t>CloseOnEscape</w:t>
-      </w:r>
-      <w:r>
-        <w:t xml:space="preserve">, </w:t>
-      </w:r>
-      <w:r>
-        <w:rPr>
-          <w:rFonts w:ascii="Consolas" w:hAnsi="Consolas"/>
-          <w:sz w:val="19"/>
-        </w:rPr>
-        <w:t>CloseOnRibbonTabClick</w:t>
-      </w:r>
-      <w:r>
-        <w:t xml:space="preserve">, </w:t>
-      </w:r>
-      <w:r>
-        <w:rPr>
-          <w:rFonts w:ascii="Consolas" w:hAnsi="Consolas"/>
-          <w:sz w:val="19"/>
-        </w:rPr>
-        <w:t>Constraints</w:t>
-      </w:r>
-      <w:r>
-        <w:t xml:space="preserve">, </w:t>
-      </w:r>
-      <w:r>
-        <w:rPr>
-          <w:rFonts w:ascii="Consolas" w:hAnsi="Consolas"/>
-          <w:sz w:val="19"/>
-        </w:rPr>
-        <w:t>Enabled</w:t>
-      </w:r>
-      <w:r>
-        <w:t xml:space="preserve">, </w:t>
-      </w:r>
-      <w:r>
-        <w:rPr>
-          <w:rFonts w:ascii="Consolas" w:hAnsi="Consolas"/>
-          <w:sz w:val="19"/>
-        </w:rPr>
-        <w:t>Font</w:t>
-      </w:r>
-      <w:r>
-        <w:t xml:space="preserve">, </w:t>
-      </w:r>
-      <w:r>
-        <w:rPr>
-          <w:rFonts w:ascii="Consolas" w:hAnsi="Consolas"/>
-          <w:sz w:val="19"/>
-        </w:rPr>
-        <w:t>HeaderHeight</w:t>
-      </w:r>
-      <w:r>
-        <w:t xml:space="preserve">, </w:t>
-      </w:r>
-      <w:r>
-        <w:rPr>
-          <w:rFonts w:ascii="Consolas" w:hAnsi="Consolas"/>
-          <w:sz w:val="19"/>
-        </w:rPr>
-        <w:t>Images</w:t>
-      </w:r>
-      <w:r>
-        <w:t xml:space="preserve">, </w:t>
-      </w:r>
-      <w:r>
-        <w:rPr>
-          <w:rFonts w:ascii="Consolas" w:hAnsi="Consolas"/>
-          <w:sz w:val="19"/>
-        </w:rPr>
-        <w:t>LargeImages</w:t>
-      </w:r>
-      <w:r>
-        <w:t xml:space="preserve">, </w:t>
-      </w:r>
-      <w:r>
-        <w:rPr>
-          <w:rFonts w:ascii="Consolas" w:hAnsi="Consolas"/>
-          <w:sz w:val="19"/>
-        </w:rPr>
-        <w:t>ItemHeight</w:t>
-      </w:r>
-      <w:r>
-        <w:t xml:space="preserve">, </w:t>
-      </w:r>
-      <w:r>
-        <w:rPr>
-          <w:rFonts w:ascii="Consolas" w:hAnsi="Consolas"/>
-          <w:sz w:val="19"/>
-        </w:rPr>
-        <w:t>LinkedToolbar</w:t>
-      </w:r>
-      <w:r>
-        <w:t xml:space="preserve">, </w:t>
-      </w:r>
-      <w:r>
-        <w:rPr>
-          <w:rFonts w:ascii="Consolas" w:hAnsi="Consolas"/>
-          <w:sz w:val="19"/>
-        </w:rPr>
-        <w:t>NavigationStyle</w:t>
-      </w:r>
-      <w:r>
-        <w:t xml:space="preserve">, </w:t>
-      </w:r>
-      <w:r>
-        <w:rPr>
-          <w:rFonts w:ascii="Consolas" w:hAnsi="Consolas"/>
-          <w:sz w:val="19"/>
-        </w:rPr>
-        <w:t>PageButtonVisualMode</w:t>
-      </w:r>
-      <w:r>
-        <w:t xml:space="preserve">, </w:t>
-      </w:r>
-      <w:r>
-        <w:rPr>
-          <w:rFonts w:ascii="Consolas" w:hAnsi="Consolas"/>
-          <w:sz w:val="19"/>
-        </w:rPr>
-        <w:t>NavigationWidth</w:t>
-      </w:r>
-      <w:r>
-        <w:t xml:space="preserve">, </w:t>
-      </w:r>
-      <w:r>
-        <w:rPr>
-          <w:rFonts w:ascii="Consolas" w:hAnsi="Consolas"/>
-          <w:sz w:val="19"/>
-        </w:rPr>
-        <w:t>OpenOnTabCaption</w:t>
-      </w:r>
-      <w:r>
-        <w:t xml:space="preserve">, </w:t>
-      </w:r>
-      <w:r>
-        <w:rPr>
-          <w:rFonts w:ascii="Consolas" w:hAnsi="Consolas"/>
-          <w:sz w:val="19"/>
-        </w:rPr>
-        <w:t>OverlayMode</w:t>
-      </w:r>
-      <w:r>
-        <w:t xml:space="preserve">, </w:t>
-      </w:r>
-      <w:r>
-        <w:rPr>
-          <w:rFonts w:ascii="Consolas" w:hAnsi="Consolas"/>
-          <w:sz w:val="19"/>
-        </w:rPr>
-        <w:t>ParentFont</w:t>
-      </w:r>
-      <w:r>
-        <w:t xml:space="preserve">, </w:t>
-      </w:r>
-      <w:r>
-        <w:rPr>
-          <w:rFonts w:ascii="Consolas" w:hAnsi="Consolas"/>
-          <w:sz w:val="19"/>
-        </w:rPr>
-        <w:t>ParentShowHint</w:t>
-      </w:r>
-      <w:r>
-        <w:t xml:space="preserve">, </w:t>
-      </w:r>
-      <w:r>
-        <w:rPr>
-          <w:rFonts w:ascii="Consolas" w:hAnsi="Consolas"/>
-          <w:sz w:val="19"/>
-        </w:rPr>
-        <w:t>PopupMenu</w:t>
-      </w:r>
-      <w:r>
-        <w:t xml:space="preserve">, </w:t>
-      </w:r>
-      <w:r>
-        <w:rPr>
-          <w:rFonts w:ascii="Consolas" w:hAnsi="Consolas"/>
-          <w:sz w:val="19"/>
-        </w:rPr>
-        <w:t>ShowHint</w:t>
-      </w:r>
-      <w:r>
-        <w:t xml:space="preserve">, </w:t>
+        <w:t xml:space="preserve">Properties: common extended item properties, gallery layout properties, </w:t>
       </w:r>
       <w:r>
         <w:rPr>
@@ -4489,27 +4073,67 @@
           <w:rFonts w:ascii="Consolas" w:hAnsi="Consolas"/>
           <w:sz w:val="19"/>
         </w:rPr>
-        <w:t>Style</w:t>
-      </w:r>
-      <w:r>
-        <w:t xml:space="preserve">, </w:t>
-      </w:r>
-      <w:r>
-        <w:rPr>
-          <w:rFonts w:ascii="Consolas" w:hAnsi="Consolas"/>
-          <w:sz w:val="19"/>
-        </w:rPr>
-        <w:t>Title</w:t>
-      </w:r>
-      <w:r>
-        <w:t xml:space="preserve">, </w:t>
-      </w:r>
-      <w:r>
-        <w:rPr>
-          <w:rFonts w:ascii="Consolas" w:hAnsi="Consolas"/>
-          <w:sz w:val="19"/>
-        </w:rPr>
-        <w:t>Visible</w:t>
+        <w:t>SelectedSkinName</w:t>
+      </w:r>
+      <w:r>
+        <w:t xml:space="preserve">, </w:t>
+      </w:r>
+      <w:r>
+        <w:rPr>
+          <w:rFonts w:ascii="Consolas" w:hAnsi="Consolas"/>
+          <w:sz w:val="19"/>
+        </w:rPr>
+        <w:t>ShowHints</w:t>
+      </w:r>
+      <w:r>
+        <w:t xml:space="preserve">, </w:t>
+      </w:r>
+      <w:r>
+        <w:rPr>
+          <w:rFonts w:ascii="Consolas" w:hAnsi="Consolas"/>
+          <w:sz w:val="19"/>
+        </w:rPr>
+        <w:t>IconWidth</w:t>
+      </w:r>
+      <w:r>
+        <w:t xml:space="preserve">, </w:t>
+      </w:r>
+      <w:r>
+        <w:rPr>
+          <w:rFonts w:ascii="Consolas" w:hAnsi="Consolas"/>
+          <w:sz w:val="19"/>
+        </w:rPr>
+        <w:t>IconHeight</w:t>
+      </w:r>
+      <w:r>
+        <w:t xml:space="preserve">, </w:t>
+      </w:r>
+      <w:r>
+        <w:rPr>
+          <w:rFonts w:ascii="Consolas" w:hAnsi="Consolas"/>
+          <w:sz w:val="19"/>
+        </w:rPr>
+        <w:t>MaxVisibleItems</w:t>
+      </w:r>
+      <w:r>
+        <w:t xml:space="preserve">, </w:t>
+      </w:r>
+      <w:r>
+        <w:rPr>
+          <w:rFonts w:ascii="Consolas" w:hAnsi="Consolas"/>
+          <w:sz w:val="19"/>
+        </w:rPr>
+        <w:t>VisibleStartIndex</w:t>
+      </w:r>
+      <w:r>
+        <w:t xml:space="preserve">, </w:t>
+      </w:r>
+      <w:r>
+        <w:rPr>
+          <w:rFonts w:ascii="Consolas" w:hAnsi="Consolas"/>
+          <w:sz w:val="19"/>
+        </w:rPr>
+        <w:t>OverflowMode</w:t>
       </w:r>
       <w:r>
         <w:t>.</w:t>
@@ -4524,47 +4148,42 @@
           <w:rFonts w:ascii="Consolas" w:hAnsi="Consolas"/>
           <w:sz w:val="19"/>
         </w:rPr>
+        <w:t>OnSkinSelected</w:t>
+      </w:r>
+      <w:r>
+        <w:t xml:space="preserve">, inherited </w:t>
+      </w:r>
+      <w:r>
+        <w:rPr>
+          <w:rFonts w:ascii="Consolas" w:hAnsi="Consolas"/>
+          <w:sz w:val="19"/>
+        </w:rPr>
         <w:t>OnClick</w:t>
       </w:r>
       <w:r>
-        <w:t xml:space="preserve">, </w:t>
-      </w:r>
-      <w:r>
-        <w:rPr>
-          <w:rFonts w:ascii="Consolas" w:hAnsi="Consolas"/>
-          <w:sz w:val="19"/>
-        </w:rPr>
-        <w:t>OnClose</w:t>
-      </w:r>
-      <w:r>
-        <w:t xml:space="preserve">, </w:t>
-      </w:r>
-      <w:r>
-        <w:rPr>
-          <w:rFonts w:ascii="Consolas" w:hAnsi="Consolas"/>
-          <w:sz w:val="19"/>
-        </w:rPr>
-        <w:t>OnClosed</w:t>
-      </w:r>
-      <w:r>
-        <w:t xml:space="preserve">, </w:t>
-      </w:r>
-      <w:r>
-        <w:rPr>
-          <w:rFonts w:ascii="Consolas" w:hAnsi="Consolas"/>
-          <w:sz w:val="19"/>
-        </w:rPr>
-        <w:t>OnPageChanged</w:t>
-      </w:r>
-      <w:r>
-        <w:t xml:space="preserve">, </w:t>
-      </w:r>
-      <w:r>
-        <w:rPr>
-          <w:rFonts w:ascii="Consolas" w:hAnsi="Consolas"/>
-          <w:sz w:val="19"/>
-        </w:rPr>
-        <w:t>OnResize</w:t>
+        <w:t>.</w:t>
+      </w:r>
+    </w:p>
+    <w:p>
+      <w:r>
+        <w:t xml:space="preserve">Use </w:t>
+      </w:r>
+      <w:r>
+        <w:rPr>
+          <w:rFonts w:ascii="Consolas" w:hAnsi="Consolas"/>
+          <w:sz w:val="19"/>
+        </w:rPr>
+        <w:t>SelectedSkinName</w:t>
+      </w:r>
+      <w:r>
+        <w:t xml:space="preserve"> instead of the compatibility-only </w:t>
+      </w:r>
+      <w:r>
+        <w:rPr>
+          <w:rFonts w:ascii="Consolas" w:hAnsi="Consolas"/>
+          <w:sz w:val="19"/>
+        </w:rPr>
+        <w:t>SelectedSkin</w:t>
       </w:r>
       <w:r>
         <w:t>.</w:t>
@@ -4575,22 +4194,12 @@
         <w:pStyle w:val="Heading3"/>
       </w:pPr>
       <w:r>
-        <w:t>TLazRibbonBackstageButton</w:t>
+        <w:t>TLazRibbonBackstageView</w:t>
       </w:r>
     </w:p>
     <w:p>
       <w:r>
-        <w:t xml:space="preserve">Role: item inside </w:t>
-      </w:r>
-      <w:r>
-        <w:rPr>
-          <w:rFonts w:ascii="Consolas" w:hAnsi="Consolas"/>
-          <w:sz w:val="19"/>
-        </w:rPr>
-        <w:t>TLazRibbonBackstageView.Buttons</w:t>
-      </w:r>
-      <w:r>
-        <w:t>.</w:t>
+        <w:t>Role: Office-like BackStage overlay.</w:t>
       </w:r>
     </w:p>
     <w:p>
@@ -4602,37 +4211,147 @@
           <w:rFonts w:ascii="Consolas" w:hAnsi="Consolas"/>
           <w:sz w:val="19"/>
         </w:rPr>
-        <w:t>Action</w:t>
-      </w:r>
-      <w:r>
-        <w:t xml:space="preserve">, </w:t>
-      </w:r>
-      <w:r>
-        <w:rPr>
-          <w:rFonts w:ascii="Consolas" w:hAnsi="Consolas"/>
-          <w:sz w:val="19"/>
-        </w:rPr>
-        <w:t>BeginGroup</w:t>
-      </w:r>
-      <w:r>
-        <w:t xml:space="preserve">, </w:t>
-      </w:r>
-      <w:r>
-        <w:rPr>
-          <w:rFonts w:ascii="Consolas" w:hAnsi="Consolas"/>
-          <w:sz w:val="19"/>
-        </w:rPr>
-        <w:t>Caption</w:t>
-      </w:r>
-      <w:r>
-        <w:t xml:space="preserve">, </w:t>
-      </w:r>
-      <w:r>
-        <w:rPr>
-          <w:rFonts w:ascii="Consolas" w:hAnsi="Consolas"/>
-          <w:sz w:val="19"/>
-        </w:rPr>
-        <w:t>CloseBackstageOnClick</w:t>
+        <w:t>ActivePageIndex</w:t>
+      </w:r>
+      <w:r>
+        <w:t xml:space="preserve">, </w:t>
+      </w:r>
+      <w:r>
+        <w:rPr>
+          <w:rFonts w:ascii="Consolas" w:hAnsi="Consolas"/>
+          <w:sz w:val="19"/>
+        </w:rPr>
+        <w:t>AppearanceSource</w:t>
+      </w:r>
+      <w:r>
+        <w:t xml:space="preserve">, </w:t>
+      </w:r>
+      <w:r>
+        <w:rPr>
+          <w:rFonts w:ascii="Consolas" w:hAnsi="Consolas"/>
+          <w:sz w:val="19"/>
+        </w:rPr>
+        <w:t>BackstageTabCaption</w:t>
+      </w:r>
+      <w:r>
+        <w:t xml:space="preserve">, </w:t>
+      </w:r>
+      <w:r>
+        <w:rPr>
+          <w:rFonts w:ascii="Consolas" w:hAnsi="Consolas"/>
+          <w:sz w:val="19"/>
+        </w:rPr>
+        <w:t>BackButtonHint</w:t>
+      </w:r>
+      <w:r>
+        <w:t xml:space="preserve">, </w:t>
+      </w:r>
+      <w:r>
+        <w:rPr>
+          <w:rFonts w:ascii="Consolas" w:hAnsi="Consolas"/>
+          <w:sz w:val="19"/>
+        </w:rPr>
+        <w:t>BackButtonStyle</w:t>
+      </w:r>
+      <w:r>
+        <w:t xml:space="preserve">, </w:t>
+      </w:r>
+      <w:r>
+        <w:rPr>
+          <w:rFonts w:ascii="Consolas" w:hAnsi="Consolas"/>
+          <w:sz w:val="19"/>
+        </w:rPr>
+        <w:t>BackButtonVisible</w:t>
+      </w:r>
+      <w:r>
+        <w:t xml:space="preserve">, </w:t>
+      </w:r>
+      <w:r>
+        <w:rPr>
+          <w:rFonts w:ascii="Consolas" w:hAnsi="Consolas"/>
+          <w:sz w:val="19"/>
+        </w:rPr>
+        <w:t>Buttons</w:t>
+      </w:r>
+      <w:r>
+        <w:t xml:space="preserve">, </w:t>
+      </w:r>
+      <w:r>
+        <w:rPr>
+          <w:rFonts w:ascii="Consolas" w:hAnsi="Consolas"/>
+          <w:sz w:val="19"/>
+        </w:rPr>
+        <w:t>Align</w:t>
+      </w:r>
+      <w:r>
+        <w:t xml:space="preserve">, </w:t>
+      </w:r>
+      <w:r>
+        <w:rPr>
+          <w:rFonts w:ascii="Consolas" w:hAnsi="Consolas"/>
+          <w:sz w:val="19"/>
+        </w:rPr>
+        <w:t>Anchors</w:t>
+      </w:r>
+      <w:r>
+        <w:t xml:space="preserve">, </w:t>
+      </w:r>
+      <w:r>
+        <w:rPr>
+          <w:rFonts w:ascii="Consolas" w:hAnsi="Consolas"/>
+          <w:sz w:val="19"/>
+        </w:rPr>
+        <w:t>AutoHideAtRuntime</w:t>
+      </w:r>
+      <w:r>
+        <w:t xml:space="preserve">, </w:t>
+      </w:r>
+      <w:r>
+        <w:rPr>
+          <w:rFonts w:ascii="Consolas" w:hAnsi="Consolas"/>
+          <w:sz w:val="19"/>
+        </w:rPr>
+        <w:t>BorderSpacing</w:t>
+      </w:r>
+      <w:r>
+        <w:t xml:space="preserve">, </w:t>
+      </w:r>
+      <w:r>
+        <w:rPr>
+          <w:rFonts w:ascii="Consolas" w:hAnsi="Consolas"/>
+          <w:sz w:val="19"/>
+        </w:rPr>
+        <w:t>Color</w:t>
+      </w:r>
+      <w:r>
+        <w:t xml:space="preserve">, </w:t>
+      </w:r>
+      <w:r>
+        <w:rPr>
+          <w:rFonts w:ascii="Consolas" w:hAnsi="Consolas"/>
+          <w:sz w:val="19"/>
+        </w:rPr>
+        <w:t>CloseOnEscape</w:t>
+      </w:r>
+      <w:r>
+        <w:t xml:space="preserve">, </w:t>
+      </w:r>
+      <w:r>
+        <w:rPr>
+          <w:rFonts w:ascii="Consolas" w:hAnsi="Consolas"/>
+          <w:sz w:val="19"/>
+        </w:rPr>
+        <w:t>CloseOnRibbonTabClick</w:t>
+      </w:r>
+      <w:r>
+        <w:t xml:space="preserve">, </w:t>
+      </w:r>
+      <w:r>
+        <w:rPr>
+          <w:rFonts w:ascii="Consolas" w:hAnsi="Consolas"/>
+          <w:sz w:val="19"/>
+        </w:rPr>
+        <w:t>Constraints</w:t>
       </w:r>
       <w:r>
         <w:t xml:space="preserve">, </w:t>
@@ -4652,67 +4371,177 @@
           <w:rFonts w:ascii="Consolas" w:hAnsi="Consolas"/>
           <w:sz w:val="19"/>
         </w:rPr>
-        <w:t>Hint</w:t>
-      </w:r>
-      <w:r>
-        <w:t xml:space="preserve">, </w:t>
-      </w:r>
-      <w:r>
-        <w:rPr>
-          <w:rFonts w:ascii="Consolas" w:hAnsi="Consolas"/>
-          <w:sz w:val="19"/>
-        </w:rPr>
-        <w:t>ImageIndex</w:t>
-      </w:r>
-      <w:r>
-        <w:t xml:space="preserve">, </w:t>
-      </w:r>
-      <w:r>
-        <w:rPr>
-          <w:rFonts w:ascii="Consolas" w:hAnsi="Consolas"/>
-          <w:sz w:val="19"/>
-        </w:rPr>
-        <w:t>LargeImageIndex</w:t>
-      </w:r>
-      <w:r>
-        <w:t xml:space="preserve">, </w:t>
-      </w:r>
-      <w:r>
-        <w:rPr>
-          <w:rFonts w:ascii="Consolas" w:hAnsi="Consolas"/>
-          <w:sz w:val="19"/>
-        </w:rPr>
-        <w:t>Kind</w:t>
-      </w:r>
-      <w:r>
-        <w:t xml:space="preserve">, </w:t>
-      </w:r>
-      <w:r>
-        <w:rPr>
-          <w:rFonts w:ascii="Consolas" w:hAnsi="Consolas"/>
-          <w:sz w:val="19"/>
-        </w:rPr>
-        <w:t>LinkedItem</w:t>
-      </w:r>
-      <w:r>
-        <w:t xml:space="preserve">, </w:t>
-      </w:r>
-      <w:r>
-        <w:rPr>
-          <w:rFonts w:ascii="Consolas" w:hAnsi="Consolas"/>
-          <w:sz w:val="19"/>
-        </w:rPr>
-        <w:t>Section</w:t>
-      </w:r>
-      <w:r>
-        <w:t xml:space="preserve">, </w:t>
-      </w:r>
-      <w:r>
-        <w:rPr>
-          <w:rFonts w:ascii="Consolas" w:hAnsi="Consolas"/>
-          <w:sz w:val="19"/>
-        </w:rPr>
-        <w:t>Page</w:t>
+        <w:t>Font</w:t>
+      </w:r>
+      <w:r>
+        <w:t xml:space="preserve">, </w:t>
+      </w:r>
+      <w:r>
+        <w:rPr>
+          <w:rFonts w:ascii="Consolas" w:hAnsi="Consolas"/>
+          <w:sz w:val="19"/>
+        </w:rPr>
+        <w:t>HeaderHeight</w:t>
+      </w:r>
+      <w:r>
+        <w:t xml:space="preserve">, </w:t>
+      </w:r>
+      <w:r>
+        <w:rPr>
+          <w:rFonts w:ascii="Consolas" w:hAnsi="Consolas"/>
+          <w:sz w:val="19"/>
+        </w:rPr>
+        <w:t>Images</w:t>
+      </w:r>
+      <w:r>
+        <w:t xml:space="preserve">, </w:t>
+      </w:r>
+      <w:r>
+        <w:rPr>
+          <w:rFonts w:ascii="Consolas" w:hAnsi="Consolas"/>
+          <w:sz w:val="19"/>
+        </w:rPr>
+        <w:t>LargeImages</w:t>
+      </w:r>
+      <w:r>
+        <w:t xml:space="preserve">, </w:t>
+      </w:r>
+      <w:r>
+        <w:rPr>
+          <w:rFonts w:ascii="Consolas" w:hAnsi="Consolas"/>
+          <w:sz w:val="19"/>
+        </w:rPr>
+        <w:t>ItemHeight</w:t>
+      </w:r>
+      <w:r>
+        <w:t xml:space="preserve">, </w:t>
+      </w:r>
+      <w:r>
+        <w:rPr>
+          <w:rFonts w:ascii="Consolas" w:hAnsi="Consolas"/>
+          <w:sz w:val="19"/>
+        </w:rPr>
+        <w:t>LinkedToolbar</w:t>
+      </w:r>
+      <w:r>
+        <w:t xml:space="preserve">, </w:t>
+      </w:r>
+      <w:r>
+        <w:rPr>
+          <w:rFonts w:ascii="Consolas" w:hAnsi="Consolas"/>
+          <w:sz w:val="19"/>
+        </w:rPr>
+        <w:t>NavigationStyle</w:t>
+      </w:r>
+      <w:r>
+        <w:t xml:space="preserve">, </w:t>
+      </w:r>
+      <w:r>
+        <w:rPr>
+          <w:rFonts w:ascii="Consolas" w:hAnsi="Consolas"/>
+          <w:sz w:val="19"/>
+        </w:rPr>
+        <w:t>PageButtonVisualMode</w:t>
+      </w:r>
+      <w:r>
+        <w:t xml:space="preserve">, </w:t>
+      </w:r>
+      <w:r>
+        <w:rPr>
+          <w:rFonts w:ascii="Consolas" w:hAnsi="Consolas"/>
+          <w:sz w:val="19"/>
+        </w:rPr>
+        <w:t>NavigationWidth</w:t>
+      </w:r>
+      <w:r>
+        <w:t xml:space="preserve">, </w:t>
+      </w:r>
+      <w:r>
+        <w:rPr>
+          <w:rFonts w:ascii="Consolas" w:hAnsi="Consolas"/>
+          <w:sz w:val="19"/>
+        </w:rPr>
+        <w:t>OpenOnTabCaption</w:t>
+      </w:r>
+      <w:r>
+        <w:t xml:space="preserve">, </w:t>
+      </w:r>
+      <w:r>
+        <w:rPr>
+          <w:rFonts w:ascii="Consolas" w:hAnsi="Consolas"/>
+          <w:sz w:val="19"/>
+        </w:rPr>
+        <w:t>OverlayMode</w:t>
+      </w:r>
+      <w:r>
+        <w:t xml:space="preserve">, </w:t>
+      </w:r>
+      <w:r>
+        <w:rPr>
+          <w:rFonts w:ascii="Consolas" w:hAnsi="Consolas"/>
+          <w:sz w:val="19"/>
+        </w:rPr>
+        <w:t>ParentFont</w:t>
+      </w:r>
+      <w:r>
+        <w:t xml:space="preserve">, </w:t>
+      </w:r>
+      <w:r>
+        <w:rPr>
+          <w:rFonts w:ascii="Consolas" w:hAnsi="Consolas"/>
+          <w:sz w:val="19"/>
+        </w:rPr>
+        <w:t>ParentShowHint</w:t>
+      </w:r>
+      <w:r>
+        <w:t xml:space="preserve">, </w:t>
+      </w:r>
+      <w:r>
+        <w:rPr>
+          <w:rFonts w:ascii="Consolas" w:hAnsi="Consolas"/>
+          <w:sz w:val="19"/>
+        </w:rPr>
+        <w:t>PopupMenu</w:t>
+      </w:r>
+      <w:r>
+        <w:t xml:space="preserve">, </w:t>
+      </w:r>
+      <w:r>
+        <w:rPr>
+          <w:rFonts w:ascii="Consolas" w:hAnsi="Consolas"/>
+          <w:sz w:val="19"/>
+        </w:rPr>
+        <w:t>ShowHint</w:t>
+      </w:r>
+      <w:r>
+        <w:t xml:space="preserve">, </w:t>
+      </w:r>
+      <w:r>
+        <w:rPr>
+          <w:rFonts w:ascii="Consolas" w:hAnsi="Consolas"/>
+          <w:sz w:val="19"/>
+        </w:rPr>
+        <w:t>SkinManager</w:t>
+      </w:r>
+      <w:r>
+        <w:t xml:space="preserve">, </w:t>
+      </w:r>
+      <w:r>
+        <w:rPr>
+          <w:rFonts w:ascii="Consolas" w:hAnsi="Consolas"/>
+          <w:sz w:val="19"/>
+        </w:rPr>
+        <w:t>Style</w:t>
+      </w:r>
+      <w:r>
+        <w:t xml:space="preserve">, </w:t>
+      </w:r>
+      <w:r>
+        <w:rPr>
+          <w:rFonts w:ascii="Consolas" w:hAnsi="Consolas"/>
+          <w:sz w:val="19"/>
+        </w:rPr>
+        <w:t>Title</w:t>
       </w:r>
       <w:r>
         <w:t xml:space="preserve">, </w:t>
@@ -4730,58 +4559,6 @@
     </w:p>
     <w:p>
       <w:r>
-        <w:rPr>
-          <w:rFonts w:ascii="Consolas" w:hAnsi="Consolas"/>
-          <w:sz w:val="19"/>
-        </w:rPr>
-        <w:t>Kind</w:t>
-      </w:r>
-      <w:r>
-        <w:t xml:space="preserve"> does not choose icon size. Page and command items use </w:t>
-      </w:r>
-      <w:r>
-        <w:rPr>
-          <w:rFonts w:ascii="Consolas" w:hAnsi="Consolas"/>
-          <w:sz w:val="19"/>
-        </w:rPr>
-        <w:t>Images</w:t>
-      </w:r>
-      <w:r>
-        <w:t xml:space="preserve"> and </w:t>
-      </w:r>
-      <w:r>
-        <w:rPr>
-          <w:rFonts w:ascii="Consolas" w:hAnsi="Consolas"/>
-          <w:sz w:val="19"/>
-        </w:rPr>
-        <w:t>ImageIndex</w:t>
-      </w:r>
-      <w:r>
-        <w:t xml:space="preserve"> by default. Assign </w:t>
-      </w:r>
-      <w:r>
-        <w:rPr>
-          <w:rFonts w:ascii="Consolas" w:hAnsi="Consolas"/>
-          <w:sz w:val="19"/>
-        </w:rPr>
-        <w:t>LargeImageIndex</w:t>
-      </w:r>
-      <w:r>
-        <w:t xml:space="preserve"> only when that specific item must use </w:t>
-      </w:r>
-      <w:r>
-        <w:rPr>
-          <w:rFonts w:ascii="Consolas" w:hAnsi="Consolas"/>
-          <w:sz w:val="19"/>
-        </w:rPr>
-        <w:t>LargeImages</w:t>
-      </w:r>
-      <w:r>
-        <w:t>.</w:t>
-      </w:r>
-    </w:p>
-    <w:p>
-      <w:r>
         <w:t xml:space="preserve">Events: </w:t>
       </w:r>
       <w:r>
@@ -4789,7 +4566,47 @@
           <w:rFonts w:ascii="Consolas" w:hAnsi="Consolas"/>
           <w:sz w:val="19"/>
         </w:rPr>
-        <w:t>OnExecute</w:t>
+        <w:t>OnClick</w:t>
+      </w:r>
+      <w:r>
+        <w:t xml:space="preserve">, </w:t>
+      </w:r>
+      <w:r>
+        <w:rPr>
+          <w:rFonts w:ascii="Consolas" w:hAnsi="Consolas"/>
+          <w:sz w:val="19"/>
+        </w:rPr>
+        <w:t>OnClose</w:t>
+      </w:r>
+      <w:r>
+        <w:t xml:space="preserve">, </w:t>
+      </w:r>
+      <w:r>
+        <w:rPr>
+          <w:rFonts w:ascii="Consolas" w:hAnsi="Consolas"/>
+          <w:sz w:val="19"/>
+        </w:rPr>
+        <w:t>OnClosed</w:t>
+      </w:r>
+      <w:r>
+        <w:t xml:space="preserve">, </w:t>
+      </w:r>
+      <w:r>
+        <w:rPr>
+          <w:rFonts w:ascii="Consolas" w:hAnsi="Consolas"/>
+          <w:sz w:val="19"/>
+        </w:rPr>
+        <w:t>OnPageChanged</w:t>
+      </w:r>
+      <w:r>
+        <w:t xml:space="preserve">, </w:t>
+      </w:r>
+      <w:r>
+        <w:rPr>
+          <w:rFonts w:ascii="Consolas" w:hAnsi="Consolas"/>
+          <w:sz w:val="19"/>
+        </w:rPr>
+        <w:t>OnResize</w:t>
       </w:r>
       <w:r>
         <w:t>.</w:t>
@@ -4800,12 +4617,22 @@
         <w:pStyle w:val="Heading3"/>
       </w:pPr>
       <w:r>
-        <w:t>TLazRibbonBackstagePage</w:t>
+        <w:t>TLazRibbonBackstageButton</w:t>
       </w:r>
     </w:p>
     <w:p>
       <w:r>
-        <w:t>Role: BackStage content page.</w:t>
+        <w:t xml:space="preserve">Role: item inside </w:t>
+      </w:r>
+      <w:r>
+        <w:rPr>
+          <w:rFonts w:ascii="Consolas" w:hAnsi="Consolas"/>
+          <w:sz w:val="19"/>
+        </w:rPr>
+        <w:t>TLazRibbonBackstageView.Buttons</w:t>
+      </w:r>
+      <w:r>
+        <w:t>.</w:t>
       </w:r>
     </w:p>
     <w:p>
@@ -4817,6 +4644,26 @@
           <w:rFonts w:ascii="Consolas" w:hAnsi="Consolas"/>
           <w:sz w:val="19"/>
         </w:rPr>
+        <w:t>Action</w:t>
+      </w:r>
+      <w:r>
+        <w:t xml:space="preserve">, </w:t>
+      </w:r>
+      <w:r>
+        <w:rPr>
+          <w:rFonts w:ascii="Consolas" w:hAnsi="Consolas"/>
+          <w:sz w:val="19"/>
+        </w:rPr>
+        <w:t>BeginGroup</w:t>
+      </w:r>
+      <w:r>
+        <w:t xml:space="preserve">, </w:t>
+      </w:r>
+      <w:r>
+        <w:rPr>
+          <w:rFonts w:ascii="Consolas" w:hAnsi="Consolas"/>
+          <w:sz w:val="19"/>
+        </w:rPr>
         <w:t>Caption</w:t>
       </w:r>
       <w:r>
@@ -4827,6 +4674,36 @@
           <w:rFonts w:ascii="Consolas" w:hAnsi="Consolas"/>
           <w:sz w:val="19"/>
         </w:rPr>
+        <w:t>CloseBackstageOnClick</w:t>
+      </w:r>
+      <w:r>
+        <w:t xml:space="preserve">, </w:t>
+      </w:r>
+      <w:r>
+        <w:rPr>
+          <w:rFonts w:ascii="Consolas" w:hAnsi="Consolas"/>
+          <w:sz w:val="19"/>
+        </w:rPr>
+        <w:t>Enabled</w:t>
+      </w:r>
+      <w:r>
+        <w:t xml:space="preserve">, </w:t>
+      </w:r>
+      <w:r>
+        <w:rPr>
+          <w:rFonts w:ascii="Consolas" w:hAnsi="Consolas"/>
+          <w:sz w:val="19"/>
+        </w:rPr>
+        <w:t>Hint</w:t>
+      </w:r>
+      <w:r>
+        <w:t xml:space="preserve">, </w:t>
+      </w:r>
+      <w:r>
+        <w:rPr>
+          <w:rFonts w:ascii="Consolas" w:hAnsi="Consolas"/>
+          <w:sz w:val="19"/>
+        </w:rPr>
         <w:t>ImageIndex</w:t>
       </w:r>
       <w:r>
@@ -4837,117 +4714,47 @@
           <w:rFonts w:ascii="Consolas" w:hAnsi="Consolas"/>
           <w:sz w:val="19"/>
         </w:rPr>
-        <w:t>Align</w:t>
-      </w:r>
-      <w:r>
-        <w:t xml:space="preserve">, </w:t>
-      </w:r>
-      <w:r>
-        <w:rPr>
-          <w:rFonts w:ascii="Consolas" w:hAnsi="Consolas"/>
-          <w:sz w:val="19"/>
-        </w:rPr>
-        <w:t>Anchors</w:t>
-      </w:r>
-      <w:r>
-        <w:t xml:space="preserve">, </w:t>
-      </w:r>
-      <w:r>
-        <w:rPr>
-          <w:rFonts w:ascii="Consolas" w:hAnsi="Consolas"/>
-          <w:sz w:val="19"/>
-        </w:rPr>
-        <w:t>BorderSpacing</w:t>
-      </w:r>
-      <w:r>
-        <w:t xml:space="preserve">, </w:t>
-      </w:r>
-      <w:r>
-        <w:rPr>
-          <w:rFonts w:ascii="Consolas" w:hAnsi="Consolas"/>
-          <w:sz w:val="19"/>
-        </w:rPr>
-        <w:t>Color</w:t>
-      </w:r>
-      <w:r>
-        <w:t xml:space="preserve">, </w:t>
-      </w:r>
-      <w:r>
-        <w:rPr>
-          <w:rFonts w:ascii="Consolas" w:hAnsi="Consolas"/>
-          <w:sz w:val="19"/>
-        </w:rPr>
-        <w:t>Constraints</w:t>
-      </w:r>
-      <w:r>
-        <w:t xml:space="preserve">, </w:t>
-      </w:r>
-      <w:r>
-        <w:rPr>
-          <w:rFonts w:ascii="Consolas" w:hAnsi="Consolas"/>
-          <w:sz w:val="19"/>
-        </w:rPr>
-        <w:t>Enabled</w:t>
-      </w:r>
-      <w:r>
-        <w:t xml:space="preserve">, </w:t>
-      </w:r>
-      <w:r>
-        <w:rPr>
-          <w:rFonts w:ascii="Consolas" w:hAnsi="Consolas"/>
-          <w:sz w:val="19"/>
-        </w:rPr>
-        <w:t>Font</w:t>
-      </w:r>
-      <w:r>
-        <w:t xml:space="preserve">, </w:t>
-      </w:r>
-      <w:r>
-        <w:rPr>
-          <w:rFonts w:ascii="Consolas" w:hAnsi="Consolas"/>
-          <w:sz w:val="19"/>
-        </w:rPr>
-        <w:t>ParentColor</w:t>
-      </w:r>
-      <w:r>
-        <w:t xml:space="preserve">, </w:t>
-      </w:r>
-      <w:r>
-        <w:rPr>
-          <w:rFonts w:ascii="Consolas" w:hAnsi="Consolas"/>
-          <w:sz w:val="19"/>
-        </w:rPr>
-        <w:t>ParentFont</w:t>
-      </w:r>
-      <w:r>
-        <w:t xml:space="preserve">, </w:t>
-      </w:r>
-      <w:r>
-        <w:rPr>
-          <w:rFonts w:ascii="Consolas" w:hAnsi="Consolas"/>
-          <w:sz w:val="19"/>
-        </w:rPr>
-        <w:t>ParentShowHint</w:t>
-      </w:r>
-      <w:r>
-        <w:t xml:space="preserve">, </w:t>
-      </w:r>
-      <w:r>
-        <w:rPr>
-          <w:rFonts w:ascii="Consolas" w:hAnsi="Consolas"/>
-          <w:sz w:val="19"/>
-        </w:rPr>
-        <w:t>PopupMenu</w:t>
-      </w:r>
-      <w:r>
-        <w:t xml:space="preserve">, </w:t>
-      </w:r>
-      <w:r>
-        <w:rPr>
-          <w:rFonts w:ascii="Consolas" w:hAnsi="Consolas"/>
-          <w:sz w:val="19"/>
-        </w:rPr>
-        <w:t>ShowHint</w:t>
+        <w:t>LargeImageIndex</w:t>
+      </w:r>
+      <w:r>
+        <w:t xml:space="preserve">, </w:t>
+      </w:r>
+      <w:r>
+        <w:rPr>
+          <w:rFonts w:ascii="Consolas" w:hAnsi="Consolas"/>
+          <w:sz w:val="19"/>
+        </w:rPr>
+        <w:t>Kind</w:t>
+      </w:r>
+      <w:r>
+        <w:t xml:space="preserve">, </w:t>
+      </w:r>
+      <w:r>
+        <w:rPr>
+          <w:rFonts w:ascii="Consolas" w:hAnsi="Consolas"/>
+          <w:sz w:val="19"/>
+        </w:rPr>
+        <w:t>LinkedItem</w:t>
+      </w:r>
+      <w:r>
+        <w:t xml:space="preserve">, </w:t>
+      </w:r>
+      <w:r>
+        <w:rPr>
+          <w:rFonts w:ascii="Consolas" w:hAnsi="Consolas"/>
+          <w:sz w:val="19"/>
+        </w:rPr>
+        <w:t>Section</w:t>
+      </w:r>
+      <w:r>
+        <w:t xml:space="preserve">, </w:t>
+      </w:r>
+      <w:r>
+        <w:rPr>
+          <w:rFonts w:ascii="Consolas" w:hAnsi="Consolas"/>
+          <w:sz w:val="19"/>
+        </w:rPr>
+        <w:t>Page</w:t>
       </w:r>
       <w:r>
         <w:t xml:space="preserve">, </w:t>
@@ -4965,44 +4772,69 @@
     </w:p>
     <w:p>
       <w:r>
-        <w:t>Events: inherited control events.</w:t>
+        <w:rPr>
+          <w:rFonts w:ascii="Consolas" w:hAnsi="Consolas"/>
+          <w:sz w:val="19"/>
+        </w:rPr>
+        <w:t>Kind</w:t>
+      </w:r>
+      <w:r>
+        <w:t xml:space="preserve"> does not choose icon size. Page and command items use </w:t>
+      </w:r>
+      <w:r>
+        <w:rPr>
+          <w:rFonts w:ascii="Consolas" w:hAnsi="Consolas"/>
+          <w:sz w:val="19"/>
+        </w:rPr>
+        <w:t>Images</w:t>
+      </w:r>
+      <w:r>
+        <w:t xml:space="preserve"> and </w:t>
+      </w:r>
+      <w:r>
+        <w:rPr>
+          <w:rFonts w:ascii="Consolas" w:hAnsi="Consolas"/>
+          <w:sz w:val="19"/>
+        </w:rPr>
+        <w:t>ImageIndex</w:t>
+      </w:r>
+      <w:r>
+        <w:t xml:space="preserve"> by default. Assign </w:t>
+      </w:r>
+      <w:r>
+        <w:rPr>
+          <w:rFonts w:ascii="Consolas" w:hAnsi="Consolas"/>
+          <w:sz w:val="19"/>
+        </w:rPr>
+        <w:t>LargeImageIndex</w:t>
+      </w:r>
+      <w:r>
+        <w:t xml:space="preserve"> only when that specific item must use </w:t>
+      </w:r>
+      <w:r>
+        <w:rPr>
+          <w:rFonts w:ascii="Consolas" w:hAnsi="Consolas"/>
+          <w:sz w:val="19"/>
+        </w:rPr>
+        <w:t>LargeImages</w:t>
+      </w:r>
+      <w:r>
+        <w:t>.</w:t>
       </w:r>
     </w:p>
     <w:p>
       <w:r>
-        <w:t xml:space="preserve">Command/navigation properties are intentionally not part of the normal design surface; use </w:t>
-      </w:r>
-      <w:r>
-        <w:rPr>
-          <w:rFonts w:ascii="Consolas" w:hAnsi="Consolas"/>
-          <w:sz w:val="19"/>
-        </w:rPr>
-        <w:t>TLazRibbonBackstageView.Buttons</w:t>
+        <w:t xml:space="preserve">Events: </w:t>
+      </w:r>
+      <w:r>
+        <w:rPr>
+          <w:rFonts w:ascii="Consolas" w:hAnsi="Consolas"/>
+          <w:sz w:val="19"/>
+        </w:rPr>
+        <w:t>OnExecute</w:t>
       </w:r>
       <w:r>
         <w:t>.</w:t>
-      </w:r>
-    </w:p>
-    <w:p>
-      <w:r>
-        <w:rPr>
-          <w:rFonts w:ascii="Consolas" w:hAnsi="Consolas"/>
-          <w:sz w:val="19"/>
-        </w:rPr>
-        <w:t>ImageIndex</w:t>
-      </w:r>
-      <w:r>
-        <w:t xml:space="preserve"> identifies the page in the parent BackStage navigation. A linked button's explicit </w:t>
-      </w:r>
-      <w:r>
-        <w:rPr>
-          <w:rFonts w:ascii="Consolas" w:hAnsi="Consolas"/>
-          <w:sz w:val="19"/>
-        </w:rPr>
-        <w:t>ImageIndex</w:t>
-      </w:r>
-      <w:r>
-        <w:t xml:space="preserve"> takes priority; otherwise the page value is used.</w:t>
       </w:r>
     </w:p>
     <w:p>
@@ -5010,12 +4842,12 @@
         <w:pStyle w:val="Heading3"/>
       </w:pPr>
       <w:r>
-        <w:t>TLazRibbonBackstageRecentList</w:t>
+        <w:t>TLazRibbonBackstagePage</w:t>
       </w:r>
     </w:p>
     <w:p>
       <w:r>
-        <w:t>Role: recent-file/document list for BackStage pages.</w:t>
+        <w:t>Role: BackStage content page.</w:t>
       </w:r>
     </w:p>
     <w:p>
@@ -5027,6 +4859,26 @@
           <w:rFonts w:ascii="Consolas" w:hAnsi="Consolas"/>
           <w:sz w:val="19"/>
         </w:rPr>
+        <w:t>Caption</w:t>
+      </w:r>
+      <w:r>
+        <w:t xml:space="preserve">, </w:t>
+      </w:r>
+      <w:r>
+        <w:rPr>
+          <w:rFonts w:ascii="Consolas" w:hAnsi="Consolas"/>
+          <w:sz w:val="19"/>
+        </w:rPr>
+        <w:t>ImageIndex</w:t>
+      </w:r>
+      <w:r>
+        <w:t xml:space="preserve">, </w:t>
+      </w:r>
+      <w:r>
+        <w:rPr>
+          <w:rFonts w:ascii="Consolas" w:hAnsi="Consolas"/>
+          <w:sz w:val="19"/>
+        </w:rPr>
         <w:t>Align</w:t>
       </w:r>
       <w:r>
@@ -5097,76 +4949,6 @@
           <w:rFonts w:ascii="Consolas" w:hAnsi="Consolas"/>
           <w:sz w:val="19"/>
         </w:rPr>
-        <w:t>AppearanceSource</w:t>
-      </w:r>
-      <w:r>
-        <w:t xml:space="preserve">, </w:t>
-      </w:r>
-      <w:r>
-        <w:rPr>
-          <w:rFonts w:ascii="Consolas" w:hAnsi="Consolas"/>
-          <w:sz w:val="19"/>
-        </w:rPr>
-        <w:t>CloseBackstageOnClick</w:t>
-      </w:r>
-      <w:r>
-        <w:t xml:space="preserve">, </w:t>
-      </w:r>
-      <w:r>
-        <w:rPr>
-          <w:rFonts w:ascii="Consolas" w:hAnsi="Consolas"/>
-          <w:sz w:val="19"/>
-        </w:rPr>
-        <w:t>ImageIndex</w:t>
-      </w:r>
-      <w:r>
-        <w:t xml:space="preserve">, </w:t>
-      </w:r>
-      <w:r>
-        <w:rPr>
-          <w:rFonts w:ascii="Consolas" w:hAnsi="Consolas"/>
-          <w:sz w:val="19"/>
-        </w:rPr>
-        <w:t>Images</w:t>
-      </w:r>
-      <w:r>
-        <w:t xml:space="preserve">, </w:t>
-      </w:r>
-      <w:r>
-        <w:rPr>
-          <w:rFonts w:ascii="Consolas" w:hAnsi="Consolas"/>
-          <w:sz w:val="19"/>
-        </w:rPr>
-        <w:t>ItemHeight</w:t>
-      </w:r>
-      <w:r>
-        <w:t xml:space="preserve">, </w:t>
-      </w:r>
-      <w:r>
-        <w:rPr>
-          <w:rFonts w:ascii="Consolas" w:hAnsi="Consolas"/>
-          <w:sz w:val="19"/>
-        </w:rPr>
-        <w:t>Items</w:t>
-      </w:r>
-      <w:r>
-        <w:t xml:space="preserve">, </w:t>
-      </w:r>
-      <w:r>
-        <w:rPr>
-          <w:rFonts w:ascii="Consolas" w:hAnsi="Consolas"/>
-          <w:sz w:val="19"/>
-        </w:rPr>
-        <w:t>MaxRecentItems</w:t>
-      </w:r>
-      <w:r>
-        <w:t xml:space="preserve">, </w:t>
-      </w:r>
-      <w:r>
-        <w:rPr>
-          <w:rFonts w:ascii="Consolas" w:hAnsi="Consolas"/>
-          <w:sz w:val="19"/>
-        </w:rPr>
         <w:t>ParentColor</w:t>
       </w:r>
       <w:r>
@@ -5198,66 +4980,6 @@
           <w:sz w:val="19"/>
         </w:rPr>
         <w:t>PopupMenu</w:t>
-      </w:r>
-      <w:r>
-        <w:t xml:space="preserve">, </w:t>
-      </w:r>
-      <w:r>
-        <w:rPr>
-          <w:rFonts w:ascii="Consolas" w:hAnsi="Consolas"/>
-          <w:sz w:val="19"/>
-        </w:rPr>
-        <w:t>SelectedIndex</w:t>
-      </w:r>
-      <w:r>
-        <w:t xml:space="preserve">, </w:t>
-      </w:r>
-      <w:r>
-        <w:rPr>
-          <w:rFonts w:ascii="Consolas" w:hAnsi="Consolas"/>
-          <w:sz w:val="19"/>
-        </w:rPr>
-        <w:t>SelectionStyle</w:t>
-      </w:r>
-      <w:r>
-        <w:t xml:space="preserve">, </w:t>
-      </w:r>
-      <w:r>
-        <w:rPr>
-          <w:rFonts w:ascii="Consolas" w:hAnsi="Consolas"/>
-          <w:sz w:val="19"/>
-        </w:rPr>
-        <w:t>ScrollBarMode</w:t>
-      </w:r>
-      <w:r>
-        <w:t xml:space="preserve">, </w:t>
-      </w:r>
-      <w:r>
-        <w:rPr>
-          <w:rFonts w:ascii="Consolas" w:hAnsi="Consolas"/>
-          <w:sz w:val="19"/>
-        </w:rPr>
-        <w:t>ScrollBarWidth</w:t>
-      </w:r>
-      <w:r>
-        <w:t xml:space="preserve">, </w:t>
-      </w:r>
-      <w:r>
-        <w:rPr>
-          <w:rFonts w:ascii="Consolas" w:hAnsi="Consolas"/>
-          <w:sz w:val="19"/>
-        </w:rPr>
-        <w:t>SkinManager</w:t>
-      </w:r>
-      <w:r>
-        <w:t xml:space="preserve">, </w:t>
-      </w:r>
-      <w:r>
-        <w:rPr>
-          <w:rFonts w:ascii="Consolas" w:hAnsi="Consolas"/>
-          <w:sz w:val="19"/>
-        </w:rPr>
-        <w:t>StorageSection</w:t>
       </w:r>
       <w:r>
         <w:t xml:space="preserve">, </w:t>
@@ -5285,52 +5007,44 @@
     </w:p>
     <w:p>
       <w:r>
-        <w:t xml:space="preserve">Events: </w:t>
-      </w:r>
-      <w:r>
-        <w:rPr>
-          <w:rFonts w:ascii="Consolas" w:hAnsi="Consolas"/>
-          <w:sz w:val="19"/>
-        </w:rPr>
-        <w:t>OnItemClick</w:t>
-      </w:r>
-      <w:r>
-        <w:t>.</w:t>
+        <w:t>Events: inherited control events.</w:t>
       </w:r>
     </w:p>
     <w:p>
       <w:r>
-        <w:t xml:space="preserve">The normal Office-like flow is automatic: </w:t>
-      </w:r>
-      <w:r>
-        <w:rPr>
-          <w:rFonts w:ascii="Consolas" w:hAnsi="Consolas"/>
-          <w:sz w:val="19"/>
-        </w:rPr>
-        <w:t>OnItemClick</w:t>
-      </w:r>
-      <w:r>
-        <w:t xml:space="preserve"> first receives the selected title and detail so the application can open the document; when the handler returns, the containing BackStage closes and the main screen becomes visible again. Set </w:t>
-      </w:r>
-      <w:r>
-        <w:rPr>
-          <w:rFonts w:ascii="Consolas" w:hAnsi="Consolas"/>
-          <w:sz w:val="19"/>
-        </w:rPr>
-        <w:t>CloseBackstageOnClick</w:t>
-      </w:r>
-      <w:r>
-        <w:t xml:space="preserve"> to </w:t>
-      </w:r>
-      <w:r>
-        <w:rPr>
-          <w:rFonts w:ascii="Consolas" w:hAnsi="Consolas"/>
-          <w:sz w:val="19"/>
-        </w:rPr>
-        <w:t>False</w:t>
-      </w:r>
-      <w:r>
-        <w:t xml:space="preserve"> only when the workflow must remain in BackStage after the selection.</w:t>
+        <w:t xml:space="preserve">Command/navigation properties are intentionally not part of the normal design surface; use </w:t>
+      </w:r>
+      <w:r>
+        <w:rPr>
+          <w:rFonts w:ascii="Consolas" w:hAnsi="Consolas"/>
+          <w:sz w:val="19"/>
+        </w:rPr>
+        <w:t>TLazRibbonBackstageView.Buttons</w:t>
+      </w:r>
+      <w:r>
+        <w:t>.</w:t>
+      </w:r>
+    </w:p>
+    <w:p>
+      <w:r>
+        <w:rPr>
+          <w:rFonts w:ascii="Consolas" w:hAnsi="Consolas"/>
+          <w:sz w:val="19"/>
+        </w:rPr>
+        <w:t>ImageIndex</w:t>
+      </w:r>
+      <w:r>
+        <w:t xml:space="preserve"> identifies the page in the parent BackStage navigation. A linked button's explicit </w:t>
+      </w:r>
+      <w:r>
+        <w:rPr>
+          <w:rFonts w:ascii="Consolas" w:hAnsi="Consolas"/>
+          <w:sz w:val="19"/>
+        </w:rPr>
+        <w:t>ImageIndex</w:t>
+      </w:r>
+      <w:r>
+        <w:t xml:space="preserve"> takes priority; otherwise the page value is used.</w:t>
       </w:r>
     </w:p>
     <w:p>
@@ -5338,12 +5052,12 @@
         <w:pStyle w:val="Heading3"/>
       </w:pPr>
       <w:r>
-        <w:t>TLazRibbonSkinManager</w:t>
+        <w:t>TLazRibbonBackstageRecentList</w:t>
       </w:r>
     </w:p>
     <w:p>
       <w:r>
-        <w:t>Role: skin repository, active skin source and shared appearance model.</w:t>
+        <w:t>Role: recent-file/document list for BackStage pages.</w:t>
       </w:r>
     </w:p>
     <w:p>
@@ -5355,87 +5069,257 @@
           <w:rFonts w:ascii="Consolas" w:hAnsi="Consolas"/>
           <w:sz w:val="19"/>
         </w:rPr>
-        <w:t>ActiveSkinName</w:t>
-      </w:r>
-      <w:r>
-        <w:t xml:space="preserve">, </w:t>
-      </w:r>
-      <w:r>
-        <w:rPr>
-          <w:rFonts w:ascii="Consolas" w:hAnsi="Consolas"/>
-          <w:sz w:val="19"/>
-        </w:rPr>
-        <w:t>SkinFolder</w:t>
-      </w:r>
-      <w:r>
-        <w:t xml:space="preserve">, </w:t>
-      </w:r>
-      <w:r>
-        <w:rPr>
-          <w:rFonts w:ascii="Consolas" w:hAnsi="Consolas"/>
-          <w:sz w:val="19"/>
-        </w:rPr>
-        <w:t>AutoRefreshControls</w:t>
-      </w:r>
-      <w:r>
-        <w:t xml:space="preserve">, </w:t>
-      </w:r>
-      <w:r>
-        <w:rPr>
-          <w:rFonts w:ascii="Consolas" w:hAnsi="Consolas"/>
-          <w:sz w:val="19"/>
-        </w:rPr>
-        <w:t>Appearance</w:t>
-      </w:r>
-      <w:r>
-        <w:t xml:space="preserve">, </w:t>
-      </w:r>
-      <w:r>
-        <w:rPr>
-          <w:rFonts w:ascii="Consolas" w:hAnsi="Consolas"/>
-          <w:sz w:val="19"/>
-        </w:rPr>
-        <w:t>General</w:t>
-      </w:r>
-      <w:r>
-        <w:t xml:space="preserve">, </w:t>
-      </w:r>
-      <w:r>
-        <w:rPr>
-          <w:rFonts w:ascii="Consolas" w:hAnsi="Consolas"/>
-          <w:sz w:val="19"/>
-        </w:rPr>
-        <w:t>Accent</w:t>
-      </w:r>
-      <w:r>
-        <w:t xml:space="preserve">, </w:t>
-      </w:r>
-      <w:r>
-        <w:rPr>
-          <w:rFonts w:ascii="Consolas" w:hAnsi="Consolas"/>
-          <w:sz w:val="19"/>
-        </w:rPr>
-        <w:t>Backstage</w:t>
-      </w:r>
-      <w:r>
-        <w:t xml:space="preserve">, </w:t>
-      </w:r>
-      <w:r>
-        <w:rPr>
-          <w:rFonts w:ascii="Consolas" w:hAnsi="Consolas"/>
-          <w:sz w:val="19"/>
-        </w:rPr>
-        <w:t>RecentList</w:t>
-      </w:r>
-      <w:r>
-        <w:t xml:space="preserve">, </w:t>
-      </w:r>
-      <w:r>
-        <w:rPr>
-          <w:rFonts w:ascii="Consolas" w:hAnsi="Consolas"/>
-          <w:sz w:val="19"/>
-        </w:rPr>
-        <w:t>Ribbon</w:t>
+        <w:t>Align</w:t>
+      </w:r>
+      <w:r>
+        <w:t xml:space="preserve">, </w:t>
+      </w:r>
+      <w:r>
+        <w:rPr>
+          <w:rFonts w:ascii="Consolas" w:hAnsi="Consolas"/>
+          <w:sz w:val="19"/>
+        </w:rPr>
+        <w:t>Anchors</w:t>
+      </w:r>
+      <w:r>
+        <w:t xml:space="preserve">, </w:t>
+      </w:r>
+      <w:r>
+        <w:rPr>
+          <w:rFonts w:ascii="Consolas" w:hAnsi="Consolas"/>
+          <w:sz w:val="19"/>
+        </w:rPr>
+        <w:t>BorderSpacing</w:t>
+      </w:r>
+      <w:r>
+        <w:t xml:space="preserve">, </w:t>
+      </w:r>
+      <w:r>
+        <w:rPr>
+          <w:rFonts w:ascii="Consolas" w:hAnsi="Consolas"/>
+          <w:sz w:val="19"/>
+        </w:rPr>
+        <w:t>Color</w:t>
+      </w:r>
+      <w:r>
+        <w:t xml:space="preserve">, </w:t>
+      </w:r>
+      <w:r>
+        <w:rPr>
+          <w:rFonts w:ascii="Consolas" w:hAnsi="Consolas"/>
+          <w:sz w:val="19"/>
+        </w:rPr>
+        <w:t>Constraints</w:t>
+      </w:r>
+      <w:r>
+        <w:t xml:space="preserve">, </w:t>
+      </w:r>
+      <w:r>
+        <w:rPr>
+          <w:rFonts w:ascii="Consolas" w:hAnsi="Consolas"/>
+          <w:sz w:val="19"/>
+        </w:rPr>
+        <w:t>Enabled</w:t>
+      </w:r>
+      <w:r>
+        <w:t xml:space="preserve">, </w:t>
+      </w:r>
+      <w:r>
+        <w:rPr>
+          <w:rFonts w:ascii="Consolas" w:hAnsi="Consolas"/>
+          <w:sz w:val="19"/>
+        </w:rPr>
+        <w:t>Font</w:t>
+      </w:r>
+      <w:r>
+        <w:t xml:space="preserve">, </w:t>
+      </w:r>
+      <w:r>
+        <w:rPr>
+          <w:rFonts w:ascii="Consolas" w:hAnsi="Consolas"/>
+          <w:sz w:val="19"/>
+        </w:rPr>
+        <w:t>AppearanceSource</w:t>
+      </w:r>
+      <w:r>
+        <w:t xml:space="preserve">, </w:t>
+      </w:r>
+      <w:r>
+        <w:rPr>
+          <w:rFonts w:ascii="Consolas" w:hAnsi="Consolas"/>
+          <w:sz w:val="19"/>
+        </w:rPr>
+        <w:t>CloseBackstageOnClick</w:t>
+      </w:r>
+      <w:r>
+        <w:t xml:space="preserve">, </w:t>
+      </w:r>
+      <w:r>
+        <w:rPr>
+          <w:rFonts w:ascii="Consolas" w:hAnsi="Consolas"/>
+          <w:sz w:val="19"/>
+        </w:rPr>
+        <w:t>ImageIndex</w:t>
+      </w:r>
+      <w:r>
+        <w:t xml:space="preserve">, </w:t>
+      </w:r>
+      <w:r>
+        <w:rPr>
+          <w:rFonts w:ascii="Consolas" w:hAnsi="Consolas"/>
+          <w:sz w:val="19"/>
+        </w:rPr>
+        <w:t>Images</w:t>
+      </w:r>
+      <w:r>
+        <w:t xml:space="preserve">, </w:t>
+      </w:r>
+      <w:r>
+        <w:rPr>
+          <w:rFonts w:ascii="Consolas" w:hAnsi="Consolas"/>
+          <w:sz w:val="19"/>
+        </w:rPr>
+        <w:t>ItemHeight</w:t>
+      </w:r>
+      <w:r>
+        <w:t xml:space="preserve">, </w:t>
+      </w:r>
+      <w:r>
+        <w:rPr>
+          <w:rFonts w:ascii="Consolas" w:hAnsi="Consolas"/>
+          <w:sz w:val="19"/>
+        </w:rPr>
+        <w:t>Items</w:t>
+      </w:r>
+      <w:r>
+        <w:t xml:space="preserve">, </w:t>
+      </w:r>
+      <w:r>
+        <w:rPr>
+          <w:rFonts w:ascii="Consolas" w:hAnsi="Consolas"/>
+          <w:sz w:val="19"/>
+        </w:rPr>
+        <w:t>MaxRecentItems</w:t>
+      </w:r>
+      <w:r>
+        <w:t xml:space="preserve">, </w:t>
+      </w:r>
+      <w:r>
+        <w:rPr>
+          <w:rFonts w:ascii="Consolas" w:hAnsi="Consolas"/>
+          <w:sz w:val="19"/>
+        </w:rPr>
+        <w:t>ParentColor</w:t>
+      </w:r>
+      <w:r>
+        <w:t xml:space="preserve">, </w:t>
+      </w:r>
+      <w:r>
+        <w:rPr>
+          <w:rFonts w:ascii="Consolas" w:hAnsi="Consolas"/>
+          <w:sz w:val="19"/>
+        </w:rPr>
+        <w:t>ParentFont</w:t>
+      </w:r>
+      <w:r>
+        <w:t xml:space="preserve">, </w:t>
+      </w:r>
+      <w:r>
+        <w:rPr>
+          <w:rFonts w:ascii="Consolas" w:hAnsi="Consolas"/>
+          <w:sz w:val="19"/>
+        </w:rPr>
+        <w:t>ParentShowHint</w:t>
+      </w:r>
+      <w:r>
+        <w:t xml:space="preserve">, </w:t>
+      </w:r>
+      <w:r>
+        <w:rPr>
+          <w:rFonts w:ascii="Consolas" w:hAnsi="Consolas"/>
+          <w:sz w:val="19"/>
+        </w:rPr>
+        <w:t>PopupMenu</w:t>
+      </w:r>
+      <w:r>
+        <w:t xml:space="preserve">, </w:t>
+      </w:r>
+      <w:r>
+        <w:rPr>
+          <w:rFonts w:ascii="Consolas" w:hAnsi="Consolas"/>
+          <w:sz w:val="19"/>
+        </w:rPr>
+        <w:t>SelectedIndex</w:t>
+      </w:r>
+      <w:r>
+        <w:t xml:space="preserve">, </w:t>
+      </w:r>
+      <w:r>
+        <w:rPr>
+          <w:rFonts w:ascii="Consolas" w:hAnsi="Consolas"/>
+          <w:sz w:val="19"/>
+        </w:rPr>
+        <w:t>SelectionStyle</w:t>
+      </w:r>
+      <w:r>
+        <w:t xml:space="preserve">, </w:t>
+      </w:r>
+      <w:r>
+        <w:rPr>
+          <w:rFonts w:ascii="Consolas" w:hAnsi="Consolas"/>
+          <w:sz w:val="19"/>
+        </w:rPr>
+        <w:t>ScrollBarMode</w:t>
+      </w:r>
+      <w:r>
+        <w:t xml:space="preserve">, </w:t>
+      </w:r>
+      <w:r>
+        <w:rPr>
+          <w:rFonts w:ascii="Consolas" w:hAnsi="Consolas"/>
+          <w:sz w:val="19"/>
+        </w:rPr>
+        <w:t>ScrollBarWidth</w:t>
+      </w:r>
+      <w:r>
+        <w:t xml:space="preserve">, </w:t>
+      </w:r>
+      <w:r>
+        <w:rPr>
+          <w:rFonts w:ascii="Consolas" w:hAnsi="Consolas"/>
+          <w:sz w:val="19"/>
+        </w:rPr>
+        <w:t>SkinManager</w:t>
+      </w:r>
+      <w:r>
+        <w:t xml:space="preserve">, </w:t>
+      </w:r>
+      <w:r>
+        <w:rPr>
+          <w:rFonts w:ascii="Consolas" w:hAnsi="Consolas"/>
+          <w:sz w:val="19"/>
+        </w:rPr>
+        <w:t>StorageSection</w:t>
+      </w:r>
+      <w:r>
+        <w:t xml:space="preserve">, </w:t>
+      </w:r>
+      <w:r>
+        <w:rPr>
+          <w:rFonts w:ascii="Consolas" w:hAnsi="Consolas"/>
+          <w:sz w:val="19"/>
+        </w:rPr>
+        <w:t>ShowHint</w:t>
+      </w:r>
+      <w:r>
+        <w:t xml:space="preserve">, </w:t>
+      </w:r>
+      <w:r>
+        <w:rPr>
+          <w:rFonts w:ascii="Consolas" w:hAnsi="Consolas"/>
+          <w:sz w:val="19"/>
+        </w:rPr>
+        <w:t>Visible</w:t>
       </w:r>
       <w:r>
         <w:t>.</w:t>
@@ -5450,7 +5334,7 @@
           <w:rFonts w:ascii="Consolas" w:hAnsi="Consolas"/>
           <w:sz w:val="19"/>
         </w:rPr>
-        <w:t>OnChange</w:t>
+        <w:t>OnItemClick</w:t>
       </w:r>
       <w:r>
         <w:t>.</w:t>
@@ -5458,24 +5342,37 @@
     </w:p>
     <w:p>
       <w:r>
-        <w:rPr>
-          <w:rFonts w:ascii="Consolas" w:hAnsi="Consolas"/>
-          <w:sz w:val="19"/>
-        </w:rPr>
-        <w:t>ActiveSkinName</w:t>
-      </w:r>
-      <w:r>
-        <w:t xml:space="preserve"> is the canonical selector because it can address built-in and external skins. </w:t>
-      </w:r>
-      <w:r>
-        <w:rPr>
-          <w:rFonts w:ascii="Consolas" w:hAnsi="Consolas"/>
-          <w:sz w:val="19"/>
-        </w:rPr>
-        <w:t>ActiveSkin</w:t>
-      </w:r>
-      <w:r>
-        <w:t xml:space="preserve"> remains only as source/legacy compatibility.</w:t>
+        <w:t xml:space="preserve">The normal Office-like flow is automatic: </w:t>
+      </w:r>
+      <w:r>
+        <w:rPr>
+          <w:rFonts w:ascii="Consolas" w:hAnsi="Consolas"/>
+          <w:sz w:val="19"/>
+        </w:rPr>
+        <w:t>OnItemClick</w:t>
+      </w:r>
+      <w:r>
+        <w:t xml:space="preserve"> first receives the selected title and detail so the application can open the document; when the handler returns, the containing BackStage closes and the main screen becomes visible again. Set </w:t>
+      </w:r>
+      <w:r>
+        <w:rPr>
+          <w:rFonts w:ascii="Consolas" w:hAnsi="Consolas"/>
+          <w:sz w:val="19"/>
+        </w:rPr>
+        <w:t>CloseBackstageOnClick</w:t>
+      </w:r>
+      <w:r>
+        <w:t xml:space="preserve"> to </w:t>
+      </w:r>
+      <w:r>
+        <w:rPr>
+          <w:rFonts w:ascii="Consolas" w:hAnsi="Consolas"/>
+          <w:sz w:val="19"/>
+        </w:rPr>
+        <w:t>False</w:t>
+      </w:r>
+      <w:r>
+        <w:t xml:space="preserve"> only when the workflow must remain in BackStage after the selection.</w:t>
       </w:r>
     </w:p>
     <w:p>
@@ -5483,12 +5380,12 @@
         <w:pStyle w:val="Heading3"/>
       </w:pPr>
       <w:r>
-        <w:t>TLazRibbonSkinDefinition</w:t>
+        <w:t>TLazRibbonSkinManager</w:t>
       </w:r>
     </w:p>
     <w:p>
       <w:r>
-        <w:t>Role: serializable skin identity and visual definition.</w:t>
+        <w:t>Role: skin repository, active skin source and shared appearance model.</w:t>
       </w:r>
     </w:p>
     <w:p>
@@ -5500,127 +5397,27 @@
           <w:rFonts w:ascii="Consolas" w:hAnsi="Consolas"/>
           <w:sz w:val="19"/>
         </w:rPr>
-        <w:t>Name</w:t>
-      </w:r>
-      <w:r>
-        <w:t xml:space="preserve">, </w:t>
-      </w:r>
-      <w:r>
-        <w:rPr>
-          <w:rFonts w:ascii="Consolas" w:hAnsi="Consolas"/>
-          <w:sz w:val="19"/>
-        </w:rPr>
-        <w:t>DisplayName</w:t>
-      </w:r>
-      <w:r>
-        <w:t xml:space="preserve">, </w:t>
-      </w:r>
-      <w:r>
-        <w:rPr>
-          <w:rFonts w:ascii="Consolas" w:hAnsi="Consolas"/>
-          <w:sz w:val="19"/>
-        </w:rPr>
-        <w:t>GroupName</w:t>
-      </w:r>
-      <w:r>
-        <w:t xml:space="preserve">, </w:t>
-      </w:r>
-      <w:r>
-        <w:rPr>
-          <w:rFonts w:ascii="Consolas" w:hAnsi="Consolas"/>
-          <w:sz w:val="19"/>
-        </w:rPr>
-        <w:t>Author</w:t>
-      </w:r>
-      <w:r>
-        <w:t xml:space="preserve">, </w:t>
-      </w:r>
-      <w:r>
-        <w:rPr>
-          <w:rFonts w:ascii="Consolas" w:hAnsi="Consolas"/>
-          <w:sz w:val="19"/>
-        </w:rPr>
-        <w:t>Description</w:t>
-      </w:r>
-      <w:r>
-        <w:t xml:space="preserve">, </w:t>
-      </w:r>
-      <w:r>
-        <w:rPr>
-          <w:rFonts w:ascii="Consolas" w:hAnsi="Consolas"/>
-          <w:sz w:val="19"/>
-        </w:rPr>
-        <w:t>Notes</w:t>
-      </w:r>
-      <w:r>
-        <w:t xml:space="preserve">, </w:t>
-      </w:r>
-      <w:r>
-        <w:rPr>
-          <w:rFonts w:ascii="Consolas" w:hAnsi="Consolas"/>
-          <w:sz w:val="19"/>
-        </w:rPr>
-        <w:t>FormatVersion</w:t>
-      </w:r>
-      <w:r>
-        <w:t xml:space="preserve">, </w:t>
-      </w:r>
-      <w:r>
-        <w:rPr>
-          <w:rFonts w:ascii="Consolas" w:hAnsi="Consolas"/>
-          <w:sz w:val="19"/>
-        </w:rPr>
-        <w:t>Icon16Data</w:t>
-      </w:r>
-      <w:r>
-        <w:t xml:space="preserve">, </w:t>
-      </w:r>
-      <w:r>
-        <w:rPr>
-          <w:rFonts w:ascii="Consolas" w:hAnsi="Consolas"/>
-          <w:sz w:val="19"/>
-        </w:rPr>
-        <w:t>Icon24Data</w:t>
-      </w:r>
-      <w:r>
-        <w:t xml:space="preserve">, </w:t>
-      </w:r>
-      <w:r>
-        <w:rPr>
-          <w:rFonts w:ascii="Consolas" w:hAnsi="Consolas"/>
-          <w:sz w:val="19"/>
-        </w:rPr>
-        <w:t>Icon32Data</w:t>
-      </w:r>
-      <w:r>
-        <w:t xml:space="preserve">, </w:t>
-      </w:r>
-      <w:r>
-        <w:rPr>
-          <w:rFonts w:ascii="Consolas" w:hAnsi="Consolas"/>
-          <w:sz w:val="19"/>
-        </w:rPr>
-        <w:t>PreviewImageFileName</w:t>
-      </w:r>
-      <w:r>
-        <w:t xml:space="preserve">, </w:t>
-      </w:r>
-      <w:r>
-        <w:rPr>
-          <w:rFonts w:ascii="Consolas" w:hAnsi="Consolas"/>
-          <w:sz w:val="19"/>
-        </w:rPr>
-        <w:t>Source</w:t>
-      </w:r>
-      <w:r>
-        <w:t xml:space="preserve">, </w:t>
-      </w:r>
-      <w:r>
-        <w:rPr>
-          <w:rFonts w:ascii="Consolas" w:hAnsi="Consolas"/>
-          <w:sz w:val="19"/>
-        </w:rPr>
-        <w:t>BuiltInSkin</w:t>
+        <w:t>ActiveSkinName</w:t>
+      </w:r>
+      <w:r>
+        <w:t xml:space="preserve">, </w:t>
+      </w:r>
+      <w:r>
+        <w:rPr>
+          <w:rFonts w:ascii="Consolas" w:hAnsi="Consolas"/>
+          <w:sz w:val="19"/>
+        </w:rPr>
+        <w:t>SkinFolder</w:t>
+      </w:r>
+      <w:r>
+        <w:t xml:space="preserve">, </w:t>
+      </w:r>
+      <w:r>
+        <w:rPr>
+          <w:rFonts w:ascii="Consolas" w:hAnsi="Consolas"/>
+          <w:sz w:val="19"/>
+        </w:rPr>
+        <w:t>AutoRefreshControls</w:t>
       </w:r>
       <w:r>
         <w:t xml:space="preserve">, </w:t>
@@ -5631,6 +5428,56 @@
           <w:sz w:val="19"/>
         </w:rPr>
         <w:t>Appearance</w:t>
+      </w:r>
+      <w:r>
+        <w:t xml:space="preserve">, </w:t>
+      </w:r>
+      <w:r>
+        <w:rPr>
+          <w:rFonts w:ascii="Consolas" w:hAnsi="Consolas"/>
+          <w:sz w:val="19"/>
+        </w:rPr>
+        <w:t>General</w:t>
+      </w:r>
+      <w:r>
+        <w:t xml:space="preserve">, </w:t>
+      </w:r>
+      <w:r>
+        <w:rPr>
+          <w:rFonts w:ascii="Consolas" w:hAnsi="Consolas"/>
+          <w:sz w:val="19"/>
+        </w:rPr>
+        <w:t>Accent</w:t>
+      </w:r>
+      <w:r>
+        <w:t xml:space="preserve">, </w:t>
+      </w:r>
+      <w:r>
+        <w:rPr>
+          <w:rFonts w:ascii="Consolas" w:hAnsi="Consolas"/>
+          <w:sz w:val="19"/>
+        </w:rPr>
+        <w:t>Backstage</w:t>
+      </w:r>
+      <w:r>
+        <w:t xml:space="preserve">, </w:t>
+      </w:r>
+      <w:r>
+        <w:rPr>
+          <w:rFonts w:ascii="Consolas" w:hAnsi="Consolas"/>
+          <w:sz w:val="19"/>
+        </w:rPr>
+        <w:t>RecentList</w:t>
+      </w:r>
+      <w:r>
+        <w:t xml:space="preserve">, </w:t>
+      </w:r>
+      <w:r>
+        <w:rPr>
+          <w:rFonts w:ascii="Consolas" w:hAnsi="Consolas"/>
+          <w:sz w:val="19"/>
+        </w:rPr>
+        <w:t>Ribbon</w:t>
       </w:r>
       <w:r>
         <w:t>.</w:t>
@@ -5638,12 +5485,39 @@
     </w:p>
     <w:p>
       <w:r>
-        <w:t>Events: none.</w:t>
+        <w:t xml:space="preserve">Events: </w:t>
+      </w:r>
+      <w:r>
+        <w:rPr>
+          <w:rFonts w:ascii="Consolas" w:hAnsi="Consolas"/>
+          <w:sz w:val="19"/>
+        </w:rPr>
+        <w:t>OnChange</w:t>
+      </w:r>
+      <w:r>
+        <w:t>.</w:t>
       </w:r>
     </w:p>
     <w:p>
       <w:r>
-        <w:t>Use embedded icon data fields for distributable skins. File-name icon fields are legacy/import helpers.</w:t>
+        <w:rPr>
+          <w:rFonts w:ascii="Consolas" w:hAnsi="Consolas"/>
+          <w:sz w:val="19"/>
+        </w:rPr>
+        <w:t>ActiveSkinName</w:t>
+      </w:r>
+      <w:r>
+        <w:t xml:space="preserve"> is the canonical selector because it can address built-in and external skins. </w:t>
+      </w:r>
+      <w:r>
+        <w:rPr>
+          <w:rFonts w:ascii="Consolas" w:hAnsi="Consolas"/>
+          <w:sz w:val="19"/>
+        </w:rPr>
+        <w:t>ActiveSkin</w:t>
+      </w:r>
+      <w:r>
+        <w:t xml:space="preserve"> remains only as source/legacy compatibility.</w:t>
       </w:r>
     </w:p>
     <w:p>
@@ -5651,12 +5525,12 @@
         <w:pStyle w:val="Heading3"/>
       </w:pPr>
       <w:r>
-        <w:t>TLazRibbonSkinSelector</w:t>
+        <w:t>TLazRibbonSkinDefinition</w:t>
       </w:r>
     </w:p>
     <w:p>
       <w:r>
-        <w:t>Role: standalone skin selector control.</w:t>
+        <w:t>Role: serializable skin identity and visual definition.</w:t>
       </w:r>
     </w:p>
     <w:p>
@@ -5668,187 +5542,137 @@
           <w:rFonts w:ascii="Consolas" w:hAnsi="Consolas"/>
           <w:sz w:val="19"/>
         </w:rPr>
-        <w:t>SkinManager</w:t>
-      </w:r>
-      <w:r>
-        <w:t xml:space="preserve">, </w:t>
-      </w:r>
-      <w:r>
-        <w:rPr>
-          <w:rFonts w:ascii="Consolas" w:hAnsi="Consolas"/>
-          <w:sz w:val="19"/>
-        </w:rPr>
-        <w:t>Columns</w:t>
-      </w:r>
-      <w:r>
-        <w:t xml:space="preserve">, </w:t>
-      </w:r>
-      <w:r>
-        <w:rPr>
-          <w:rFonts w:ascii="Consolas" w:hAnsi="Consolas"/>
-          <w:sz w:val="19"/>
-        </w:rPr>
-        <w:t>IconWidth</w:t>
-      </w:r>
-      <w:r>
-        <w:t xml:space="preserve">, </w:t>
-      </w:r>
-      <w:r>
-        <w:rPr>
-          <w:rFonts w:ascii="Consolas" w:hAnsi="Consolas"/>
-          <w:sz w:val="19"/>
-        </w:rPr>
-        <w:t>IconHeight</w:t>
-      </w:r>
-      <w:r>
-        <w:t xml:space="preserve">, </w:t>
-      </w:r>
-      <w:r>
-        <w:rPr>
-          <w:rFonts w:ascii="Consolas" w:hAnsi="Consolas"/>
-          <w:sz w:val="19"/>
-        </w:rPr>
-        <w:t>ShowCaptions</w:t>
-      </w:r>
-      <w:r>
-        <w:t xml:space="preserve">, </w:t>
-      </w:r>
-      <w:r>
-        <w:rPr>
-          <w:rFonts w:ascii="Consolas" w:hAnsi="Consolas"/>
-          <w:sz w:val="19"/>
-        </w:rPr>
-        <w:t>SelectedSkinName</w:t>
-      </w:r>
-      <w:r>
-        <w:t xml:space="preserve">, </w:t>
-      </w:r>
-      <w:r>
-        <w:rPr>
-          <w:rFonts w:ascii="Consolas" w:hAnsi="Consolas"/>
-          <w:sz w:val="19"/>
-        </w:rPr>
-        <w:t>Align</w:t>
-      </w:r>
-      <w:r>
-        <w:t xml:space="preserve">, </w:t>
-      </w:r>
-      <w:r>
-        <w:rPr>
-          <w:rFonts w:ascii="Consolas" w:hAnsi="Consolas"/>
-          <w:sz w:val="19"/>
-        </w:rPr>
-        <w:t>Anchors</w:t>
-      </w:r>
-      <w:r>
-        <w:t xml:space="preserve">, </w:t>
-      </w:r>
-      <w:r>
-        <w:rPr>
-          <w:rFonts w:ascii="Consolas" w:hAnsi="Consolas"/>
-          <w:sz w:val="19"/>
-        </w:rPr>
-        <w:t>BorderSpacing</w:t>
-      </w:r>
-      <w:r>
-        <w:t xml:space="preserve">, </w:t>
-      </w:r>
-      <w:r>
-        <w:rPr>
-          <w:rFonts w:ascii="Consolas" w:hAnsi="Consolas"/>
-          <w:sz w:val="19"/>
-        </w:rPr>
-        <w:t>Color</w:t>
-      </w:r>
-      <w:r>
-        <w:t xml:space="preserve">, </w:t>
-      </w:r>
-      <w:r>
-        <w:rPr>
-          <w:rFonts w:ascii="Consolas" w:hAnsi="Consolas"/>
-          <w:sz w:val="19"/>
-        </w:rPr>
-        <w:t>Constraints</w:t>
-      </w:r>
-      <w:r>
-        <w:t xml:space="preserve">, </w:t>
-      </w:r>
-      <w:r>
-        <w:rPr>
-          <w:rFonts w:ascii="Consolas" w:hAnsi="Consolas"/>
-          <w:sz w:val="19"/>
-        </w:rPr>
-        <w:t>Enabled</w:t>
-      </w:r>
-      <w:r>
-        <w:t xml:space="preserve">, </w:t>
-      </w:r>
-      <w:r>
-        <w:rPr>
-          <w:rFonts w:ascii="Consolas" w:hAnsi="Consolas"/>
-          <w:sz w:val="19"/>
-        </w:rPr>
-        <w:t>Font</w:t>
-      </w:r>
-      <w:r>
-        <w:t xml:space="preserve">, </w:t>
-      </w:r>
-      <w:r>
-        <w:rPr>
-          <w:rFonts w:ascii="Consolas" w:hAnsi="Consolas"/>
-          <w:sz w:val="19"/>
-        </w:rPr>
-        <w:t>ParentColor</w:t>
-      </w:r>
-      <w:r>
-        <w:t xml:space="preserve">, </w:t>
-      </w:r>
-      <w:r>
-        <w:rPr>
-          <w:rFonts w:ascii="Consolas" w:hAnsi="Consolas"/>
-          <w:sz w:val="19"/>
-        </w:rPr>
-        <w:t>ParentFont</w:t>
-      </w:r>
-      <w:r>
-        <w:t xml:space="preserve">, </w:t>
-      </w:r>
-      <w:r>
-        <w:rPr>
-          <w:rFonts w:ascii="Consolas" w:hAnsi="Consolas"/>
-          <w:sz w:val="19"/>
-        </w:rPr>
-        <w:t>ParentShowHint</w:t>
-      </w:r>
-      <w:r>
-        <w:t xml:space="preserve">, </w:t>
-      </w:r>
-      <w:r>
-        <w:rPr>
-          <w:rFonts w:ascii="Consolas" w:hAnsi="Consolas"/>
-          <w:sz w:val="19"/>
-        </w:rPr>
-        <w:t>PopupMenu</w:t>
-      </w:r>
-      <w:r>
-        <w:t xml:space="preserve">, </w:t>
-      </w:r>
-      <w:r>
-        <w:rPr>
-          <w:rFonts w:ascii="Consolas" w:hAnsi="Consolas"/>
-          <w:sz w:val="19"/>
-        </w:rPr>
-        <w:t>ShowHint</w:t>
-      </w:r>
-      <w:r>
-        <w:t xml:space="preserve">, </w:t>
-      </w:r>
-      <w:r>
-        <w:rPr>
-          <w:rFonts w:ascii="Consolas" w:hAnsi="Consolas"/>
-          <w:sz w:val="19"/>
-        </w:rPr>
-        <w:t>Visible</w:t>
+        <w:t>Name</w:t>
+      </w:r>
+      <w:r>
+        <w:t xml:space="preserve">, </w:t>
+      </w:r>
+      <w:r>
+        <w:rPr>
+          <w:rFonts w:ascii="Consolas" w:hAnsi="Consolas"/>
+          <w:sz w:val="19"/>
+        </w:rPr>
+        <w:t>DisplayName</w:t>
+      </w:r>
+      <w:r>
+        <w:t xml:space="preserve">, </w:t>
+      </w:r>
+      <w:r>
+        <w:rPr>
+          <w:rFonts w:ascii="Consolas" w:hAnsi="Consolas"/>
+          <w:sz w:val="19"/>
+        </w:rPr>
+        <w:t>GroupName</w:t>
+      </w:r>
+      <w:r>
+        <w:t xml:space="preserve">, </w:t>
+      </w:r>
+      <w:r>
+        <w:rPr>
+          <w:rFonts w:ascii="Consolas" w:hAnsi="Consolas"/>
+          <w:sz w:val="19"/>
+        </w:rPr>
+        <w:t>Author</w:t>
+      </w:r>
+      <w:r>
+        <w:t xml:space="preserve">, </w:t>
+      </w:r>
+      <w:r>
+        <w:rPr>
+          <w:rFonts w:ascii="Consolas" w:hAnsi="Consolas"/>
+          <w:sz w:val="19"/>
+        </w:rPr>
+        <w:t>Description</w:t>
+      </w:r>
+      <w:r>
+        <w:t xml:space="preserve">, </w:t>
+      </w:r>
+      <w:r>
+        <w:rPr>
+          <w:rFonts w:ascii="Consolas" w:hAnsi="Consolas"/>
+          <w:sz w:val="19"/>
+        </w:rPr>
+        <w:t>Notes</w:t>
+      </w:r>
+      <w:r>
+        <w:t xml:space="preserve">, </w:t>
+      </w:r>
+      <w:r>
+        <w:rPr>
+          <w:rFonts w:ascii="Consolas" w:hAnsi="Consolas"/>
+          <w:sz w:val="19"/>
+        </w:rPr>
+        <w:t>FormatVersion</w:t>
+      </w:r>
+      <w:r>
+        <w:t xml:space="preserve">, </w:t>
+      </w:r>
+      <w:r>
+        <w:rPr>
+          <w:rFonts w:ascii="Consolas" w:hAnsi="Consolas"/>
+          <w:sz w:val="19"/>
+        </w:rPr>
+        <w:t>Icon16Data</w:t>
+      </w:r>
+      <w:r>
+        <w:t xml:space="preserve">, </w:t>
+      </w:r>
+      <w:r>
+        <w:rPr>
+          <w:rFonts w:ascii="Consolas" w:hAnsi="Consolas"/>
+          <w:sz w:val="19"/>
+        </w:rPr>
+        <w:t>Icon24Data</w:t>
+      </w:r>
+      <w:r>
+        <w:t xml:space="preserve">, </w:t>
+      </w:r>
+      <w:r>
+        <w:rPr>
+          <w:rFonts w:ascii="Consolas" w:hAnsi="Consolas"/>
+          <w:sz w:val="19"/>
+        </w:rPr>
+        <w:t>Icon32Data</w:t>
+      </w:r>
+      <w:r>
+        <w:t xml:space="preserve">, </w:t>
+      </w:r>
+      <w:r>
+        <w:rPr>
+          <w:rFonts w:ascii="Consolas" w:hAnsi="Consolas"/>
+          <w:sz w:val="19"/>
+        </w:rPr>
+        <w:t>PreviewImageFileName</w:t>
+      </w:r>
+      <w:r>
+        <w:t xml:space="preserve">, </w:t>
+      </w:r>
+      <w:r>
+        <w:rPr>
+          <w:rFonts w:ascii="Consolas" w:hAnsi="Consolas"/>
+          <w:sz w:val="19"/>
+        </w:rPr>
+        <w:t>Source</w:t>
+      </w:r>
+      <w:r>
+        <w:t xml:space="preserve">, </w:t>
+      </w:r>
+      <w:r>
+        <w:rPr>
+          <w:rFonts w:ascii="Consolas" w:hAnsi="Consolas"/>
+          <w:sz w:val="19"/>
+        </w:rPr>
+        <w:t>BuiltInSkin</w:t>
+      </w:r>
+      <w:r>
+        <w:t xml:space="preserve">, </w:t>
+      </w:r>
+      <w:r>
+        <w:rPr>
+          <w:rFonts w:ascii="Consolas" w:hAnsi="Consolas"/>
+          <w:sz w:val="19"/>
+        </w:rPr>
+        <w:t>Appearance</w:t>
       </w:r>
       <w:r>
         <w:t>.</w:t>
@@ -5856,27 +5680,12 @@
     </w:p>
     <w:p>
       <w:r>
-        <w:t xml:space="preserve">Events: </w:t>
-      </w:r>
-      <w:r>
-        <w:rPr>
-          <w:rFonts w:ascii="Consolas" w:hAnsi="Consolas"/>
-          <w:sz w:val="19"/>
-        </w:rPr>
-        <w:t>OnClick</w:t>
-      </w:r>
-      <w:r>
-        <w:t xml:space="preserve">, </w:t>
-      </w:r>
-      <w:r>
-        <w:rPr>
-          <w:rFonts w:ascii="Consolas" w:hAnsi="Consolas"/>
-          <w:sz w:val="19"/>
-        </w:rPr>
-        <w:t>OnSkinSelected</w:t>
-      </w:r>
-      <w:r>
-        <w:t>.</w:t>
+        <w:t>Events: none.</w:t>
+      </w:r>
+    </w:p>
+    <w:p>
+      <w:r>
+        <w:t>Use embedded icon data fields for distributable skins. File-name icon fields are legacy/import helpers.</w:t>
       </w:r>
     </w:p>
     <w:p>
@@ -5884,6 +5693,239 @@
         <w:pStyle w:val="Heading3"/>
       </w:pPr>
       <w:r>
+        <w:t>TLazRibbonSkinSelector</w:t>
+      </w:r>
+    </w:p>
+    <w:p>
+      <w:r>
+        <w:t>Role: standalone skin selector control.</w:t>
+      </w:r>
+    </w:p>
+    <w:p>
+      <w:r>
+        <w:t xml:space="preserve">Properties: </w:t>
+      </w:r>
+      <w:r>
+        <w:rPr>
+          <w:rFonts w:ascii="Consolas" w:hAnsi="Consolas"/>
+          <w:sz w:val="19"/>
+        </w:rPr>
+        <w:t>SkinManager</w:t>
+      </w:r>
+      <w:r>
+        <w:t xml:space="preserve">, </w:t>
+      </w:r>
+      <w:r>
+        <w:rPr>
+          <w:rFonts w:ascii="Consolas" w:hAnsi="Consolas"/>
+          <w:sz w:val="19"/>
+        </w:rPr>
+        <w:t>Columns</w:t>
+      </w:r>
+      <w:r>
+        <w:t xml:space="preserve">, </w:t>
+      </w:r>
+      <w:r>
+        <w:rPr>
+          <w:rFonts w:ascii="Consolas" w:hAnsi="Consolas"/>
+          <w:sz w:val="19"/>
+        </w:rPr>
+        <w:t>IconWidth</w:t>
+      </w:r>
+      <w:r>
+        <w:t xml:space="preserve">, </w:t>
+      </w:r>
+      <w:r>
+        <w:rPr>
+          <w:rFonts w:ascii="Consolas" w:hAnsi="Consolas"/>
+          <w:sz w:val="19"/>
+        </w:rPr>
+        <w:t>IconHeight</w:t>
+      </w:r>
+      <w:r>
+        <w:t xml:space="preserve">, </w:t>
+      </w:r>
+      <w:r>
+        <w:rPr>
+          <w:rFonts w:ascii="Consolas" w:hAnsi="Consolas"/>
+          <w:sz w:val="19"/>
+        </w:rPr>
+        <w:t>ShowCaptions</w:t>
+      </w:r>
+      <w:r>
+        <w:t xml:space="preserve">, </w:t>
+      </w:r>
+      <w:r>
+        <w:rPr>
+          <w:rFonts w:ascii="Consolas" w:hAnsi="Consolas"/>
+          <w:sz w:val="19"/>
+        </w:rPr>
+        <w:t>SelectedSkinName</w:t>
+      </w:r>
+      <w:r>
+        <w:t xml:space="preserve">, </w:t>
+      </w:r>
+      <w:r>
+        <w:rPr>
+          <w:rFonts w:ascii="Consolas" w:hAnsi="Consolas"/>
+          <w:sz w:val="19"/>
+        </w:rPr>
+        <w:t>Align</w:t>
+      </w:r>
+      <w:r>
+        <w:t xml:space="preserve">, </w:t>
+      </w:r>
+      <w:r>
+        <w:rPr>
+          <w:rFonts w:ascii="Consolas" w:hAnsi="Consolas"/>
+          <w:sz w:val="19"/>
+        </w:rPr>
+        <w:t>Anchors</w:t>
+      </w:r>
+      <w:r>
+        <w:t xml:space="preserve">, </w:t>
+      </w:r>
+      <w:r>
+        <w:rPr>
+          <w:rFonts w:ascii="Consolas" w:hAnsi="Consolas"/>
+          <w:sz w:val="19"/>
+        </w:rPr>
+        <w:t>BorderSpacing</w:t>
+      </w:r>
+      <w:r>
+        <w:t xml:space="preserve">, </w:t>
+      </w:r>
+      <w:r>
+        <w:rPr>
+          <w:rFonts w:ascii="Consolas" w:hAnsi="Consolas"/>
+          <w:sz w:val="19"/>
+        </w:rPr>
+        <w:t>Color</w:t>
+      </w:r>
+      <w:r>
+        <w:t xml:space="preserve">, </w:t>
+      </w:r>
+      <w:r>
+        <w:rPr>
+          <w:rFonts w:ascii="Consolas" w:hAnsi="Consolas"/>
+          <w:sz w:val="19"/>
+        </w:rPr>
+        <w:t>Constraints</w:t>
+      </w:r>
+      <w:r>
+        <w:t xml:space="preserve">, </w:t>
+      </w:r>
+      <w:r>
+        <w:rPr>
+          <w:rFonts w:ascii="Consolas" w:hAnsi="Consolas"/>
+          <w:sz w:val="19"/>
+        </w:rPr>
+        <w:t>Enabled</w:t>
+      </w:r>
+      <w:r>
+        <w:t xml:space="preserve">, </w:t>
+      </w:r>
+      <w:r>
+        <w:rPr>
+          <w:rFonts w:ascii="Consolas" w:hAnsi="Consolas"/>
+          <w:sz w:val="19"/>
+        </w:rPr>
+        <w:t>Font</w:t>
+      </w:r>
+      <w:r>
+        <w:t xml:space="preserve">, </w:t>
+      </w:r>
+      <w:r>
+        <w:rPr>
+          <w:rFonts w:ascii="Consolas" w:hAnsi="Consolas"/>
+          <w:sz w:val="19"/>
+        </w:rPr>
+        <w:t>ParentColor</w:t>
+      </w:r>
+      <w:r>
+        <w:t xml:space="preserve">, </w:t>
+      </w:r>
+      <w:r>
+        <w:rPr>
+          <w:rFonts w:ascii="Consolas" w:hAnsi="Consolas"/>
+          <w:sz w:val="19"/>
+        </w:rPr>
+        <w:t>ParentFont</w:t>
+      </w:r>
+      <w:r>
+        <w:t xml:space="preserve">, </w:t>
+      </w:r>
+      <w:r>
+        <w:rPr>
+          <w:rFonts w:ascii="Consolas" w:hAnsi="Consolas"/>
+          <w:sz w:val="19"/>
+        </w:rPr>
+        <w:t>ParentShowHint</w:t>
+      </w:r>
+      <w:r>
+        <w:t xml:space="preserve">, </w:t>
+      </w:r>
+      <w:r>
+        <w:rPr>
+          <w:rFonts w:ascii="Consolas" w:hAnsi="Consolas"/>
+          <w:sz w:val="19"/>
+        </w:rPr>
+        <w:t>PopupMenu</w:t>
+      </w:r>
+      <w:r>
+        <w:t xml:space="preserve">, </w:t>
+      </w:r>
+      <w:r>
+        <w:rPr>
+          <w:rFonts w:ascii="Consolas" w:hAnsi="Consolas"/>
+          <w:sz w:val="19"/>
+        </w:rPr>
+        <w:t>ShowHint</w:t>
+      </w:r>
+      <w:r>
+        <w:t xml:space="preserve">, </w:t>
+      </w:r>
+      <w:r>
+        <w:rPr>
+          <w:rFonts w:ascii="Consolas" w:hAnsi="Consolas"/>
+          <w:sz w:val="19"/>
+        </w:rPr>
+        <w:t>Visible</w:t>
+      </w:r>
+      <w:r>
+        <w:t>.</w:t>
+      </w:r>
+    </w:p>
+    <w:p>
+      <w:r>
+        <w:t xml:space="preserve">Events: </w:t>
+      </w:r>
+      <w:r>
+        <w:rPr>
+          <w:rFonts w:ascii="Consolas" w:hAnsi="Consolas"/>
+          <w:sz w:val="19"/>
+        </w:rPr>
+        <w:t>OnClick</w:t>
+      </w:r>
+      <w:r>
+        <w:t xml:space="preserve">, </w:t>
+      </w:r>
+      <w:r>
+        <w:rPr>
+          <w:rFonts w:ascii="Consolas" w:hAnsi="Consolas"/>
+          <w:sz w:val="19"/>
+        </w:rPr>
+        <w:t>OnSkinSelected</w:t>
+      </w:r>
+      <w:r>
+        <w:t>.</w:t>
+      </w:r>
+    </w:p>
+    <w:p>
+      <w:pPr>
+        <w:pStyle w:val="Heading3"/>
+      </w:pPr>
+      <w:r>
         <w:t>Skin Color Groups</w:t>
       </w:r>
     </w:p>
@@ -6632,7 +6674,7 @@
         <w:pStyle w:val="CodeBlock"/>
       </w:pPr>
       <w:r>
-        <w:t>powershell -ExecutionPolicy Bypass -File tools\check_project_consistency.ps1 -ExpectedVersion 2.1.18</w:t>
+        <w:t>powershell -ExecutionPolicy Bypass -File tools\check_project_consistency.ps1 -ExpectedVersion 2.1.19</w:t>
       </w:r>
     </w:p>
     <w:sectPr>
@@ -6658,7 +6700,7 @@
         <w:color w:val="555555"/>
         <w:sz w:val="18"/>
       </w:rPr>
-      <w:t>LazRibbon 2.1.18</w:t>
+      <w:t>LazRibbon 2.1.19</w:t>
     </w:r>
   </w:p>
 </w:ftr>
